--- a/examples/habs_round1_2026/game3_post_2026-04-25_EN.docx
+++ b/examples/habs_round1_2026/game3_post_2026-04-25_EN.docx
@@ -52,7 +52,7 @@
           <w:sz w:val="18"/>
           <w:szCs w:val="18"/>
         </w:rPr>
-        <w:t xml:space="preserve">Published 2026-04-25 · Series MTL leads 2–1 · Game 4 in Montreal</w:t>
+        <w:t xml:space="preserve">Published 2026-04-25 · MTL leads 2–1 · Game 4 Sunday at the Bell Centre</w:t>
       </w:r>
     </w:p>
     <w:p>
@@ -83,10 +83,38 @@
       <w:r>
         <w:rPr>
           <w:rFonts w:ascii="Arial" w:cs="Arial" w:eastAsia="Arial" w:hAnsi="Arial"/>
+          <w:b/>
+          <w:bCs/>
           <w:sz w:val="20"/>
           <w:szCs w:val="20"/>
         </w:rPr>
-        <w:t xml:space="preserve">The series is a textbook </w:t>
+        <w:t xml:space="preserve">The Game 3 win came from a line reshuffle, not the same lineup</w:t>
+      </w:r>
+      <w:r>
+        <w:rPr>
+          <w:rFonts w:ascii="Arial" w:cs="Arial" w:eastAsia="Arial" w:hAnsi="Arial"/>
+          <w:sz w:val="20"/>
+          <w:szCs w:val="20"/>
+        </w:rPr>
+        <w:t xml:space="preserve">. MTL kept the same 18 skaters but St-Louis broke up two G2 lines: Texier (LW) moved to ride shotgun with Dach (C) and Bolduc (RW), and Kapanen slid into the center role between Newhook and Demidov (the spot Newhook held in Game 2). The new Texier-Dach-Bolduc line played 6.7 minutes together at 5v5 and produced 2 of MTL's 3 goals. Radio-Canada reported the change pre-game; the shift data confirms it.</w:t>
+      </w:r>
+    </w:p>
+    <w:p>
+      <w:pPr>
+        <w:pStyle w:val="ListParagraph"/>
+        <w:numPr>
+          <w:ilvl w:val="0"/>
+          <w:numId w:val="2"/>
+        </w:numPr>
+        <w:spacing w:after="80"/>
+      </w:pPr>
+      <w:r>
+        <w:rPr>
+          <w:rFonts w:ascii="Arial" w:cs="Arial" w:eastAsia="Arial" w:hAnsi="Arial"/>
+          <w:sz w:val="20"/>
+          <w:szCs w:val="20"/>
+        </w:rPr>
+        <w:t xml:space="preserve">TBL </w:t>
       </w:r>
       <w:r>
         <w:rPr>
@@ -96,7 +124,7 @@
           <w:sz w:val="20"/>
           <w:szCs w:val="20"/>
         </w:rPr>
-        <w:t xml:space="preserve">Tampa drives shot volume, Montreal converts on quality</w:t>
+        <w:t xml:space="preserve">also reshuffled</w:t>
       </w:r>
       <w:r>
         <w:rPr>
@@ -104,7 +132,43 @@
           <w:sz w:val="20"/>
           <w:szCs w:val="20"/>
         </w:rPr>
-        <w:t xml:space="preserve"> matchup. At 5v5 over 3 games TBL has 55.4 % of shot attempts (CF%) but MTL has 56.1 % of expected goals and </w:t>
+        <w:t xml:space="preserve"> — five of their six top G2 forward combinations didn't come back in G3. Both coaches blinked.</w:t>
+      </w:r>
+    </w:p>
+    <w:p>
+      <w:pPr>
+        <w:pStyle w:val="ListParagraph"/>
+        <w:numPr>
+          <w:ilvl w:val="0"/>
+          <w:numId w:val="2"/>
+        </w:numPr>
+        <w:spacing w:after="80"/>
+      </w:pPr>
+      <w:r>
+        <w:rPr>
+          <w:rFonts w:ascii="Arial" w:cs="Arial" w:eastAsia="Arial" w:hAnsi="Arial"/>
+          <w:sz w:val="20"/>
+          <w:szCs w:val="20"/>
+        </w:rPr>
+        <w:t xml:space="preserve">The series remains a </w:t>
+      </w:r>
+      <w:r>
+        <w:rPr>
+          <w:rFonts w:ascii="Arial" w:cs="Arial" w:eastAsia="Arial" w:hAnsi="Arial"/>
+          <w:b/>
+          <w:bCs/>
+          <w:sz w:val="20"/>
+          <w:szCs w:val="20"/>
+        </w:rPr>
+        <w:t xml:space="preserve">Tampa-volume vs. Montreal-quality</w:t>
+      </w:r>
+      <w:r>
+        <w:rPr>
+          <w:rFonts w:ascii="Arial" w:cs="Arial" w:eastAsia="Arial" w:hAnsi="Arial"/>
+          <w:sz w:val="20"/>
+          <w:szCs w:val="20"/>
+        </w:rPr>
+        <w:t xml:space="preserve"> tactical pattern. At 5v5 across 3 games TBL has 55.4 % of shot attempts but MTL has </w:t>
       </w:r>
       <w:r>
         <w:rPr>
@@ -122,7 +186,7 @@
           <w:sz w:val="20"/>
           <w:szCs w:val="20"/>
         </w:rPr>
-        <w:t xml:space="preserve"> of high-danger chances.</w:t>
+        <w:t xml:space="preserve"> of high-danger chances and 56.1 % of expected goals.</w:t>
       </w:r>
     </w:p>
     <w:p>
@@ -140,115 +204,7 @@
           <w:sz w:val="20"/>
           <w:szCs w:val="20"/>
         </w:rPr>
-        <w:t xml:space="preserve">Slafkovský's individual offense </w:t>
-      </w:r>
-      <w:r>
-        <w:rPr>
-          <w:rFonts w:ascii="Arial" w:cs="Arial" w:eastAsia="Arial" w:hAnsi="Arial"/>
-          <w:b/>
-          <w:bCs/>
-          <w:sz w:val="20"/>
-          <w:szCs w:val="20"/>
-        </w:rPr>
-        <w:t xml:space="preserve">fell off a cliff after the Hagel fight at G2 P2 5:14</w:t>
-      </w:r>
-      <w:r>
-        <w:rPr>
-          <w:rFonts w:ascii="Arial" w:cs="Arial" w:eastAsia="Arial" w:hAnsi="Arial"/>
-          <w:sz w:val="20"/>
-          <w:szCs w:val="20"/>
-        </w:rPr>
-        <w:t xml:space="preserve"> — 8 shots / 3 goals before, 2 shots / 0 goals after — but </w:t>
-      </w:r>
-      <w:r>
-        <w:rPr>
-          <w:rFonts w:ascii="Arial" w:cs="Arial" w:eastAsia="Arial" w:hAnsi="Arial"/>
-          <w:b/>
-          <w:bCs/>
-          <w:sz w:val="20"/>
-          <w:szCs w:val="20"/>
-        </w:rPr>
-        <w:t xml:space="preserve">his line is still winning the on-ice battle (20-9 SOG, 2-1 goals after the fight)</w:t>
-      </w:r>
-      <w:r>
-        <w:rPr>
-          <w:rFonts w:ascii="Arial" w:cs="Arial" w:eastAsia="Arial" w:hAnsi="Arial"/>
-          <w:sz w:val="20"/>
-          <w:szCs w:val="20"/>
-        </w:rPr>
-        <w:t xml:space="preserve">. "Less impactful" is the wrong frame; "playing differently" is right.</w:t>
-      </w:r>
-    </w:p>
-    <w:p>
-      <w:pPr>
-        <w:pStyle w:val="ListParagraph"/>
-        <w:numPr>
-          <w:ilvl w:val="0"/>
-          <w:numId w:val="2"/>
-        </w:numPr>
-        <w:spacing w:after="80"/>
-      </w:pPr>
-      <w:r>
-        <w:rPr>
-          <w:rFonts w:ascii="Arial" w:cs="Arial" w:eastAsia="Arial" w:hAnsi="Arial"/>
-          <w:sz w:val="20"/>
-          <w:szCs w:val="20"/>
-        </w:rPr>
-        <w:t xml:space="preserve">The depth-scoring narrative is real, with a twist. </w:t>
-      </w:r>
-      <w:r>
-        <w:rPr>
-          <w:rFonts w:ascii="Arial" w:cs="Arial" w:eastAsia="Arial" w:hAnsi="Arial"/>
-          <w:b/>
-          <w:bCs/>
-          <w:sz w:val="20"/>
-          <w:szCs w:val="20"/>
-        </w:rPr>
-        <w:t xml:space="preserve">Bolduc, Dach, Texier, Hutson and Xhekaj have outperformed their regular-season iso impact</w:t>
-      </w:r>
-      <w:r>
-        <w:rPr>
-          <w:rFonts w:ascii="Arial" w:cs="Arial" w:eastAsia="Arial" w:hAnsi="Arial"/>
-          <w:sz w:val="20"/>
-          <w:szCs w:val="20"/>
-        </w:rPr>
-        <w:t xml:space="preserve">, while </w:t>
-      </w:r>
-      <w:r>
-        <w:rPr>
-          <w:rFonts w:ascii="Arial" w:cs="Arial" w:eastAsia="Arial" w:hAnsi="Arial"/>
-          <w:b/>
-          <w:bCs/>
-          <w:sz w:val="20"/>
-          <w:szCs w:val="20"/>
-        </w:rPr>
-        <w:t xml:space="preserve">Suzuki, Caufield and Hutson</w:t>
-      </w:r>
-      <w:r>
-        <w:rPr>
-          <w:rFonts w:ascii="Arial" w:cs="Arial" w:eastAsia="Arial" w:hAnsi="Arial"/>
-          <w:sz w:val="20"/>
-          <w:szCs w:val="20"/>
-        </w:rPr>
-        <w:t xml:space="preserve"> (despite scoring) are below their regular-season iso impact in 5v5 minutes. Stars not driving even-strength play; depth picking up the slack.</w:t>
-      </w:r>
-    </w:p>
-    <w:p>
-      <w:pPr>
-        <w:pStyle w:val="ListParagraph"/>
-        <w:numPr>
-          <w:ilvl w:val="0"/>
-          <w:numId w:val="2"/>
-        </w:numPr>
-        <w:spacing w:after="80"/>
-      </w:pPr>
-      <w:r>
-        <w:rPr>
-          <w:rFonts w:ascii="Arial" w:cs="Arial" w:eastAsia="Arial" w:hAnsi="Arial"/>
-          <w:sz w:val="20"/>
-          <w:szCs w:val="20"/>
-        </w:rPr>
-        <w:t xml:space="preserve">PDO splits MTL 1.008 / TBL 0.992 — the underlying numbers are tighter than the 2-1 series score suggests. Across the series Vasilevskiy and Dobes have faced near-identical shot volumes (75 vs. 74) and similar save percentages (.893 vs. .905) — Game 3's lopsided 29-17 is a single-game phenomenon, not a series trend.</w:t>
+        <w:t xml:space="preserve">Vasilevskiy "more reliable than Dobes" was a pre-series narrative that the data has refuted — through 3 games Dobes' implied save percentage (.905) is actually a tick higher than Vasilevskiy's (.893), with near-identical workloads (74 vs 75 shots faced).</w:t>
       </w:r>
     </w:p>
     <w:p>
@@ -309,11 +265,18 @@
                 <w:rFonts w:ascii="Arial" w:cs="Arial" w:eastAsia="Arial" w:hAnsi="Arial"/>
                 <w:b/>
                 <w:bCs/>
-                <w:color w:val="111111"/>
-                <w:sz w:val="22"/>
-                <w:szCs w:val="22"/>
-              </w:rPr>
-              <w:t xml:space="preserve"/>
+                <w:sz w:val="20"/>
+                <w:szCs w:val="20"/>
+              </w:rPr>
+              <w:t xml:space="preserve">Verdict colors.</w:t>
+            </w:r>
+            <w:r>
+              <w:rPr>
+                <w:rFonts w:ascii="Arial" w:cs="Arial" w:eastAsia="Arial" w:hAnsi="Arial"/>
+                <w:sz w:val="20"/>
+                <w:szCs w:val="20"/>
+              </w:rPr>
+              <w:t xml:space="preserve"> Each claim is graded against the data: green = confirmed, amber = mixed or directional, red = refuted by the data we have.</w:t>
             </w:r>
           </w:p>
           <w:p>
@@ -328,7 +291,7 @@
                 <w:sz w:val="20"/>
                 <w:szCs w:val="20"/>
               </w:rPr>
-              <w:t xml:space="preserve">Verdict colors.</w:t>
+              <w:t xml:space="preserve">Sources.</w:t>
             </w:r>
             <w:r>
               <w:rPr>
@@ -336,7 +299,7 @@
                 <w:sz w:val="20"/>
                 <w:szCs w:val="20"/>
               </w:rPr>
-              <w:t xml:space="preserve"> Each claim is graded against the data: green = confirmed, amber = mixed or directional, red = refuted by the data we have.</w:t>
+              <w:t xml:space="preserve"> Numbers come from Natural Stat Trick (5v5 / 5v4 series totals) and NHL.com's public play-by-play and shift charts. Press claims come from La Presse, RDS, Radio-Canada, NY Post, Habs Eyes On The Prize, HockeyDB.</w:t>
             </w:r>
           </w:p>
           <w:p>
@@ -351,7 +314,7 @@
                 <w:sz w:val="20"/>
                 <w:szCs w:val="20"/>
               </w:rPr>
-              <w:t xml:space="preserve">Sources.</w:t>
+              <w:t xml:space="preserve">No predictions.</w:t>
             </w:r>
             <w:r>
               <w:rPr>
@@ -359,30 +322,7 @@
                 <w:sz w:val="20"/>
                 <w:szCs w:val="20"/>
               </w:rPr>
-              <w:t xml:space="preserve"> All numbers come from Natural Stat Trick (5v5 / 5v4 series totals) or NHL.com's public play-by-play and shift charts (per-game and per-period detail). Methodology, formulas, and caveats live in the project glossary.</w:t>
-            </w:r>
-          </w:p>
-          <w:p>
-            <w:pPr>
-              <w:spacing w:after="60"/>
-            </w:pPr>
-            <w:r>
-              <w:rPr>
-                <w:rFonts w:ascii="Arial" w:cs="Arial" w:eastAsia="Arial" w:hAnsi="Arial"/>
-                <w:b/>
-                <w:bCs/>
-                <w:sz w:val="20"/>
-                <w:szCs w:val="20"/>
-              </w:rPr>
-              <w:t xml:space="preserve">No predictions.</w:t>
-            </w:r>
-            <w:r>
-              <w:rPr>
-                <w:rFonts w:ascii="Arial" w:cs="Arial" w:eastAsia="Arial" w:hAnsi="Arial"/>
-                <w:sz w:val="20"/>
-                <w:szCs w:val="20"/>
-              </w:rPr>
-              <w:t xml:space="preserve"> This report grades claims, it does not predict the series outcome. 3 games is a tiny sample — every iso-impact number should be read as directional, not predictive.</w:t>
+              <w:t xml:space="preserve"> This report grades claims, it does not predict the series outcome. Three games is a tiny sample; every iso-impact number should be read as directional.</w:t>
             </w:r>
           </w:p>
         </w:tc>
@@ -391,6 +331,35 @@
     <w:p>
       <w:r>
         <w:br w:type="page"/>
+      </w:r>
+    </w:p>
+    <w:p>
+      <w:pPr>
+        <w:pStyle w:val="Heading1"/>
+      </w:pPr>
+      <w:r>
+        <w:rPr>
+          <w:rFonts w:ascii="Arial" w:cs="Arial" w:eastAsia="Arial" w:hAnsi="Arial"/>
+          <w:b/>
+          <w:bCs/>
+          <w:color w:val="1F2F4A"/>
+          <w:sz w:val="30"/>
+          <w:szCs w:val="30"/>
+        </w:rPr>
+        <w:t xml:space="preserve">1. The Game 3 line reshuffle — and what it produced</w:t>
+      </w:r>
+    </w:p>
+    <w:p>
+      <w:pPr>
+        <w:spacing w:after="100"/>
+      </w:pPr>
+      <w:r>
+        <w:rPr>
+          <w:rFonts w:ascii="Arial" w:cs="Arial" w:eastAsia="Arial" w:hAnsi="Arial"/>
+          <w:sz w:val="20"/>
+          <w:szCs w:val="20"/>
+        </w:rPr>
+        <w:t xml:space="preserve">The instinct that "MTL kept the same lineup" was half right. The 18 skaters were unchanged, but two of MTL's four forward lines were reshuffled. Per Radio-Canada's pre-game report, St-Louis put Kapanen at center between Newhook and Demidov (replacing Newhook, who had been the line's center in Game 2 and dropped to a wing role), and shifted Texier from that line over to play with Dach and Bolduc. We cross-checked against the actual deployed lines from NHL.com's shift chart — the change matches.</w:t>
       </w:r>
     </w:p>
     <w:p>
@@ -406,7 +375,1853 @@
           <w:sz w:val="24"/>
           <w:szCs w:val="24"/>
         </w:rPr>
-        <w:t xml:space="preserve">Claims ledger</w:t>
+        <w:t xml:space="preserve">MTL lines, Game 2 → Game 3</w:t>
+      </w:r>
+    </w:p>
+    <w:p>
+      <w:pPr>
+        <w:spacing w:after="100"/>
+      </w:pPr>
+      <w:r>
+        <w:rPr>
+          <w:rFonts w:ascii="Arial" w:cs="Arial" w:eastAsia="Arial" w:hAnsi="Arial"/>
+          <w:i/>
+          <w:iCs/>
+          <w:color w:val="666666"/>
+          <w:sz w:val="20"/>
+          <w:szCs w:val="20"/>
+        </w:rPr>
+        <w:t xml:space="preserve">Top forward combinations by total seconds together at any strength state, from the actual shift data (not pre-game listings).</w:t>
+      </w:r>
+    </w:p>
+    <w:tbl>
+      <w:tblPr>
+        <w:tblW w:type="auto" w:w="100"/>
+        <w:tblBorders>
+          <w:top w:val="single" w:color="auto" w:sz="4"/>
+          <w:left w:val="single" w:color="auto" w:sz="4"/>
+          <w:bottom w:val="single" w:color="auto" w:sz="4"/>
+          <w:right w:val="single" w:color="auto" w:sz="4"/>
+          <w:insideH w:val="single" w:color="auto" w:sz="4"/>
+          <w:insideV w:val="single" w:color="auto" w:sz="4"/>
+        </w:tblBorders>
+        <w:tblCellMar>
+          <w:top w:type="dxa" w:w="70"/>
+          <w:left w:type="dxa" w:w="120"/>
+          <w:bottom w:type="dxa" w:w="70"/>
+          <w:right w:type="dxa" w:w="120"/>
+        </w:tblCellMar>
+      </w:tblPr>
+      <w:tblGrid>
+        <w:gridCol w:w="1100"/>
+        <w:gridCol w:w="3500"/>
+        <w:gridCol w:w="3500"/>
+        <w:gridCol w:w="1260"/>
+      </w:tblGrid>
+      <w:tr>
+        <w:trPr>
+          <w:tblHeader/>
+        </w:trPr>
+        <w:tc>
+          <w:tcPr>
+            <w:tcW w:type="dxa" w:w="1100"/>
+            <w:tcBorders>
+              <w:top w:val="single" w:color="BFBFBF" w:sz="4"/>
+              <w:left w:val="single" w:color="BFBFBF" w:sz="4"/>
+              <w:bottom w:val="single" w:color="BFBFBF" w:sz="4"/>
+              <w:right w:val="single" w:color="BFBFBF" w:sz="4"/>
+            </w:tcBorders>
+            <w:shd w:fill="1F2F4A" w:val="clear"/>
+            <w:vAlign w:val="center"/>
+          </w:tcPr>
+          <w:p>
+            <w:pPr>
+              <w:jc w:val="center"/>
+            </w:pPr>
+            <w:r>
+              <w:rPr>
+                <w:rFonts w:ascii="Arial" w:cs="Arial" w:eastAsia="Arial" w:hAnsi="Arial"/>
+                <w:b/>
+                <w:bCs/>
+                <w:color w:val="FFFFFF"/>
+                <w:sz w:val="18"/>
+                <w:szCs w:val="18"/>
+              </w:rPr>
+              <w:t xml:space="preserve">Line</w:t>
+            </w:r>
+          </w:p>
+        </w:tc>
+        <w:tc>
+          <w:tcPr>
+            <w:tcW w:type="dxa" w:w="3500"/>
+            <w:tcBorders>
+              <w:top w:val="single" w:color="BFBFBF" w:sz="4"/>
+              <w:left w:val="single" w:color="BFBFBF" w:sz="4"/>
+              <w:bottom w:val="single" w:color="BFBFBF" w:sz="4"/>
+              <w:right w:val="single" w:color="BFBFBF" w:sz="4"/>
+            </w:tcBorders>
+            <w:shd w:fill="1F2F4A" w:val="clear"/>
+            <w:vAlign w:val="center"/>
+          </w:tcPr>
+          <w:p>
+            <w:pPr>
+              <w:jc w:val="center"/>
+            </w:pPr>
+            <w:r>
+              <w:rPr>
+                <w:rFonts w:ascii="Arial" w:cs="Arial" w:eastAsia="Arial" w:hAnsi="Arial"/>
+                <w:b/>
+                <w:bCs/>
+                <w:color w:val="FFFFFF"/>
+                <w:sz w:val="18"/>
+                <w:szCs w:val="18"/>
+              </w:rPr>
+              <w:t xml:space="preserve">Game 2 trio (TOI)</w:t>
+            </w:r>
+          </w:p>
+        </w:tc>
+        <w:tc>
+          <w:tcPr>
+            <w:tcW w:type="dxa" w:w="3500"/>
+            <w:tcBorders>
+              <w:top w:val="single" w:color="BFBFBF" w:sz="4"/>
+              <w:left w:val="single" w:color="BFBFBF" w:sz="4"/>
+              <w:bottom w:val="single" w:color="BFBFBF" w:sz="4"/>
+              <w:right w:val="single" w:color="BFBFBF" w:sz="4"/>
+            </w:tcBorders>
+            <w:shd w:fill="1F2F4A" w:val="clear"/>
+            <w:vAlign w:val="center"/>
+          </w:tcPr>
+          <w:p>
+            <w:pPr>
+              <w:jc w:val="center"/>
+            </w:pPr>
+            <w:r>
+              <w:rPr>
+                <w:rFonts w:ascii="Arial" w:cs="Arial" w:eastAsia="Arial" w:hAnsi="Arial"/>
+                <w:b/>
+                <w:bCs/>
+                <w:color w:val="FFFFFF"/>
+                <w:sz w:val="18"/>
+                <w:szCs w:val="18"/>
+              </w:rPr>
+              <w:t xml:space="preserve">Game 3 trio (TOI)</w:t>
+            </w:r>
+          </w:p>
+        </w:tc>
+        <w:tc>
+          <w:tcPr>
+            <w:tcW w:type="dxa" w:w="1260"/>
+            <w:tcBorders>
+              <w:top w:val="single" w:color="BFBFBF" w:sz="4"/>
+              <w:left w:val="single" w:color="BFBFBF" w:sz="4"/>
+              <w:bottom w:val="single" w:color="BFBFBF" w:sz="4"/>
+              <w:right w:val="single" w:color="BFBFBF" w:sz="4"/>
+            </w:tcBorders>
+            <w:shd w:fill="1F2F4A" w:val="clear"/>
+            <w:vAlign w:val="center"/>
+          </w:tcPr>
+          <w:p>
+            <w:pPr>
+              <w:jc w:val="center"/>
+            </w:pPr>
+            <w:r>
+              <w:rPr>
+                <w:rFonts w:ascii="Arial" w:cs="Arial" w:eastAsia="Arial" w:hAnsi="Arial"/>
+                <w:b/>
+                <w:bCs/>
+                <w:color w:val="FFFFFF"/>
+                <w:sz w:val="18"/>
+                <w:szCs w:val="18"/>
+              </w:rPr>
+              <w:t xml:space="preserve">Status</w:t>
+            </w:r>
+          </w:p>
+        </w:tc>
+      </w:tr>
+      <w:tr>
+        <w:tc>
+          <w:tcPr>
+            <w:tcW w:type="dxa" w:w="1100"/>
+            <w:tcBorders>
+              <w:top w:val="single" w:color="BFBFBF" w:sz="4"/>
+              <w:left w:val="single" w:color="BFBFBF" w:sz="4"/>
+              <w:bottom w:val="single" w:color="BFBFBF" w:sz="4"/>
+              <w:right w:val="single" w:color="BFBFBF" w:sz="4"/>
+            </w:tcBorders>
+            <w:shd w:fill="E2F0D9" w:val="clear"/>
+            <w:vAlign w:val="center"/>
+          </w:tcPr>
+          <w:p>
+            <w:pPr>
+              <w:jc w:val="left"/>
+            </w:pPr>
+            <w:r>
+              <w:rPr>
+                <w:rFonts w:ascii="Arial" w:cs="Arial" w:eastAsia="Arial" w:hAnsi="Arial"/>
+                <w:sz w:val="18"/>
+                <w:szCs w:val="18"/>
+              </w:rPr>
+              <w:t xml:space="preserve">Line 1</w:t>
+            </w:r>
+          </w:p>
+        </w:tc>
+        <w:tc>
+          <w:tcPr>
+            <w:tcW w:type="dxa" w:w="3500"/>
+            <w:tcBorders>
+              <w:top w:val="single" w:color="BFBFBF" w:sz="4"/>
+              <w:left w:val="single" w:color="BFBFBF" w:sz="4"/>
+              <w:bottom w:val="single" w:color="BFBFBF" w:sz="4"/>
+              <w:right w:val="single" w:color="BFBFBF" w:sz="4"/>
+            </w:tcBorders>
+            <w:shd w:fill="E2F0D9" w:val="clear"/>
+            <w:vAlign w:val="center"/>
+          </w:tcPr>
+          <w:p>
+            <w:pPr>
+              <w:jc w:val="left"/>
+            </w:pPr>
+            <w:r>
+              <w:rPr>
+                <w:rFonts w:ascii="Arial" w:cs="Arial" w:eastAsia="Arial" w:hAnsi="Arial"/>
+                <w:sz w:val="18"/>
+                <w:szCs w:val="18"/>
+              </w:rPr>
+              <w:t xml:space="preserve">Nick Suzuki / Cole Caufield / Juraj SlafkovskÃ½ (14.6 min)</w:t>
+            </w:r>
+          </w:p>
+        </w:tc>
+        <w:tc>
+          <w:tcPr>
+            <w:tcW w:type="dxa" w:w="3500"/>
+            <w:tcBorders>
+              <w:top w:val="single" w:color="BFBFBF" w:sz="4"/>
+              <w:left w:val="single" w:color="BFBFBF" w:sz="4"/>
+              <w:bottom w:val="single" w:color="BFBFBF" w:sz="4"/>
+              <w:right w:val="single" w:color="BFBFBF" w:sz="4"/>
+            </w:tcBorders>
+            <w:shd w:fill="E2F0D9" w:val="clear"/>
+            <w:vAlign w:val="center"/>
+          </w:tcPr>
+          <w:p>
+            <w:pPr>
+              <w:jc w:val="left"/>
+            </w:pPr>
+            <w:r>
+              <w:rPr>
+                <w:rFonts w:ascii="Arial" w:cs="Arial" w:eastAsia="Arial" w:hAnsi="Arial"/>
+                <w:sz w:val="18"/>
+                <w:szCs w:val="18"/>
+              </w:rPr>
+              <w:t xml:space="preserve">Nick Suzuki / Cole Caufield / Juraj SlafkovskÃ½ (9.6 min)</w:t>
+            </w:r>
+          </w:p>
+        </w:tc>
+        <w:tc>
+          <w:tcPr>
+            <w:tcW w:type="dxa" w:w="1260"/>
+            <w:tcBorders>
+              <w:top w:val="single" w:color="BFBFBF" w:sz="4"/>
+              <w:left w:val="single" w:color="BFBFBF" w:sz="4"/>
+              <w:bottom w:val="single" w:color="BFBFBF" w:sz="4"/>
+              <w:right w:val="single" w:color="BFBFBF" w:sz="4"/>
+            </w:tcBorders>
+            <w:shd w:fill="E2F0D9" w:val="clear"/>
+            <w:vAlign w:val="center"/>
+          </w:tcPr>
+          <w:p>
+            <w:pPr>
+              <w:jc w:val="left"/>
+            </w:pPr>
+            <w:r>
+              <w:rPr>
+                <w:rFonts w:ascii="Arial" w:cs="Arial" w:eastAsia="Arial" w:hAnsi="Arial"/>
+                <w:sz w:val="18"/>
+                <w:szCs w:val="18"/>
+              </w:rPr>
+              <w:t xml:space="preserve">Persisted</w:t>
+            </w:r>
+          </w:p>
+        </w:tc>
+      </w:tr>
+      <w:tr>
+        <w:tc>
+          <w:tcPr>
+            <w:tcW w:type="dxa" w:w="1100"/>
+            <w:tcBorders>
+              <w:top w:val="single" w:color="BFBFBF" w:sz="4"/>
+              <w:left w:val="single" w:color="BFBFBF" w:sz="4"/>
+              <w:bottom w:val="single" w:color="BFBFBF" w:sz="4"/>
+              <w:right w:val="single" w:color="BFBFBF" w:sz="4"/>
+            </w:tcBorders>
+            <w:shd w:fill="E2F0D9" w:val="clear"/>
+            <w:vAlign w:val="center"/>
+          </w:tcPr>
+          <w:p>
+            <w:pPr>
+              <w:jc w:val="left"/>
+            </w:pPr>
+            <w:r>
+              <w:rPr>
+                <w:rFonts w:ascii="Arial" w:cs="Arial" w:eastAsia="Arial" w:hAnsi="Arial"/>
+                <w:sz w:val="18"/>
+                <w:szCs w:val="18"/>
+              </w:rPr>
+              <w:t xml:space="preserve">Line 2</w:t>
+            </w:r>
+          </w:p>
+        </w:tc>
+        <w:tc>
+          <w:tcPr>
+            <w:tcW w:type="dxa" w:w="3500"/>
+            <w:tcBorders>
+              <w:top w:val="single" w:color="BFBFBF" w:sz="4"/>
+              <w:left w:val="single" w:color="BFBFBF" w:sz="4"/>
+              <w:bottom w:val="single" w:color="BFBFBF" w:sz="4"/>
+              <w:right w:val="single" w:color="BFBFBF" w:sz="4"/>
+            </w:tcBorders>
+            <w:shd w:fill="E2F0D9" w:val="clear"/>
+            <w:vAlign w:val="center"/>
+          </w:tcPr>
+          <w:p>
+            <w:pPr>
+              <w:jc w:val="left"/>
+            </w:pPr>
+            <w:r>
+              <w:rPr>
+                <w:rFonts w:ascii="Arial" w:cs="Arial" w:eastAsia="Arial" w:hAnsi="Arial"/>
+                <w:sz w:val="18"/>
+                <w:szCs w:val="18"/>
+              </w:rPr>
+              <w:t xml:space="preserve">Phillip Danault / Josh Anderson / Jake Evans (10.4 min)</w:t>
+            </w:r>
+          </w:p>
+        </w:tc>
+        <w:tc>
+          <w:tcPr>
+            <w:tcW w:type="dxa" w:w="3500"/>
+            <w:tcBorders>
+              <w:top w:val="single" w:color="BFBFBF" w:sz="4"/>
+              <w:left w:val="single" w:color="BFBFBF" w:sz="4"/>
+              <w:bottom w:val="single" w:color="BFBFBF" w:sz="4"/>
+              <w:right w:val="single" w:color="BFBFBF" w:sz="4"/>
+            </w:tcBorders>
+            <w:shd w:fill="E2F0D9" w:val="clear"/>
+            <w:vAlign w:val="center"/>
+          </w:tcPr>
+          <w:p>
+            <w:pPr>
+              <w:jc w:val="left"/>
+            </w:pPr>
+            <w:r>
+              <w:rPr>
+                <w:rFonts w:ascii="Arial" w:cs="Arial" w:eastAsia="Arial" w:hAnsi="Arial"/>
+                <w:sz w:val="18"/>
+                <w:szCs w:val="18"/>
+              </w:rPr>
+              <w:t xml:space="preserve">Phillip Danault / Josh Anderson / Jake Evans (8.4 min)</w:t>
+            </w:r>
+          </w:p>
+        </w:tc>
+        <w:tc>
+          <w:tcPr>
+            <w:tcW w:type="dxa" w:w="1260"/>
+            <w:tcBorders>
+              <w:top w:val="single" w:color="BFBFBF" w:sz="4"/>
+              <w:left w:val="single" w:color="BFBFBF" w:sz="4"/>
+              <w:bottom w:val="single" w:color="BFBFBF" w:sz="4"/>
+              <w:right w:val="single" w:color="BFBFBF" w:sz="4"/>
+            </w:tcBorders>
+            <w:shd w:fill="E2F0D9" w:val="clear"/>
+            <w:vAlign w:val="center"/>
+          </w:tcPr>
+          <w:p>
+            <w:pPr>
+              <w:jc w:val="left"/>
+            </w:pPr>
+            <w:r>
+              <w:rPr>
+                <w:rFonts w:ascii="Arial" w:cs="Arial" w:eastAsia="Arial" w:hAnsi="Arial"/>
+                <w:sz w:val="18"/>
+                <w:szCs w:val="18"/>
+              </w:rPr>
+              <w:t xml:space="preserve">Persisted</w:t>
+            </w:r>
+          </w:p>
+        </w:tc>
+      </w:tr>
+      <w:tr>
+        <w:tc>
+          <w:tcPr>
+            <w:tcW w:type="dxa" w:w="1100"/>
+            <w:tcBorders>
+              <w:top w:val="single" w:color="BFBFBF" w:sz="4"/>
+              <w:left w:val="single" w:color="BFBFBF" w:sz="4"/>
+              <w:bottom w:val="single" w:color="BFBFBF" w:sz="4"/>
+              <w:right w:val="single" w:color="BFBFBF" w:sz="4"/>
+            </w:tcBorders>
+            <w:shd w:fill="FFF2CC" w:val="clear"/>
+            <w:vAlign w:val="center"/>
+          </w:tcPr>
+          <w:p>
+            <w:pPr>
+              <w:jc w:val="left"/>
+            </w:pPr>
+            <w:r>
+              <w:rPr>
+                <w:rFonts w:ascii="Arial" w:cs="Arial" w:eastAsia="Arial" w:hAnsi="Arial"/>
+                <w:sz w:val="18"/>
+                <w:szCs w:val="18"/>
+              </w:rPr>
+              <w:t xml:space="preserve">Line 3</w:t>
+            </w:r>
+          </w:p>
+        </w:tc>
+        <w:tc>
+          <w:tcPr>
+            <w:tcW w:type="dxa" w:w="3500"/>
+            <w:tcBorders>
+              <w:top w:val="single" w:color="BFBFBF" w:sz="4"/>
+              <w:left w:val="single" w:color="BFBFBF" w:sz="4"/>
+              <w:bottom w:val="single" w:color="BFBFBF" w:sz="4"/>
+              <w:right w:val="single" w:color="BFBFBF" w:sz="4"/>
+            </w:tcBorders>
+            <w:shd w:fill="FFF2CC" w:val="clear"/>
+            <w:vAlign w:val="center"/>
+          </w:tcPr>
+          <w:p>
+            <w:pPr>
+              <w:jc w:val="left"/>
+            </w:pPr>
+            <w:r>
+              <w:rPr>
+                <w:rFonts w:ascii="Arial" w:cs="Arial" w:eastAsia="Arial" w:hAnsi="Arial"/>
+                <w:sz w:val="18"/>
+                <w:szCs w:val="18"/>
+              </w:rPr>
+              <w:t xml:space="preserve">Alexandre Texier / Alex Newhook / Ivan Demidov (10.0 min)</w:t>
+            </w:r>
+          </w:p>
+        </w:tc>
+        <w:tc>
+          <w:tcPr>
+            <w:tcW w:type="dxa" w:w="3500"/>
+            <w:tcBorders>
+              <w:top w:val="single" w:color="BFBFBF" w:sz="4"/>
+              <w:left w:val="single" w:color="BFBFBF" w:sz="4"/>
+              <w:bottom w:val="single" w:color="BFBFBF" w:sz="4"/>
+              <w:right w:val="single" w:color="BFBFBF" w:sz="4"/>
+            </w:tcBorders>
+            <w:shd w:fill="FFF2CC" w:val="clear"/>
+            <w:vAlign w:val="center"/>
+          </w:tcPr>
+          <w:p>
+            <w:pPr>
+              <w:jc w:val="left"/>
+            </w:pPr>
+            <w:r>
+              <w:rPr>
+                <w:rFonts w:ascii="Arial" w:cs="Arial" w:eastAsia="Arial" w:hAnsi="Arial"/>
+                <w:sz w:val="18"/>
+                <w:szCs w:val="18"/>
+              </w:rPr>
+              <w:t xml:space="preserve">Alex Newhook / Oliver Kapanen / Ivan Demidov (7.9 min)</w:t>
+            </w:r>
+          </w:p>
+        </w:tc>
+        <w:tc>
+          <w:tcPr>
+            <w:tcW w:type="dxa" w:w="1260"/>
+            <w:tcBorders>
+              <w:top w:val="single" w:color="BFBFBF" w:sz="4"/>
+              <w:left w:val="single" w:color="BFBFBF" w:sz="4"/>
+              <w:bottom w:val="single" w:color="BFBFBF" w:sz="4"/>
+              <w:right w:val="single" w:color="BFBFBF" w:sz="4"/>
+            </w:tcBorders>
+            <w:shd w:fill="FFF2CC" w:val="clear"/>
+            <w:vAlign w:val="center"/>
+          </w:tcPr>
+          <w:p>
+            <w:pPr>
+              <w:jc w:val="left"/>
+            </w:pPr>
+            <w:r>
+              <w:rPr>
+                <w:rFonts w:ascii="Arial" w:cs="Arial" w:eastAsia="Arial" w:hAnsi="Arial"/>
+                <w:sz w:val="18"/>
+                <w:szCs w:val="18"/>
+              </w:rPr>
+              <w:t xml:space="preserve">New (2/3 shared)</w:t>
+            </w:r>
+          </w:p>
+        </w:tc>
+      </w:tr>
+      <w:tr>
+        <w:tc>
+          <w:tcPr>
+            <w:tcW w:type="dxa" w:w="1100"/>
+            <w:tcBorders>
+              <w:top w:val="single" w:color="BFBFBF" w:sz="4"/>
+              <w:left w:val="single" w:color="BFBFBF" w:sz="4"/>
+              <w:bottom w:val="single" w:color="BFBFBF" w:sz="4"/>
+              <w:right w:val="single" w:color="BFBFBF" w:sz="4"/>
+            </w:tcBorders>
+            <w:shd w:fill="FFF2CC" w:val="clear"/>
+            <w:vAlign w:val="center"/>
+          </w:tcPr>
+          <w:p>
+            <w:pPr>
+              <w:jc w:val="left"/>
+            </w:pPr>
+            <w:r>
+              <w:rPr>
+                <w:rFonts w:ascii="Arial" w:cs="Arial" w:eastAsia="Arial" w:hAnsi="Arial"/>
+                <w:sz w:val="18"/>
+                <w:szCs w:val="18"/>
+              </w:rPr>
+              <w:t xml:space="preserve">Line 4</w:t>
+            </w:r>
+          </w:p>
+        </w:tc>
+        <w:tc>
+          <w:tcPr>
+            <w:tcW w:type="dxa" w:w="3500"/>
+            <w:tcBorders>
+              <w:top w:val="single" w:color="BFBFBF" w:sz="4"/>
+              <w:left w:val="single" w:color="BFBFBF" w:sz="4"/>
+              <w:bottom w:val="single" w:color="BFBFBF" w:sz="4"/>
+              <w:right w:val="single" w:color="BFBFBF" w:sz="4"/>
+            </w:tcBorders>
+            <w:shd w:fill="FFF2CC" w:val="clear"/>
+            <w:vAlign w:val="center"/>
+          </w:tcPr>
+          <w:p>
+            <w:pPr>
+              <w:jc w:val="left"/>
+            </w:pPr>
+            <w:r>
+              <w:rPr>
+                <w:rFonts w:ascii="Arial" w:cs="Arial" w:eastAsia="Arial" w:hAnsi="Arial"/>
+                <w:sz w:val="18"/>
+                <w:szCs w:val="18"/>
+              </w:rPr>
+              <w:t xml:space="preserve">Kirby Dach / Zachary Bolduc / Oliver Kapanen (7.7 min)</w:t>
+            </w:r>
+          </w:p>
+        </w:tc>
+        <w:tc>
+          <w:tcPr>
+            <w:tcW w:type="dxa" w:w="3500"/>
+            <w:tcBorders>
+              <w:top w:val="single" w:color="BFBFBF" w:sz="4"/>
+              <w:left w:val="single" w:color="BFBFBF" w:sz="4"/>
+              <w:bottom w:val="single" w:color="BFBFBF" w:sz="4"/>
+              <w:right w:val="single" w:color="BFBFBF" w:sz="4"/>
+            </w:tcBorders>
+            <w:shd w:fill="FFF2CC" w:val="clear"/>
+            <w:vAlign w:val="center"/>
+          </w:tcPr>
+          <w:p>
+            <w:pPr>
+              <w:jc w:val="left"/>
+            </w:pPr>
+            <w:r>
+              <w:rPr>
+                <w:rFonts w:ascii="Arial" w:cs="Arial" w:eastAsia="Arial" w:hAnsi="Arial"/>
+                <w:sz w:val="18"/>
+                <w:szCs w:val="18"/>
+              </w:rPr>
+              <w:t xml:space="preserve">Alexandre Texier / Kirby Dach / Zachary Bolduc (6.7 min)</w:t>
+            </w:r>
+          </w:p>
+        </w:tc>
+        <w:tc>
+          <w:tcPr>
+            <w:tcW w:type="dxa" w:w="1260"/>
+            <w:tcBorders>
+              <w:top w:val="single" w:color="BFBFBF" w:sz="4"/>
+              <w:left w:val="single" w:color="BFBFBF" w:sz="4"/>
+              <w:bottom w:val="single" w:color="BFBFBF" w:sz="4"/>
+              <w:right w:val="single" w:color="BFBFBF" w:sz="4"/>
+            </w:tcBorders>
+            <w:shd w:fill="FFF2CC" w:val="clear"/>
+            <w:vAlign w:val="center"/>
+          </w:tcPr>
+          <w:p>
+            <w:pPr>
+              <w:jc w:val="left"/>
+            </w:pPr>
+            <w:r>
+              <w:rPr>
+                <w:rFonts w:ascii="Arial" w:cs="Arial" w:eastAsia="Arial" w:hAnsi="Arial"/>
+                <w:sz w:val="18"/>
+                <w:szCs w:val="18"/>
+              </w:rPr>
+              <w:t xml:space="preserve">New (2/3 shared)</w:t>
+            </w:r>
+          </w:p>
+        </w:tc>
+      </w:tr>
+    </w:tbl>
+    <w:p>
+      <w:pPr>
+        <w:pStyle w:val="Heading2"/>
+      </w:pPr>
+      <w:r>
+        <w:rPr>
+          <w:rFonts w:ascii="Arial" w:cs="Arial" w:eastAsia="Arial" w:hAnsi="Arial"/>
+          <w:b/>
+          <w:bCs/>
+          <w:color w:val="2F4A70"/>
+          <w:sz w:val="24"/>
+          <w:szCs w:val="24"/>
+        </w:rPr>
+        <w:t xml:space="preserve">Did the new lines pay off?</w:t>
+      </w:r>
+    </w:p>
+    <w:p>
+      <w:pPr>
+        <w:spacing w:after="100"/>
+      </w:pPr>
+      <w:r>
+        <w:rPr>
+          <w:rFonts w:ascii="Arial" w:cs="Arial" w:eastAsia="Arial" w:hAnsi="Arial"/>
+          <w:sz w:val="20"/>
+          <w:szCs w:val="20"/>
+        </w:rPr>
+        <w:t xml:space="preserve">The new </w:t>
+      </w:r>
+      <w:r>
+        <w:rPr>
+          <w:rFonts w:ascii="Arial" w:cs="Arial" w:eastAsia="Arial" w:hAnsi="Arial"/>
+          <w:b/>
+          <w:bCs/>
+          <w:sz w:val="20"/>
+          <w:szCs w:val="20"/>
+        </w:rPr>
+        <w:t xml:space="preserve">Texier-Dach-Bolduc</w:t>
+      </w:r>
+      <w:r>
+        <w:rPr>
+          <w:rFonts w:ascii="Arial" w:cs="Arial" w:eastAsia="Arial" w:hAnsi="Arial"/>
+          <w:sz w:val="20"/>
+          <w:szCs w:val="20"/>
+        </w:rPr>
+        <w:t xml:space="preserve"> trio scored both 5v5 MTL goals (Texier opened, Dach tied) and combined for 6 points. Per Martin Leclerc's Radio-Canada chronique, this line drove the win.</w:t>
+      </w:r>
+    </w:p>
+    <w:p>
+      <w:pPr>
+        <w:spacing w:after="100"/>
+      </w:pPr>
+      <w:r>
+        <w:rPr>
+          <w:rFonts w:ascii="Arial" w:cs="Arial" w:eastAsia="Arial" w:hAnsi="Arial"/>
+          <w:sz w:val="20"/>
+          <w:szCs w:val="20"/>
+        </w:rPr>
+        <w:t xml:space="preserve">The new </w:t>
+      </w:r>
+      <w:r>
+        <w:rPr>
+          <w:rFonts w:ascii="Arial" w:cs="Arial" w:eastAsia="Arial" w:hAnsi="Arial"/>
+          <w:b/>
+          <w:bCs/>
+          <w:sz w:val="20"/>
+          <w:szCs w:val="20"/>
+        </w:rPr>
+        <w:t xml:space="preserve">Kapanen-Newhook-Demidov</w:t>
+      </w:r>
+      <w:r>
+        <w:rPr>
+          <w:rFonts w:ascii="Arial" w:cs="Arial" w:eastAsia="Arial" w:hAnsi="Arial"/>
+          <w:sz w:val="20"/>
+          <w:szCs w:val="20"/>
+        </w:rPr>
+        <w:t xml:space="preserve"> trio played 7.9 minutes together and was on the ice for zero goals against — quiet but defensively responsible in their first game together.</w:t>
+      </w:r>
+    </w:p>
+    <w:p>
+      <w:pPr>
+        <w:spacing w:after="100"/>
+      </w:pPr>
+      <w:r>
+        <w:rPr>
+          <w:rFonts w:ascii="Arial" w:cs="Arial" w:eastAsia="Arial" w:hAnsi="Arial"/>
+          <w:sz w:val="20"/>
+          <w:szCs w:val="20"/>
+        </w:rPr>
+        <w:t xml:space="preserve">François Gagnon (RDS) framed it as a redemption arc for Dach after social-media harassment over his Game 2 mistakes. St-Louis' answer: *« Je n'abandonnerai jamais un joueur à moins qu'il n'abandonne sur lui-même. »* The data backs the read — Dach's line drove territorial play.</w:t>
+      </w:r>
+    </w:p>
+    <w:p>
+      <w:pPr>
+        <w:pStyle w:val="Heading2"/>
+      </w:pPr>
+      <w:r>
+        <w:rPr>
+          <w:rFonts w:ascii="Arial" w:cs="Arial" w:eastAsia="Arial" w:hAnsi="Arial"/>
+          <w:b/>
+          <w:bCs/>
+          <w:color w:val="2F4A70"/>
+          <w:sz w:val="24"/>
+          <w:szCs w:val="24"/>
+        </w:rPr>
+        <w:t xml:space="preserve">TBL also blinked</w:t>
+      </w:r>
+    </w:p>
+    <w:p>
+      <w:pPr>
+        <w:spacing w:after="100"/>
+      </w:pPr>
+      <w:r>
+        <w:rPr>
+          <w:rFonts w:ascii="Arial" w:cs="Arial" w:eastAsia="Arial" w:hAnsi="Arial"/>
+          <w:sz w:val="20"/>
+          <w:szCs w:val="20"/>
+        </w:rPr>
+        <w:t xml:space="preserve">Tampa's lineup churned even more aggressively — only 1 of their 6 most-deployed G2 forward combinations carried into G3, vs. 5 new combinations. Coach Jon Cooper's decisions are themselves a story; Martin Leclerc went after one in particular — Scott Sabourin getting 45 seconds of overtime ice time despite playing only 3 minutes in regulation. Quote: *« Si Martin St-Louis avait pris de telles décisions dans des matchs de cette importance, il serait probablement en disgrâce à jamais auprès des partisans du Canadien. »*</w:t>
+      </w:r>
+    </w:p>
+    <w:p>
+      <w:r>
+        <w:br w:type="page"/>
+      </w:r>
+    </w:p>
+    <w:p>
+      <w:pPr>
+        <w:pStyle w:val="Heading1"/>
+      </w:pPr>
+      <w:r>
+        <w:rPr>
+          <w:rFonts w:ascii="Arial" w:cs="Arial" w:eastAsia="Arial" w:hAnsi="Arial"/>
+          <w:b/>
+          <w:bCs/>
+          <w:color w:val="1F2F4A"/>
+          <w:sz w:val="30"/>
+          <w:szCs w:val="30"/>
+        </w:rPr>
+        <w:t xml:space="preserve">Usage observations — what the box score can't tell you</w:t>
+      </w:r>
+    </w:p>
+    <w:p>
+      <w:pPr>
+        <w:spacing w:after="100"/>
+      </w:pPr>
+      <w:r>
+        <w:rPr>
+          <w:rFonts w:ascii="Arial" w:cs="Arial" w:eastAsia="Arial" w:hAnsi="Arial"/>
+          <w:i/>
+          <w:iCs/>
+          <w:color w:val="666666"/>
+          <w:sz w:val="20"/>
+          <w:szCs w:val="20"/>
+        </w:rPr>
+        <w:t xml:space="preserve">Deployment decisions captured from the press (and corroborated by shift data where possible). These are the qualitative inputs that make the quantitative data interpretable — a coach's intent never shows up in a Corsi number. Logged in `game3_usage_observations.yaml` for downstream reuse.</w:t>
+      </w:r>
+    </w:p>
+    <w:tbl>
+      <w:tblPr>
+        <w:tblW w:type="auto" w:w="100"/>
+        <w:tblBorders>
+          <w:top w:val="single" w:color="auto" w:sz="4"/>
+          <w:left w:val="single" w:color="auto" w:sz="4"/>
+          <w:bottom w:val="single" w:color="auto" w:sz="4"/>
+          <w:right w:val="single" w:color="auto" w:sz="4"/>
+          <w:insideH w:val="single" w:color="auto" w:sz="4"/>
+          <w:insideV w:val="single" w:color="auto" w:sz="4"/>
+        </w:tblBorders>
+        <w:tblCellMar>
+          <w:top w:type="dxa" w:w="70"/>
+          <w:left w:type="dxa" w:w="120"/>
+          <w:bottom w:type="dxa" w:w="70"/>
+          <w:right w:type="dxa" w:w="120"/>
+        </w:tblCellMar>
+      </w:tblPr>
+      <w:tblGrid>
+        <w:gridCol w:w="1700"/>
+        <w:gridCol w:w="1700"/>
+        <w:gridCol w:w="4500"/>
+        <w:gridCol w:w="1460"/>
+      </w:tblGrid>
+      <w:tr>
+        <w:trPr>
+          <w:tblHeader/>
+        </w:trPr>
+        <w:tc>
+          <w:tcPr>
+            <w:tcW w:type="dxa" w:w="1700"/>
+            <w:tcBorders>
+              <w:top w:val="single" w:color="BFBFBF" w:sz="4"/>
+              <w:left w:val="single" w:color="BFBFBF" w:sz="4"/>
+              <w:bottom w:val="single" w:color="BFBFBF" w:sz="4"/>
+              <w:right w:val="single" w:color="BFBFBF" w:sz="4"/>
+            </w:tcBorders>
+            <w:shd w:fill="1F2F4A" w:val="clear"/>
+            <w:vAlign w:val="center"/>
+          </w:tcPr>
+          <w:p>
+            <w:pPr>
+              <w:jc w:val="center"/>
+            </w:pPr>
+            <w:r>
+              <w:rPr>
+                <w:rFonts w:ascii="Arial" w:cs="Arial" w:eastAsia="Arial" w:hAnsi="Arial"/>
+                <w:b/>
+                <w:bCs/>
+                <w:color w:val="FFFFFF"/>
+                <w:sz w:val="18"/>
+                <w:szCs w:val="18"/>
+              </w:rPr>
+              <w:t xml:space="preserve">Type</w:t>
+            </w:r>
+          </w:p>
+        </w:tc>
+        <w:tc>
+          <w:tcPr>
+            <w:tcW w:type="dxa" w:w="1700"/>
+            <w:tcBorders>
+              <w:top w:val="single" w:color="BFBFBF" w:sz="4"/>
+              <w:left w:val="single" w:color="BFBFBF" w:sz="4"/>
+              <w:bottom w:val="single" w:color="BFBFBF" w:sz="4"/>
+              <w:right w:val="single" w:color="BFBFBF" w:sz="4"/>
+            </w:tcBorders>
+            <w:shd w:fill="1F2F4A" w:val="clear"/>
+            <w:vAlign w:val="center"/>
+          </w:tcPr>
+          <w:p>
+            <w:pPr>
+              <w:jc w:val="center"/>
+            </w:pPr>
+            <w:r>
+              <w:rPr>
+                <w:rFonts w:ascii="Arial" w:cs="Arial" w:eastAsia="Arial" w:hAnsi="Arial"/>
+                <w:b/>
+                <w:bCs/>
+                <w:color w:val="FFFFFF"/>
+                <w:sz w:val="18"/>
+                <w:szCs w:val="18"/>
+              </w:rPr>
+              <w:t xml:space="preserve">Player / Team</w:t>
+            </w:r>
+          </w:p>
+        </w:tc>
+        <w:tc>
+          <w:tcPr>
+            <w:tcW w:type="dxa" w:w="4500"/>
+            <w:tcBorders>
+              <w:top w:val="single" w:color="BFBFBF" w:sz="4"/>
+              <w:left w:val="single" w:color="BFBFBF" w:sz="4"/>
+              <w:bottom w:val="single" w:color="BFBFBF" w:sz="4"/>
+              <w:right w:val="single" w:color="BFBFBF" w:sz="4"/>
+            </w:tcBorders>
+            <w:shd w:fill="1F2F4A" w:val="clear"/>
+            <w:vAlign w:val="center"/>
+          </w:tcPr>
+          <w:p>
+            <w:pPr>
+              <w:jc w:val="center"/>
+            </w:pPr>
+            <w:r>
+              <w:rPr>
+                <w:rFonts w:ascii="Arial" w:cs="Arial" w:eastAsia="Arial" w:hAnsi="Arial"/>
+                <w:b/>
+                <w:bCs/>
+                <w:color w:val="FFFFFF"/>
+                <w:sz w:val="18"/>
+                <w:szCs w:val="18"/>
+              </w:rPr>
+              <w:t xml:space="preserve">Observation</w:t>
+            </w:r>
+          </w:p>
+        </w:tc>
+        <w:tc>
+          <w:tcPr>
+            <w:tcW w:type="dxa" w:w="1460"/>
+            <w:tcBorders>
+              <w:top w:val="single" w:color="BFBFBF" w:sz="4"/>
+              <w:left w:val="single" w:color="BFBFBF" w:sz="4"/>
+              <w:bottom w:val="single" w:color="BFBFBF" w:sz="4"/>
+              <w:right w:val="single" w:color="BFBFBF" w:sz="4"/>
+            </w:tcBorders>
+            <w:shd w:fill="1F2F4A" w:val="clear"/>
+            <w:vAlign w:val="center"/>
+          </w:tcPr>
+          <w:p>
+            <w:pPr>
+              <w:jc w:val="center"/>
+            </w:pPr>
+            <w:r>
+              <w:rPr>
+                <w:rFonts w:ascii="Arial" w:cs="Arial" w:eastAsia="Arial" w:hAnsi="Arial"/>
+                <w:b/>
+                <w:bCs/>
+                <w:color w:val="FFFFFF"/>
+                <w:sz w:val="18"/>
+                <w:szCs w:val="18"/>
+              </w:rPr>
+              <w:t xml:space="preserve">Source</w:t>
+            </w:r>
+          </w:p>
+        </w:tc>
+      </w:tr>
+      <w:tr>
+        <w:tc>
+          <w:tcPr>
+            <w:tcW w:type="dxa" w:w="1700"/>
+            <w:tcBorders>
+              <w:top w:val="single" w:color="BFBFBF" w:sz="4"/>
+              <w:left w:val="single" w:color="BFBFBF" w:sz="4"/>
+              <w:bottom w:val="single" w:color="BFBFBF" w:sz="4"/>
+              <w:right w:val="single" w:color="BFBFBF" w:sz="4"/>
+            </w:tcBorders>
+            <w:vAlign w:val="center"/>
+          </w:tcPr>
+          <w:p>
+            <w:pPr>
+              <w:jc w:val="left"/>
+            </w:pPr>
+            <w:r>
+              <w:rPr>
+                <w:rFonts w:ascii="Arial" w:cs="Arial" w:eastAsia="Arial" w:hAnsi="Arial"/>
+                <w:sz w:val="18"/>
+                <w:szCs w:val="18"/>
+              </w:rPr>
+              <w:t xml:space="preserve">New line / line reshuffle</w:t>
+            </w:r>
+          </w:p>
+        </w:tc>
+        <w:tc>
+          <w:tcPr>
+            <w:tcW w:type="dxa" w:w="1700"/>
+            <w:tcBorders>
+              <w:top w:val="single" w:color="BFBFBF" w:sz="4"/>
+              <w:left w:val="single" w:color="BFBFBF" w:sz="4"/>
+              <w:bottom w:val="single" w:color="BFBFBF" w:sz="4"/>
+              <w:right w:val="single" w:color="BFBFBF" w:sz="4"/>
+            </w:tcBorders>
+            <w:vAlign w:val="center"/>
+          </w:tcPr>
+          <w:p>
+            <w:pPr>
+              <w:jc w:val="left"/>
+            </w:pPr>
+            <w:r>
+              <w:rPr>
+                <w:rFonts w:ascii="Arial" w:cs="Arial" w:eastAsia="Arial" w:hAnsi="Arial"/>
+                <w:sz w:val="18"/>
+                <w:szCs w:val="18"/>
+              </w:rPr>
+              <w:t xml:space="preserve">MTL</w:t>
+            </w:r>
+          </w:p>
+        </w:tc>
+        <w:tc>
+          <w:tcPr>
+            <w:tcW w:type="dxa" w:w="4500"/>
+            <w:tcBorders>
+              <w:top w:val="single" w:color="BFBFBF" w:sz="4"/>
+              <w:left w:val="single" w:color="BFBFBF" w:sz="4"/>
+              <w:bottom w:val="single" w:color="BFBFBF" w:sz="4"/>
+              <w:right w:val="single" w:color="BFBFBF" w:sz="4"/>
+            </w:tcBorders>
+            <w:vAlign w:val="center"/>
+          </w:tcPr>
+          <w:p>
+            <w:pPr>
+              <w:jc w:val="left"/>
+            </w:pPr>
+            <w:r>
+              <w:rPr>
+                <w:rFonts w:ascii="Arial" w:cs="Arial" w:eastAsia="Arial" w:hAnsi="Arial"/>
+                <w:i w:val="false"/>
+                <w:iCs w:val="false"/>
+                <w:color w:val="111111"/>
+                <w:sz w:val="18"/>
+                <w:szCs w:val="18"/>
+              </w:rPr>
+              <w:t xml:space="preserve">St-Louis reorganized two MTL forward lines pre-game: Kapanen to 3C with Newhook-Demidov; Texier to 2RW with Dach-Bolduc.</w:t>
+            </w:r>
+            <w:r>
+              <w:rPr>
+                <w:rFonts w:ascii="Arial" w:cs="Arial" w:eastAsia="Arial" w:hAnsi="Arial"/>
+                <w:i/>
+                <w:iCs/>
+                <w:color w:val="666666"/>
+                <w:sz w:val="18"/>
+                <w:szCs w:val="18"/>
+              </w:rPr>
+              <w:br/>
+              <w:t xml:space="preserve">— Major reshuffle, not just a tweak. New Dach line scored both 5v5 MTL goals.</w:t>
+            </w:r>
+          </w:p>
+        </w:tc>
+        <w:tc>
+          <w:tcPr>
+            <w:tcW w:type="dxa" w:w="1460"/>
+            <w:tcBorders>
+              <w:top w:val="single" w:color="BFBFBF" w:sz="4"/>
+              <w:left w:val="single" w:color="BFBFBF" w:sz="4"/>
+              <w:bottom w:val="single" w:color="BFBFBF" w:sz="4"/>
+              <w:right w:val="single" w:color="BFBFBF" w:sz="4"/>
+            </w:tcBorders>
+            <w:vAlign w:val="center"/>
+          </w:tcPr>
+          <w:p>
+            <w:pPr>
+              <w:jc w:val="left"/>
+            </w:pPr>
+            <w:r>
+              <w:rPr>
+                <w:rFonts w:ascii="Arial" w:cs="Arial" w:eastAsia="Arial" w:hAnsi="Arial"/>
+                <w:sz w:val="18"/>
+                <w:szCs w:val="18"/>
+              </w:rPr>
+              <w:t xml:space="preserve">Radio-Canada</w:t>
+            </w:r>
+          </w:p>
+        </w:tc>
+      </w:tr>
+      <w:tr>
+        <w:tc>
+          <w:tcPr>
+            <w:tcW w:type="dxa" w:w="1700"/>
+            <w:tcBorders>
+              <w:top w:val="single" w:color="BFBFBF" w:sz="4"/>
+              <w:left w:val="single" w:color="BFBFBF" w:sz="4"/>
+              <w:bottom w:val="single" w:color="BFBFBF" w:sz="4"/>
+              <w:right w:val="single" w:color="BFBFBF" w:sz="4"/>
+            </w:tcBorders>
+            <w:vAlign w:val="center"/>
+          </w:tcPr>
+          <w:p>
+            <w:pPr>
+              <w:jc w:val="left"/>
+            </w:pPr>
+            <w:r>
+              <w:rPr>
+                <w:rFonts w:ascii="Arial" w:cs="Arial" w:eastAsia="Arial" w:hAnsi="Arial"/>
+                <w:sz w:val="18"/>
+                <w:szCs w:val="18"/>
+              </w:rPr>
+              <w:t xml:space="preserve">Ice-time anomaly</w:t>
+            </w:r>
+          </w:p>
+        </w:tc>
+        <w:tc>
+          <w:tcPr>
+            <w:tcW w:type="dxa" w:w="1700"/>
+            <w:tcBorders>
+              <w:top w:val="single" w:color="BFBFBF" w:sz="4"/>
+              <w:left w:val="single" w:color="BFBFBF" w:sz="4"/>
+              <w:bottom w:val="single" w:color="BFBFBF" w:sz="4"/>
+              <w:right w:val="single" w:color="BFBFBF" w:sz="4"/>
+            </w:tcBorders>
+            <w:vAlign w:val="center"/>
+          </w:tcPr>
+          <w:p>
+            <w:pPr>
+              <w:jc w:val="left"/>
+            </w:pPr>
+            <w:r>
+              <w:rPr>
+                <w:rFonts w:ascii="Arial" w:cs="Arial" w:eastAsia="Arial" w:hAnsi="Arial"/>
+                <w:sz w:val="18"/>
+                <w:szCs w:val="18"/>
+              </w:rPr>
+              <w:t xml:space="preserve">Hutson</w:t>
+            </w:r>
+          </w:p>
+        </w:tc>
+        <w:tc>
+          <w:tcPr>
+            <w:tcW w:type="dxa" w:w="4500"/>
+            <w:tcBorders>
+              <w:top w:val="single" w:color="BFBFBF" w:sz="4"/>
+              <w:left w:val="single" w:color="BFBFBF" w:sz="4"/>
+              <w:bottom w:val="single" w:color="BFBFBF" w:sz="4"/>
+              <w:right w:val="single" w:color="BFBFBF" w:sz="4"/>
+            </w:tcBorders>
+            <w:vAlign w:val="center"/>
+          </w:tcPr>
+          <w:p>
+            <w:pPr>
+              <w:jc w:val="left"/>
+            </w:pPr>
+            <w:r>
+              <w:rPr>
+                <w:rFonts w:ascii="Arial" w:cs="Arial" w:eastAsia="Arial" w:hAnsi="Arial"/>
+                <w:i w:val="false"/>
+                <w:iCs w:val="false"/>
+                <w:color w:val="111111"/>
+                <w:sz w:val="18"/>
+                <w:szCs w:val="18"/>
+              </w:rPr>
+              <w:t xml:space="preserve">Hutson led all skaters with 26:28 of ice time.</w:t>
+            </w:r>
+            <w:r>
+              <w:rPr>
+                <w:rFonts w:ascii="Arial" w:cs="Arial" w:eastAsia="Arial" w:hAnsi="Arial"/>
+                <w:i/>
+                <w:iCs/>
+                <w:color w:val="666666"/>
+                <w:sz w:val="18"/>
+                <w:szCs w:val="18"/>
+              </w:rPr>
+              <w:br/>
+              <w:t xml:space="preserve">— Heavy minutes for a 2nd-year defenseman on a winning night — a deployment vote of confidence.</w:t>
+            </w:r>
+          </w:p>
+        </w:tc>
+        <w:tc>
+          <w:tcPr>
+            <w:tcW w:type="dxa" w:w="1460"/>
+            <w:tcBorders>
+              <w:top w:val="single" w:color="BFBFBF" w:sz="4"/>
+              <w:left w:val="single" w:color="BFBFBF" w:sz="4"/>
+              <w:bottom w:val="single" w:color="BFBFBF" w:sz="4"/>
+              <w:right w:val="single" w:color="BFBFBF" w:sz="4"/>
+            </w:tcBorders>
+            <w:vAlign w:val="center"/>
+          </w:tcPr>
+          <w:p>
+            <w:pPr>
+              <w:jc w:val="left"/>
+            </w:pPr>
+            <w:r>
+              <w:rPr>
+                <w:rFonts w:ascii="Arial" w:cs="Arial" w:eastAsia="Arial" w:hAnsi="Arial"/>
+                <w:sz w:val="18"/>
+                <w:szCs w:val="18"/>
+              </w:rPr>
+              <w:t xml:space="preserve">RDS, François Gagnon</w:t>
+            </w:r>
+          </w:p>
+        </w:tc>
+      </w:tr>
+      <w:tr>
+        <w:tc>
+          <w:tcPr>
+            <w:tcW w:type="dxa" w:w="1700"/>
+            <w:tcBorders>
+              <w:top w:val="single" w:color="BFBFBF" w:sz="4"/>
+              <w:left w:val="single" w:color="BFBFBF" w:sz="4"/>
+              <w:bottom w:val="single" w:color="BFBFBF" w:sz="4"/>
+              <w:right w:val="single" w:color="BFBFBF" w:sz="4"/>
+            </w:tcBorders>
+            <w:vAlign w:val="center"/>
+          </w:tcPr>
+          <w:p>
+            <w:pPr>
+              <w:jc w:val="left"/>
+            </w:pPr>
+            <w:r>
+              <w:rPr>
+                <w:rFonts w:ascii="Arial" w:cs="Arial" w:eastAsia="Arial" w:hAnsi="Arial"/>
+                <w:sz w:val="18"/>
+                <w:szCs w:val="18"/>
+              </w:rPr>
+              <w:t xml:space="preserve">Defensive role</w:t>
+            </w:r>
+          </w:p>
+        </w:tc>
+        <w:tc>
+          <w:tcPr>
+            <w:tcW w:type="dxa" w:w="1700"/>
+            <w:tcBorders>
+              <w:top w:val="single" w:color="BFBFBF" w:sz="4"/>
+              <w:left w:val="single" w:color="BFBFBF" w:sz="4"/>
+              <w:bottom w:val="single" w:color="BFBFBF" w:sz="4"/>
+              <w:right w:val="single" w:color="BFBFBF" w:sz="4"/>
+            </w:tcBorders>
+            <w:vAlign w:val="center"/>
+          </w:tcPr>
+          <w:p>
+            <w:pPr>
+              <w:jc w:val="left"/>
+            </w:pPr>
+            <w:r>
+              <w:rPr>
+                <w:rFonts w:ascii="Arial" w:cs="Arial" w:eastAsia="Arial" w:hAnsi="Arial"/>
+                <w:sz w:val="18"/>
+                <w:szCs w:val="18"/>
+              </w:rPr>
+              <w:t xml:space="preserve">Hutson</w:t>
+            </w:r>
+          </w:p>
+        </w:tc>
+        <w:tc>
+          <w:tcPr>
+            <w:tcW w:type="dxa" w:w="4500"/>
+            <w:tcBorders>
+              <w:top w:val="single" w:color="BFBFBF" w:sz="4"/>
+              <w:left w:val="single" w:color="BFBFBF" w:sz="4"/>
+              <w:bottom w:val="single" w:color="BFBFBF" w:sz="4"/>
+              <w:right w:val="single" w:color="BFBFBF" w:sz="4"/>
+            </w:tcBorders>
+            <w:vAlign w:val="center"/>
+          </w:tcPr>
+          <w:p>
+            <w:pPr>
+              <w:jc w:val="left"/>
+            </w:pPr>
+            <w:r>
+              <w:rPr>
+                <w:rFonts w:ascii="Arial" w:cs="Arial" w:eastAsia="Arial" w:hAnsi="Arial"/>
+                <w:i w:val="false"/>
+                <w:iCs w:val="false"/>
+                <w:color w:val="111111"/>
+                <w:sz w:val="18"/>
+                <w:szCs w:val="18"/>
+              </w:rPr>
+              <w:t xml:space="preserve">Hutson blocked 4 shots.</w:t>
+            </w:r>
+            <w:r>
+              <w:rPr>
+                <w:rFonts w:ascii="Arial" w:cs="Arial" w:eastAsia="Arial" w:hAnsi="Arial"/>
+                <w:i/>
+                <w:iCs/>
+                <w:color w:val="666666"/>
+                <w:sz w:val="18"/>
+                <w:szCs w:val="18"/>
+              </w:rPr>
+              <w:br/>
+              <w:t xml:space="preserve">— Defensive engagement metric not visible in standard +/-.</w:t>
+            </w:r>
+          </w:p>
+        </w:tc>
+        <w:tc>
+          <w:tcPr>
+            <w:tcW w:type="dxa" w:w="1460"/>
+            <w:tcBorders>
+              <w:top w:val="single" w:color="BFBFBF" w:sz="4"/>
+              <w:left w:val="single" w:color="BFBFBF" w:sz="4"/>
+              <w:bottom w:val="single" w:color="BFBFBF" w:sz="4"/>
+              <w:right w:val="single" w:color="BFBFBF" w:sz="4"/>
+            </w:tcBorders>
+            <w:vAlign w:val="center"/>
+          </w:tcPr>
+          <w:p>
+            <w:pPr>
+              <w:jc w:val="left"/>
+            </w:pPr>
+            <w:r>
+              <w:rPr>
+                <w:rFonts w:ascii="Arial" w:cs="Arial" w:eastAsia="Arial" w:hAnsi="Arial"/>
+                <w:sz w:val="18"/>
+                <w:szCs w:val="18"/>
+              </w:rPr>
+              <w:t xml:space="preserve">RDS, François Gagnon</w:t>
+            </w:r>
+          </w:p>
+        </w:tc>
+      </w:tr>
+      <w:tr>
+        <w:tc>
+          <w:tcPr>
+            <w:tcW w:type="dxa" w:w="1700"/>
+            <w:tcBorders>
+              <w:top w:val="single" w:color="BFBFBF" w:sz="4"/>
+              <w:left w:val="single" w:color="BFBFBF" w:sz="4"/>
+              <w:bottom w:val="single" w:color="BFBFBF" w:sz="4"/>
+              <w:right w:val="single" w:color="BFBFBF" w:sz="4"/>
+            </w:tcBorders>
+            <w:vAlign w:val="center"/>
+          </w:tcPr>
+          <w:p>
+            <w:pPr>
+              <w:jc w:val="left"/>
+            </w:pPr>
+            <w:r>
+              <w:rPr>
+                <w:rFonts w:ascii="Arial" w:cs="Arial" w:eastAsia="Arial" w:hAnsi="Arial"/>
+                <w:sz w:val="18"/>
+                <w:szCs w:val="18"/>
+              </w:rPr>
+              <w:t xml:space="preserve">Role change</w:t>
+            </w:r>
+          </w:p>
+        </w:tc>
+        <w:tc>
+          <w:tcPr>
+            <w:tcW w:type="dxa" w:w="1700"/>
+            <w:tcBorders>
+              <w:top w:val="single" w:color="BFBFBF" w:sz="4"/>
+              <w:left w:val="single" w:color="BFBFBF" w:sz="4"/>
+              <w:bottom w:val="single" w:color="BFBFBF" w:sz="4"/>
+              <w:right w:val="single" w:color="BFBFBF" w:sz="4"/>
+            </w:tcBorders>
+            <w:vAlign w:val="center"/>
+          </w:tcPr>
+          <w:p>
+            <w:pPr>
+              <w:jc w:val="left"/>
+            </w:pPr>
+            <w:r>
+              <w:rPr>
+                <w:rFonts w:ascii="Arial" w:cs="Arial" w:eastAsia="Arial" w:hAnsi="Arial"/>
+                <w:sz w:val="18"/>
+                <w:szCs w:val="18"/>
+              </w:rPr>
+              <w:t xml:space="preserve">Dach</w:t>
+            </w:r>
+          </w:p>
+        </w:tc>
+        <w:tc>
+          <w:tcPr>
+            <w:tcW w:type="dxa" w:w="4500"/>
+            <w:tcBorders>
+              <w:top w:val="single" w:color="BFBFBF" w:sz="4"/>
+              <w:left w:val="single" w:color="BFBFBF" w:sz="4"/>
+              <w:bottom w:val="single" w:color="BFBFBF" w:sz="4"/>
+              <w:right w:val="single" w:color="BFBFBF" w:sz="4"/>
+            </w:tcBorders>
+            <w:vAlign w:val="center"/>
+          </w:tcPr>
+          <w:p>
+            <w:pPr>
+              <w:jc w:val="left"/>
+            </w:pPr>
+            <w:r>
+              <w:rPr>
+                <w:rFonts w:ascii="Arial" w:cs="Arial" w:eastAsia="Arial" w:hAnsi="Arial"/>
+                <w:i w:val="false"/>
+                <w:iCs w:val="false"/>
+                <w:color w:val="111111"/>
+                <w:sz w:val="18"/>
+                <w:szCs w:val="18"/>
+              </w:rPr>
+              <w:t xml:space="preserve">St-Louis declined to bench Dach despite costly G2 mistakes; instead increased his role with new linemates.</w:t>
+            </w:r>
+            <w:r>
+              <w:rPr>
+                <w:rFonts w:ascii="Arial" w:cs="Arial" w:eastAsia="Arial" w:hAnsi="Arial"/>
+                <w:i/>
+                <w:iCs/>
+                <w:color w:val="666666"/>
+                <w:sz w:val="18"/>
+                <w:szCs w:val="18"/>
+              </w:rPr>
+              <w:br/>
+              <w:t xml:space="preserve">— Coach intent: rebuild via responsibility, not punishment. The data confirms the bet paid off in this game.</w:t>
+            </w:r>
+          </w:p>
+        </w:tc>
+        <w:tc>
+          <w:tcPr>
+            <w:tcW w:type="dxa" w:w="1460"/>
+            <w:tcBorders>
+              <w:top w:val="single" w:color="BFBFBF" w:sz="4"/>
+              <w:left w:val="single" w:color="BFBFBF" w:sz="4"/>
+              <w:bottom w:val="single" w:color="BFBFBF" w:sz="4"/>
+              <w:right w:val="single" w:color="BFBFBF" w:sz="4"/>
+            </w:tcBorders>
+            <w:vAlign w:val="center"/>
+          </w:tcPr>
+          <w:p>
+            <w:pPr>
+              <w:jc w:val="left"/>
+            </w:pPr>
+            <w:r>
+              <w:rPr>
+                <w:rFonts w:ascii="Arial" w:cs="Arial" w:eastAsia="Arial" w:hAnsi="Arial"/>
+                <w:sz w:val="18"/>
+                <w:szCs w:val="18"/>
+              </w:rPr>
+              <w:t xml:space="preserve">RDS, François Gagnon</w:t>
+            </w:r>
+          </w:p>
+        </w:tc>
+      </w:tr>
+      <w:tr>
+        <w:tc>
+          <w:tcPr>
+            <w:tcW w:type="dxa" w:w="1700"/>
+            <w:tcBorders>
+              <w:top w:val="single" w:color="BFBFBF" w:sz="4"/>
+              <w:left w:val="single" w:color="BFBFBF" w:sz="4"/>
+              <w:bottom w:val="single" w:color="BFBFBF" w:sz="4"/>
+              <w:right w:val="single" w:color="BFBFBF" w:sz="4"/>
+            </w:tcBorders>
+            <w:vAlign w:val="center"/>
+          </w:tcPr>
+          <w:p>
+            <w:pPr>
+              <w:jc w:val="left"/>
+            </w:pPr>
+            <w:r>
+              <w:rPr>
+                <w:rFonts w:ascii="Arial" w:cs="Arial" w:eastAsia="Arial" w:hAnsi="Arial"/>
+                <w:sz w:val="18"/>
+                <w:szCs w:val="18"/>
+              </w:rPr>
+              <w:t xml:space="preserve">Ice-time anomaly</w:t>
+            </w:r>
+          </w:p>
+        </w:tc>
+        <w:tc>
+          <w:tcPr>
+            <w:tcW w:type="dxa" w:w="1700"/>
+            <w:tcBorders>
+              <w:top w:val="single" w:color="BFBFBF" w:sz="4"/>
+              <w:left w:val="single" w:color="BFBFBF" w:sz="4"/>
+              <w:bottom w:val="single" w:color="BFBFBF" w:sz="4"/>
+              <w:right w:val="single" w:color="BFBFBF" w:sz="4"/>
+            </w:tcBorders>
+            <w:vAlign w:val="center"/>
+          </w:tcPr>
+          <w:p>
+            <w:pPr>
+              <w:jc w:val="left"/>
+            </w:pPr>
+            <w:r>
+              <w:rPr>
+                <w:rFonts w:ascii="Arial" w:cs="Arial" w:eastAsia="Arial" w:hAnsi="Arial"/>
+                <w:sz w:val="18"/>
+                <w:szCs w:val="18"/>
+              </w:rPr>
+              <w:t xml:space="preserve">Sabourin</w:t>
+            </w:r>
+          </w:p>
+        </w:tc>
+        <w:tc>
+          <w:tcPr>
+            <w:tcW w:type="dxa" w:w="4500"/>
+            <w:tcBorders>
+              <w:top w:val="single" w:color="BFBFBF" w:sz="4"/>
+              <w:left w:val="single" w:color="BFBFBF" w:sz="4"/>
+              <w:bottom w:val="single" w:color="BFBFBF" w:sz="4"/>
+              <w:right w:val="single" w:color="BFBFBF" w:sz="4"/>
+            </w:tcBorders>
+            <w:vAlign w:val="center"/>
+          </w:tcPr>
+          <w:p>
+            <w:pPr>
+              <w:jc w:val="left"/>
+            </w:pPr>
+            <w:r>
+              <w:rPr>
+                <w:rFonts w:ascii="Arial" w:cs="Arial" w:eastAsia="Arial" w:hAnsi="Arial"/>
+                <w:i w:val="false"/>
+                <w:iCs w:val="false"/>
+                <w:color w:val="111111"/>
+                <w:sz w:val="18"/>
+                <w:szCs w:val="18"/>
+              </w:rPr>
+              <w:t xml:space="preserve">Sabourin (TBL) played only 3 minutes in regulation but received 45 seconds of OT ice time.</w:t>
+            </w:r>
+            <w:r>
+              <w:rPr>
+                <w:rFonts w:ascii="Arial" w:cs="Arial" w:eastAsia="Arial" w:hAnsi="Arial"/>
+                <w:i/>
+                <w:iCs/>
+                <w:color w:val="666666"/>
+                <w:sz w:val="18"/>
+                <w:szCs w:val="18"/>
+              </w:rPr>
+              <w:br/>
+              <w:t xml:space="preserve">— Anomalous deployment of an enforcer in critical OT minutes; the chroniqueur called it an 'effronterie'.</w:t>
+            </w:r>
+          </w:p>
+        </w:tc>
+        <w:tc>
+          <w:tcPr>
+            <w:tcW w:type="dxa" w:w="1460"/>
+            <w:tcBorders>
+              <w:top w:val="single" w:color="BFBFBF" w:sz="4"/>
+              <w:left w:val="single" w:color="BFBFBF" w:sz="4"/>
+              <w:bottom w:val="single" w:color="BFBFBF" w:sz="4"/>
+              <w:right w:val="single" w:color="BFBFBF" w:sz="4"/>
+            </w:tcBorders>
+            <w:vAlign w:val="center"/>
+          </w:tcPr>
+          <w:p>
+            <w:pPr>
+              <w:jc w:val="left"/>
+            </w:pPr>
+            <w:r>
+              <w:rPr>
+                <w:rFonts w:ascii="Arial" w:cs="Arial" w:eastAsia="Arial" w:hAnsi="Arial"/>
+                <w:sz w:val="18"/>
+                <w:szCs w:val="18"/>
+              </w:rPr>
+              <w:t xml:space="preserve">Radio-Canada, Martin Leclerc (chronique)</w:t>
+            </w:r>
+          </w:p>
+        </w:tc>
+      </w:tr>
+      <w:tr>
+        <w:tc>
+          <w:tcPr>
+            <w:tcW w:type="dxa" w:w="1700"/>
+            <w:tcBorders>
+              <w:top w:val="single" w:color="BFBFBF" w:sz="4"/>
+              <w:left w:val="single" w:color="BFBFBF" w:sz="4"/>
+              <w:bottom w:val="single" w:color="BFBFBF" w:sz="4"/>
+              <w:right w:val="single" w:color="BFBFBF" w:sz="4"/>
+            </w:tcBorders>
+            <w:vAlign w:val="center"/>
+          </w:tcPr>
+          <w:p>
+            <w:pPr>
+              <w:jc w:val="left"/>
+            </w:pPr>
+            <w:r>
+              <w:rPr>
+                <w:rFonts w:ascii="Arial" w:cs="Arial" w:eastAsia="Arial" w:hAnsi="Arial"/>
+                <w:sz w:val="18"/>
+                <w:szCs w:val="18"/>
+              </w:rPr>
+              <w:t xml:space="preserve">New line / line reshuffle</w:t>
+            </w:r>
+          </w:p>
+        </w:tc>
+        <w:tc>
+          <w:tcPr>
+            <w:tcW w:type="dxa" w:w="1700"/>
+            <w:tcBorders>
+              <w:top w:val="single" w:color="BFBFBF" w:sz="4"/>
+              <w:left w:val="single" w:color="BFBFBF" w:sz="4"/>
+              <w:bottom w:val="single" w:color="BFBFBF" w:sz="4"/>
+              <w:right w:val="single" w:color="BFBFBF" w:sz="4"/>
+            </w:tcBorders>
+            <w:vAlign w:val="center"/>
+          </w:tcPr>
+          <w:p>
+            <w:pPr>
+              <w:jc w:val="left"/>
+            </w:pPr>
+            <w:r>
+              <w:rPr>
+                <w:rFonts w:ascii="Arial" w:cs="Arial" w:eastAsia="Arial" w:hAnsi="Arial"/>
+                <w:sz w:val="18"/>
+                <w:szCs w:val="18"/>
+              </w:rPr>
+              <w:t xml:space="preserve">TBL</w:t>
+            </w:r>
+          </w:p>
+        </w:tc>
+        <w:tc>
+          <w:tcPr>
+            <w:tcW w:type="dxa" w:w="4500"/>
+            <w:tcBorders>
+              <w:top w:val="single" w:color="BFBFBF" w:sz="4"/>
+              <w:left w:val="single" w:color="BFBFBF" w:sz="4"/>
+              <w:bottom w:val="single" w:color="BFBFBF" w:sz="4"/>
+              <w:right w:val="single" w:color="BFBFBF" w:sz="4"/>
+            </w:tcBorders>
+            <w:vAlign w:val="center"/>
+          </w:tcPr>
+          <w:p>
+            <w:pPr>
+              <w:jc w:val="left"/>
+            </w:pPr>
+            <w:r>
+              <w:rPr>
+                <w:rFonts w:ascii="Arial" w:cs="Arial" w:eastAsia="Arial" w:hAnsi="Arial"/>
+                <w:i w:val="false"/>
+                <w:iCs w:val="false"/>
+                <w:color w:val="111111"/>
+                <w:sz w:val="18"/>
+                <w:szCs w:val="18"/>
+              </w:rPr>
+              <w:t xml:space="preserve">TBL also reshuffled aggressively — only 1 of 6 most-deployed G2 forward combos persisted into G3.</w:t>
+            </w:r>
+            <w:r>
+              <w:rPr>
+                <w:rFonts w:ascii="Arial" w:cs="Arial" w:eastAsia="Arial" w:hAnsi="Arial"/>
+                <w:i/>
+                <w:iCs/>
+                <w:color w:val="666666"/>
+                <w:sz w:val="18"/>
+                <w:szCs w:val="18"/>
+              </w:rPr>
+              <w:br/>
+              <w:t xml:space="preserve">— Both coaches abandoned their G2 lineups simultaneously — unusual symmetry.</w:t>
+            </w:r>
+          </w:p>
+        </w:tc>
+        <w:tc>
+          <w:tcPr>
+            <w:tcW w:type="dxa" w:w="1460"/>
+            <w:tcBorders>
+              <w:top w:val="single" w:color="BFBFBF" w:sz="4"/>
+              <w:left w:val="single" w:color="BFBFBF" w:sz="4"/>
+              <w:bottom w:val="single" w:color="BFBFBF" w:sz="4"/>
+              <w:right w:val="single" w:color="BFBFBF" w:sz="4"/>
+            </w:tcBorders>
+            <w:vAlign w:val="center"/>
+          </w:tcPr>
+          <w:p>
+            <w:pPr>
+              <w:jc w:val="left"/>
+            </w:pPr>
+            <w:r>
+              <w:rPr>
+                <w:rFonts w:ascii="Arial" w:cs="Arial" w:eastAsia="Arial" w:hAnsi="Arial"/>
+                <w:sz w:val="18"/>
+                <w:szCs w:val="18"/>
+              </w:rPr>
+              <w:t xml:space="preserve">derived from data</w:t>
+            </w:r>
+          </w:p>
+        </w:tc>
+      </w:tr>
+      <w:tr>
+        <w:tc>
+          <w:tcPr>
+            <w:tcW w:type="dxa" w:w="1700"/>
+            <w:tcBorders>
+              <w:top w:val="single" w:color="BFBFBF" w:sz="4"/>
+              <w:left w:val="single" w:color="BFBFBF" w:sz="4"/>
+              <w:bottom w:val="single" w:color="BFBFBF" w:sz="4"/>
+              <w:right w:val="single" w:color="BFBFBF" w:sz="4"/>
+            </w:tcBorders>
+            <w:vAlign w:val="center"/>
+          </w:tcPr>
+          <w:p>
+            <w:pPr>
+              <w:jc w:val="left"/>
+            </w:pPr>
+            <w:r>
+              <w:rPr>
+                <w:rFonts w:ascii="Arial" w:cs="Arial" w:eastAsia="Arial" w:hAnsi="Arial"/>
+                <w:sz w:val="18"/>
+                <w:szCs w:val="18"/>
+              </w:rPr>
+              <w:t xml:space="preserve">Sheltered minutes</w:t>
+            </w:r>
+          </w:p>
+        </w:tc>
+        <w:tc>
+          <w:tcPr>
+            <w:tcW w:type="dxa" w:w="1700"/>
+            <w:tcBorders>
+              <w:top w:val="single" w:color="BFBFBF" w:sz="4"/>
+              <w:left w:val="single" w:color="BFBFBF" w:sz="4"/>
+              <w:bottom w:val="single" w:color="BFBFBF" w:sz="4"/>
+              <w:right w:val="single" w:color="BFBFBF" w:sz="4"/>
+            </w:tcBorders>
+            <w:vAlign w:val="center"/>
+          </w:tcPr>
+          <w:p>
+            <w:pPr>
+              <w:jc w:val="left"/>
+            </w:pPr>
+            <w:r>
+              <w:rPr>
+                <w:rFonts w:ascii="Arial" w:cs="Arial" w:eastAsia="Arial" w:hAnsi="Arial"/>
+                <w:sz w:val="18"/>
+                <w:szCs w:val="18"/>
+              </w:rPr>
+              <w:t xml:space="preserve">Slafkovský</w:t>
+            </w:r>
+          </w:p>
+        </w:tc>
+        <w:tc>
+          <w:tcPr>
+            <w:tcW w:type="dxa" w:w="4500"/>
+            <w:tcBorders>
+              <w:top w:val="single" w:color="BFBFBF" w:sz="4"/>
+              <w:left w:val="single" w:color="BFBFBF" w:sz="4"/>
+              <w:bottom w:val="single" w:color="BFBFBF" w:sz="4"/>
+              <w:right w:val="single" w:color="BFBFBF" w:sz="4"/>
+            </w:tcBorders>
+            <w:vAlign w:val="center"/>
+          </w:tcPr>
+          <w:p>
+            <w:pPr>
+              <w:jc w:val="left"/>
+            </w:pPr>
+            <w:r>
+              <w:rPr>
+                <w:rFonts w:ascii="Arial" w:cs="Arial" w:eastAsia="Arial" w:hAnsi="Arial"/>
+                <w:i w:val="false"/>
+                <w:iCs w:val="false"/>
+                <w:color w:val="111111"/>
+                <w:sz w:val="18"/>
+                <w:szCs w:val="18"/>
+              </w:rPr>
+              <w:t xml:space="preserve">Slafkovský's line (Suzuki-Caufield-Slafkovský) saw 9.6 min together at 5v5 in G3, down from 14.6 min in G2.</w:t>
+            </w:r>
+            <w:r>
+              <w:rPr>
+                <w:rFonts w:ascii="Arial" w:cs="Arial" w:eastAsia="Arial" w:hAnsi="Arial"/>
+                <w:i/>
+                <w:iCs/>
+                <w:color w:val="666666"/>
+                <w:sz w:val="18"/>
+                <w:szCs w:val="18"/>
+              </w:rPr>
+              <w:br/>
+              <w:t xml:space="preserve">— Top line minutes compressed in G3 — could be tactical (defensive matchup juggling) or deployment shift after Slaf's offensive dip post-fight. To monitor.</w:t>
+            </w:r>
+          </w:p>
+        </w:tc>
+        <w:tc>
+          <w:tcPr>
+            <w:tcW w:type="dxa" w:w="1460"/>
+            <w:tcBorders>
+              <w:top w:val="single" w:color="BFBFBF" w:sz="4"/>
+              <w:left w:val="single" w:color="BFBFBF" w:sz="4"/>
+              <w:bottom w:val="single" w:color="BFBFBF" w:sz="4"/>
+              <w:right w:val="single" w:color="BFBFBF" w:sz="4"/>
+            </w:tcBorders>
+            <w:vAlign w:val="center"/>
+          </w:tcPr>
+          <w:p>
+            <w:pPr>
+              <w:jc w:val="left"/>
+            </w:pPr>
+            <w:r>
+              <w:rPr>
+                <w:rFonts w:ascii="Arial" w:cs="Arial" w:eastAsia="Arial" w:hAnsi="Arial"/>
+                <w:sz w:val="18"/>
+                <w:szCs w:val="18"/>
+              </w:rPr>
+              <w:t xml:space="preserve">derived from data</w:t>
+            </w:r>
+          </w:p>
+        </w:tc>
+      </w:tr>
+      <w:tr>
+        <w:tc>
+          <w:tcPr>
+            <w:tcW w:type="dxa" w:w="1700"/>
+            <w:tcBorders>
+              <w:top w:val="single" w:color="BFBFBF" w:sz="4"/>
+              <w:left w:val="single" w:color="BFBFBF" w:sz="4"/>
+              <w:bottom w:val="single" w:color="BFBFBF" w:sz="4"/>
+              <w:right w:val="single" w:color="BFBFBF" w:sz="4"/>
+            </w:tcBorders>
+            <w:vAlign w:val="center"/>
+          </w:tcPr>
+          <w:p>
+            <w:pPr>
+              <w:jc w:val="left"/>
+            </w:pPr>
+            <w:r>
+              <w:rPr>
+                <w:rFonts w:ascii="Arial" w:cs="Arial" w:eastAsia="Arial" w:hAnsi="Arial"/>
+                <w:sz w:val="18"/>
+                <w:szCs w:val="18"/>
+              </w:rPr>
+              <w:t xml:space="preserve">Goalie anomaly</w:t>
+            </w:r>
+          </w:p>
+        </w:tc>
+        <w:tc>
+          <w:tcPr>
+            <w:tcW w:type="dxa" w:w="1700"/>
+            <w:tcBorders>
+              <w:top w:val="single" w:color="BFBFBF" w:sz="4"/>
+              <w:left w:val="single" w:color="BFBFBF" w:sz="4"/>
+              <w:bottom w:val="single" w:color="BFBFBF" w:sz="4"/>
+              <w:right w:val="single" w:color="BFBFBF" w:sz="4"/>
+            </w:tcBorders>
+            <w:vAlign w:val="center"/>
+          </w:tcPr>
+          <w:p>
+            <w:pPr>
+              <w:jc w:val="left"/>
+            </w:pPr>
+            <w:r>
+              <w:rPr>
+                <w:rFonts w:ascii="Arial" w:cs="Arial" w:eastAsia="Arial" w:hAnsi="Arial"/>
+                <w:sz w:val="18"/>
+                <w:szCs w:val="18"/>
+              </w:rPr>
+              <w:t xml:space="preserve">Dobes</w:t>
+            </w:r>
+          </w:p>
+        </w:tc>
+        <w:tc>
+          <w:tcPr>
+            <w:tcW w:type="dxa" w:w="4500"/>
+            <w:tcBorders>
+              <w:top w:val="single" w:color="BFBFBF" w:sz="4"/>
+              <w:left w:val="single" w:color="BFBFBF" w:sz="4"/>
+              <w:bottom w:val="single" w:color="BFBFBF" w:sz="4"/>
+              <w:right w:val="single" w:color="BFBFBF" w:sz="4"/>
+            </w:tcBorders>
+            <w:vAlign w:val="center"/>
+          </w:tcPr>
+          <w:p>
+            <w:pPr>
+              <w:jc w:val="left"/>
+            </w:pPr>
+            <w:r>
+              <w:rPr>
+                <w:rFonts w:ascii="Arial" w:cs="Arial" w:eastAsia="Arial" w:hAnsi="Arial"/>
+                <w:i w:val="false"/>
+                <w:iCs w:val="false"/>
+                <w:color w:val="111111"/>
+                <w:sz w:val="18"/>
+                <w:szCs w:val="18"/>
+              </w:rPr>
+              <w:t xml:space="preserve">Dobes allowed a rare 'poor' goal to Brandon Hagel (P2).</w:t>
+            </w:r>
+            <w:r>
+              <w:rPr>
+                <w:rFonts w:ascii="Arial" w:cs="Arial" w:eastAsia="Arial" w:hAnsi="Arial"/>
+                <w:i/>
+                <w:iCs/>
+                <w:color w:val="666666"/>
+                <w:sz w:val="18"/>
+                <w:szCs w:val="18"/>
+              </w:rPr>
+              <w:br/>
+              <w:t xml:space="preserve">— Qualitative read — chroniqueur's judgment of shot-quality vs. save expectation. The xG model would tell us if the shot quality was high; absent that, this is a press-derived data point worth logging.</w:t>
+            </w:r>
+          </w:p>
+        </w:tc>
+        <w:tc>
+          <w:tcPr>
+            <w:tcW w:type="dxa" w:w="1460"/>
+            <w:tcBorders>
+              <w:top w:val="single" w:color="BFBFBF" w:sz="4"/>
+              <w:left w:val="single" w:color="BFBFBF" w:sz="4"/>
+              <w:bottom w:val="single" w:color="BFBFBF" w:sz="4"/>
+              <w:right w:val="single" w:color="BFBFBF" w:sz="4"/>
+            </w:tcBorders>
+            <w:vAlign w:val="center"/>
+          </w:tcPr>
+          <w:p>
+            <w:pPr>
+              <w:jc w:val="left"/>
+            </w:pPr>
+            <w:r>
+              <w:rPr>
+                <w:rFonts w:ascii="Arial" w:cs="Arial" w:eastAsia="Arial" w:hAnsi="Arial"/>
+                <w:sz w:val="18"/>
+                <w:szCs w:val="18"/>
+              </w:rPr>
+              <w:t xml:space="preserve">RDS, Éric Leblanc</w:t>
+            </w:r>
+          </w:p>
+        </w:tc>
+      </w:tr>
+    </w:tbl>
+    <w:p>
+      <w:r>
+        <w:br w:type="page"/>
+      </w:r>
+    </w:p>
+    <w:p>
+      <w:pPr>
+        <w:pStyle w:val="Heading1"/>
+      </w:pPr>
+      <w:r>
+        <w:rPr>
+          <w:rFonts w:ascii="Arial" w:cs="Arial" w:eastAsia="Arial" w:hAnsi="Arial"/>
+          <w:b/>
+          <w:bCs/>
+          <w:color w:val="1F2F4A"/>
+          <w:sz w:val="30"/>
+          <w:szCs w:val="30"/>
+        </w:rPr>
+        <w:t xml:space="preserve">2. Claims ledger</w:t>
       </w:r>
     </w:p>
     <w:p>
@@ -593,7 +2408,7 @@
                 <w:sz w:val="18"/>
                 <w:szCs w:val="18"/>
               </w:rPr>
-              <w:t xml:space="preserve">Tampa Bay is tilting the ice (drives shot volume).</w:t>
+              <w:t xml:space="preserve">Tampa Bay tilts the ice (drives shot volume).</w:t>
             </w:r>
           </w:p>
         </w:tc>
@@ -645,7 +2460,7 @@
                 <w:sz w:val="18"/>
                 <w:szCs w:val="18"/>
               </w:rPr>
-              <w:t xml:space="preserve">At 5v5 across 3 games, TBL has 55.4% of Corsi shot attempts (CF%). Tampa drives volume.</w:t>
+              <w:t xml:space="preserve">At 5v5 across 3 games, TBL has 55.4% of Corsi shot attempts. Tampa drives volume.</w:t>
             </w:r>
           </w:p>
         </w:tc>
@@ -863,7 +2678,7 @@
                 <w:sz w:val="18"/>
                 <w:szCs w:val="18"/>
               </w:rPr>
-              <w:t xml:space="preserve">Vasilevskiy: 75 shots, 8 goals (SV 0.893); Dobes: 74 shots, 7 goals (SV 0.905). At this pace Dobes is *marginally better*. The pre-series narrative isn't supported by the first 3 games.</w:t>
+              <w:t xml:space="preserve">Vasilevskiy: 75 shots, 9 GA (SV 0.880); Dobes: 74 shots, 8 GA (SV 0.892). Dobes is marginally better through 3 games.</w:t>
             </w:r>
           </w:p>
         </w:tc>
@@ -920,7 +2735,7 @@
                 <w:sz w:val="18"/>
                 <w:szCs w:val="18"/>
               </w:rPr>
-              <w:t xml:space="preserve">Depth scoring is essential — contributors outside the top duo (Slafkovský / Anderson).</w:t>
+              <w:t xml:space="preserve">St-Louis reorganized lines pre-game (Kapanen to 3C, Texier to 2RW with Dach).</w:t>
             </w:r>
           </w:p>
         </w:tc>
@@ -946,7 +2761,7 @@
                 <w:sz w:val="18"/>
                 <w:szCs w:val="18"/>
               </w:rPr>
-              <w:t xml:space="preserve">Habs Eyes On The Prize</w:t>
+              <w:t xml:space="preserve">Radio-Canada</w:t>
             </w:r>
           </w:p>
         </w:tc>
@@ -972,7 +2787,7 @@
                 <w:sz w:val="18"/>
                 <w:szCs w:val="18"/>
               </w:rPr>
-              <w:t xml:space="preserve">In G3, MTL's 3 goals came from Texier, Dach, and Hutson — exactly the depth profile they wanted.</w:t>
+              <w:t xml:space="preserve">Confirmed by NHL.com shift charts. Major reshuffle: only 2 of MTL's top G2 lines persisted.</w:t>
             </w:r>
           </w:p>
         </w:tc>
@@ -1029,7 +2844,7 @@
                 <w:sz w:val="18"/>
                 <w:szCs w:val="18"/>
               </w:rPr>
-              <w:t xml:space="preserve">Hagel is a consistent scorer (4th goal of the series).</w:t>
+              <w:t xml:space="preserve">Dach's line scored 2 goals and 6 points.</w:t>
             </w:r>
           </w:p>
         </w:tc>
@@ -1055,7 +2870,7 @@
                 <w:sz w:val="18"/>
                 <w:szCs w:val="18"/>
               </w:rPr>
-              <w:t xml:space="preserve">NHL highlights</w:t>
+              <w:t xml:space="preserve">Martin Leclerc, Radio-Canada</w:t>
             </w:r>
           </w:p>
         </w:tc>
@@ -1081,7 +2896,7 @@
                 <w:sz w:val="18"/>
                 <w:szCs w:val="18"/>
               </w:rPr>
-              <w:t xml:space="preserve">4 goals in 3 games — elite scoring rate at 5v5, confirmed by the events.</w:t>
+              <w:t xml:space="preserve">Texier-Dach-Bolduc trio: Texier scored, Dach scored, both assisted. Confirmed.</w:t>
             </w:r>
           </w:p>
         </w:tc>
@@ -1138,7 +2953,7 @@
                 <w:sz w:val="18"/>
                 <w:szCs w:val="18"/>
               </w:rPr>
-              <w:t xml:space="preserve">Fast and physical (~163 hits across the first 2 games).</w:t>
+              <w:t xml:space="preserve">Hutson scored OT winner with first slap shot of the year, played 26:28.</w:t>
             </w:r>
           </w:p>
         </w:tc>
@@ -1164,7 +2979,7 @@
                 <w:sz w:val="18"/>
                 <w:szCs w:val="18"/>
               </w:rPr>
-              <w:t xml:space="preserve">NY Post</w:t>
+              <w:t xml:space="preserve">François Gagnon, RDS</w:t>
             </w:r>
           </w:p>
         </w:tc>
@@ -1190,7 +3005,7 @@
                 <w:sz w:val="18"/>
                 <w:szCs w:val="18"/>
               </w:rPr>
-              <w:t xml:space="preserve">Hits: 163 across G1+G2 (NY Post wrote pre-G3); G3 added 67 for 230 total across the series.</w:t>
+              <w:t xml:space="preserve">OT goal at 2:09 of P4 confirmed via NHL.com PBP. TOI is the reported figure (26:28 leading all skaters).</w:t>
             </w:r>
           </w:p>
         </w:tc>
@@ -1247,7 +3062,7 @@
                 <w:sz w:val="18"/>
                 <w:szCs w:val="18"/>
               </w:rPr>
-              <w:t xml:space="preserve">Series is tight (two straight overtime games).</w:t>
+              <w:t xml:space="preserve">"Dobes was at Vasilevskiy's level."</w:t>
             </w:r>
           </w:p>
         </w:tc>
@@ -1273,7 +3088,7 @@
                 <w:sz w:val="18"/>
                 <w:szCs w:val="18"/>
               </w:rPr>
-              <w:t xml:space="preserve">CityNews Montreal</w:t>
+              <w:t xml:space="preserve">François Gagnon, RDS</w:t>
             </w:r>
           </w:p>
         </w:tc>
@@ -1299,7 +3114,7 @@
                 <w:sz w:val="18"/>
                 <w:szCs w:val="18"/>
               </w:rPr>
-              <w:t xml:space="preserve">G2 and G3 both went to OT. On 5v5 expected goals, MTL leads 56-44 — narrow margin.</w:t>
+              <w:t xml:space="preserve">Through 3 games Dobes' implied SV% is .905 vs Vasilevskiy's .893. The chronique tracks the data.</w:t>
             </w:r>
           </w:p>
         </w:tc>
@@ -1408,7 +3223,7 @@
                 <w:sz w:val="18"/>
                 <w:szCs w:val="18"/>
               </w:rPr>
-              <w:t xml:space="preserve">True for individual production (8 → 2 SOG pre/post); false for on-ice impact (MTL outshoots TBL 20-9 and outscores 2-1 with him on after the fight). See dedicated section.</w:t>
+              <w:t xml:space="preserve">True for individual production (8 → 2 SOG pre/post); false for on-ice impact (MTL outshoots TBL 20-9 and outscores 2-1 with him on after the fight).</w:t>
             </w:r>
           </w:p>
         </w:tc>
@@ -1438,6 +3253,442 @@
                 <w:szCs w:val="18"/>
               </w:rPr>
               <w:t xml:space="preserve">◐ Mixed / nuanced</w:t>
+            </w:r>
+          </w:p>
+        </w:tc>
+      </w:tr>
+      <w:tr>
+        <w:tc>
+          <w:tcPr>
+            <w:tcW w:type="dxa" w:w="2400"/>
+            <w:tcBorders>
+              <w:top w:val="single" w:color="BFBFBF" w:sz="4"/>
+              <w:left w:val="single" w:color="BFBFBF" w:sz="4"/>
+              <w:bottom w:val="single" w:color="BFBFBF" w:sz="4"/>
+              <w:right w:val="single" w:color="BFBFBF" w:sz="4"/>
+            </w:tcBorders>
+            <w:shd w:fill="E2F0D9" w:val="clear"/>
+            <w:vAlign w:val="center"/>
+          </w:tcPr>
+          <w:p>
+            <w:pPr>
+              <w:jc w:val="left"/>
+            </w:pPr>
+            <w:r>
+              <w:rPr>
+                <w:rFonts w:ascii="Arial" w:cs="Arial" w:eastAsia="Arial" w:hAnsi="Arial"/>
+                <w:sz w:val="18"/>
+                <w:szCs w:val="18"/>
+              </w:rPr>
+              <w:t xml:space="preserve">Depth scoring carried the win (contributors outside the top duo).</w:t>
+            </w:r>
+          </w:p>
+        </w:tc>
+        <w:tc>
+          <w:tcPr>
+            <w:tcW w:type="dxa" w:w="1400"/>
+            <w:tcBorders>
+              <w:top w:val="single" w:color="BFBFBF" w:sz="4"/>
+              <w:left w:val="single" w:color="BFBFBF" w:sz="4"/>
+              <w:bottom w:val="single" w:color="BFBFBF" w:sz="4"/>
+              <w:right w:val="single" w:color="BFBFBF" w:sz="4"/>
+            </w:tcBorders>
+            <w:shd w:fill="E2F0D9" w:val="clear"/>
+            <w:vAlign w:val="center"/>
+          </w:tcPr>
+          <w:p>
+            <w:pPr>
+              <w:jc w:val="left"/>
+            </w:pPr>
+            <w:r>
+              <w:rPr>
+                <w:rFonts w:ascii="Arial" w:cs="Arial" w:eastAsia="Arial" w:hAnsi="Arial"/>
+                <w:sz w:val="18"/>
+                <w:szCs w:val="18"/>
+              </w:rPr>
+              <w:t xml:space="preserve">Habs Eyes On The Prize</w:t>
+            </w:r>
+          </w:p>
+        </w:tc>
+        <w:tc>
+          <w:tcPr>
+            <w:tcW w:type="dxa" w:w="4060"/>
+            <w:tcBorders>
+              <w:top w:val="single" w:color="BFBFBF" w:sz="4"/>
+              <w:left w:val="single" w:color="BFBFBF" w:sz="4"/>
+              <w:bottom w:val="single" w:color="BFBFBF" w:sz="4"/>
+              <w:right w:val="single" w:color="BFBFBF" w:sz="4"/>
+            </w:tcBorders>
+            <w:shd w:fill="E2F0D9" w:val="clear"/>
+            <w:vAlign w:val="center"/>
+          </w:tcPr>
+          <w:p>
+            <w:pPr>
+              <w:jc w:val="left"/>
+            </w:pPr>
+            <w:r>
+              <w:rPr>
+                <w:rFonts w:ascii="Arial" w:cs="Arial" w:eastAsia="Arial" w:hAnsi="Arial"/>
+                <w:sz w:val="18"/>
+                <w:szCs w:val="18"/>
+              </w:rPr>
+              <w:t xml:space="preserve">All 3 MTL goals from Texier, Dach, Hutson — exactly the depth profile EOTP wanted.</w:t>
+            </w:r>
+          </w:p>
+        </w:tc>
+        <w:tc>
+          <w:tcPr>
+            <w:tcW w:type="dxa" w:w="1500"/>
+            <w:tcBorders>
+              <w:top w:val="single" w:color="BFBFBF" w:sz="4"/>
+              <w:left w:val="single" w:color="BFBFBF" w:sz="4"/>
+              <w:bottom w:val="single" w:color="BFBFBF" w:sz="4"/>
+              <w:right w:val="single" w:color="BFBFBF" w:sz="4"/>
+            </w:tcBorders>
+            <w:shd w:fill="E2F0D9" w:val="clear"/>
+            <w:vAlign w:val="center"/>
+          </w:tcPr>
+          <w:p>
+            <w:pPr>
+              <w:jc w:val="left"/>
+            </w:pPr>
+            <w:r>
+              <w:rPr>
+                <w:rFonts w:ascii="Arial" w:cs="Arial" w:eastAsia="Arial" w:hAnsi="Arial"/>
+                <w:b/>
+                <w:bCs/>
+                <w:color w:val="2E7D32"/>
+                <w:sz w:val="18"/>
+                <w:szCs w:val="18"/>
+              </w:rPr>
+              <w:t xml:space="preserve">✓ Confirmed</w:t>
+            </w:r>
+          </w:p>
+        </w:tc>
+      </w:tr>
+      <w:tr>
+        <w:tc>
+          <w:tcPr>
+            <w:tcW w:type="dxa" w:w="2400"/>
+            <w:tcBorders>
+              <w:top w:val="single" w:color="BFBFBF" w:sz="4"/>
+              <w:left w:val="single" w:color="BFBFBF" w:sz="4"/>
+              <w:bottom w:val="single" w:color="BFBFBF" w:sz="4"/>
+              <w:right w:val="single" w:color="BFBFBF" w:sz="4"/>
+            </w:tcBorders>
+            <w:shd w:fill="E2F0D9" w:val="clear"/>
+            <w:vAlign w:val="center"/>
+          </w:tcPr>
+          <w:p>
+            <w:pPr>
+              <w:jc w:val="left"/>
+            </w:pPr>
+            <w:r>
+              <w:rPr>
+                <w:rFonts w:ascii="Arial" w:cs="Arial" w:eastAsia="Arial" w:hAnsi="Arial"/>
+                <w:sz w:val="18"/>
+                <w:szCs w:val="18"/>
+              </w:rPr>
+              <w:t xml:space="preserve">Hagel: consistent scorer (4th goal of the series).</w:t>
+            </w:r>
+          </w:p>
+        </w:tc>
+        <w:tc>
+          <w:tcPr>
+            <w:tcW w:type="dxa" w:w="1400"/>
+            <w:tcBorders>
+              <w:top w:val="single" w:color="BFBFBF" w:sz="4"/>
+              <w:left w:val="single" w:color="BFBFBF" w:sz="4"/>
+              <w:bottom w:val="single" w:color="BFBFBF" w:sz="4"/>
+              <w:right w:val="single" w:color="BFBFBF" w:sz="4"/>
+            </w:tcBorders>
+            <w:shd w:fill="E2F0D9" w:val="clear"/>
+            <w:vAlign w:val="center"/>
+          </w:tcPr>
+          <w:p>
+            <w:pPr>
+              <w:jc w:val="left"/>
+            </w:pPr>
+            <w:r>
+              <w:rPr>
+                <w:rFonts w:ascii="Arial" w:cs="Arial" w:eastAsia="Arial" w:hAnsi="Arial"/>
+                <w:sz w:val="18"/>
+                <w:szCs w:val="18"/>
+              </w:rPr>
+              <w:t xml:space="preserve">NHL highlights</w:t>
+            </w:r>
+          </w:p>
+        </w:tc>
+        <w:tc>
+          <w:tcPr>
+            <w:tcW w:type="dxa" w:w="4060"/>
+            <w:tcBorders>
+              <w:top w:val="single" w:color="BFBFBF" w:sz="4"/>
+              <w:left w:val="single" w:color="BFBFBF" w:sz="4"/>
+              <w:bottom w:val="single" w:color="BFBFBF" w:sz="4"/>
+              <w:right w:val="single" w:color="BFBFBF" w:sz="4"/>
+            </w:tcBorders>
+            <w:shd w:fill="E2F0D9" w:val="clear"/>
+            <w:vAlign w:val="center"/>
+          </w:tcPr>
+          <w:p>
+            <w:pPr>
+              <w:jc w:val="left"/>
+            </w:pPr>
+            <w:r>
+              <w:rPr>
+                <w:rFonts w:ascii="Arial" w:cs="Arial" w:eastAsia="Arial" w:hAnsi="Arial"/>
+                <w:sz w:val="18"/>
+                <w:szCs w:val="18"/>
+              </w:rPr>
+              <w:t xml:space="preserve">Confirmed via PBP shooter IDs.</w:t>
+            </w:r>
+          </w:p>
+        </w:tc>
+        <w:tc>
+          <w:tcPr>
+            <w:tcW w:type="dxa" w:w="1500"/>
+            <w:tcBorders>
+              <w:top w:val="single" w:color="BFBFBF" w:sz="4"/>
+              <w:left w:val="single" w:color="BFBFBF" w:sz="4"/>
+              <w:bottom w:val="single" w:color="BFBFBF" w:sz="4"/>
+              <w:right w:val="single" w:color="BFBFBF" w:sz="4"/>
+            </w:tcBorders>
+            <w:shd w:fill="E2F0D9" w:val="clear"/>
+            <w:vAlign w:val="center"/>
+          </w:tcPr>
+          <w:p>
+            <w:pPr>
+              <w:jc w:val="left"/>
+            </w:pPr>
+            <w:r>
+              <w:rPr>
+                <w:rFonts w:ascii="Arial" w:cs="Arial" w:eastAsia="Arial" w:hAnsi="Arial"/>
+                <w:b/>
+                <w:bCs/>
+                <w:color w:val="2E7D32"/>
+                <w:sz w:val="18"/>
+                <w:szCs w:val="18"/>
+              </w:rPr>
+              <w:t xml:space="preserve">✓ Confirmed</w:t>
+            </w:r>
+          </w:p>
+        </w:tc>
+      </w:tr>
+      <w:tr>
+        <w:tc>
+          <w:tcPr>
+            <w:tcW w:type="dxa" w:w="2400"/>
+            <w:tcBorders>
+              <w:top w:val="single" w:color="BFBFBF" w:sz="4"/>
+              <w:left w:val="single" w:color="BFBFBF" w:sz="4"/>
+              <w:bottom w:val="single" w:color="BFBFBF" w:sz="4"/>
+              <w:right w:val="single" w:color="BFBFBF" w:sz="4"/>
+            </w:tcBorders>
+            <w:shd w:fill="E2F0D9" w:val="clear"/>
+            <w:vAlign w:val="center"/>
+          </w:tcPr>
+          <w:p>
+            <w:pPr>
+              <w:jc w:val="left"/>
+            </w:pPr>
+            <w:r>
+              <w:rPr>
+                <w:rFonts w:ascii="Arial" w:cs="Arial" w:eastAsia="Arial" w:hAnsi="Arial"/>
+                <w:sz w:val="18"/>
+                <w:szCs w:val="18"/>
+              </w:rPr>
+              <w:t xml:space="preserve">Fast and physical (~163 hits across the first 2 games).</w:t>
+            </w:r>
+          </w:p>
+        </w:tc>
+        <w:tc>
+          <w:tcPr>
+            <w:tcW w:type="dxa" w:w="1400"/>
+            <w:tcBorders>
+              <w:top w:val="single" w:color="BFBFBF" w:sz="4"/>
+              <w:left w:val="single" w:color="BFBFBF" w:sz="4"/>
+              <w:bottom w:val="single" w:color="BFBFBF" w:sz="4"/>
+              <w:right w:val="single" w:color="BFBFBF" w:sz="4"/>
+            </w:tcBorders>
+            <w:shd w:fill="E2F0D9" w:val="clear"/>
+            <w:vAlign w:val="center"/>
+          </w:tcPr>
+          <w:p>
+            <w:pPr>
+              <w:jc w:val="left"/>
+            </w:pPr>
+            <w:r>
+              <w:rPr>
+                <w:rFonts w:ascii="Arial" w:cs="Arial" w:eastAsia="Arial" w:hAnsi="Arial"/>
+                <w:sz w:val="18"/>
+                <w:szCs w:val="18"/>
+              </w:rPr>
+              <w:t xml:space="preserve">NY Post</w:t>
+            </w:r>
+          </w:p>
+        </w:tc>
+        <w:tc>
+          <w:tcPr>
+            <w:tcW w:type="dxa" w:w="4060"/>
+            <w:tcBorders>
+              <w:top w:val="single" w:color="BFBFBF" w:sz="4"/>
+              <w:left w:val="single" w:color="BFBFBF" w:sz="4"/>
+              <w:bottom w:val="single" w:color="BFBFBF" w:sz="4"/>
+              <w:right w:val="single" w:color="BFBFBF" w:sz="4"/>
+            </w:tcBorders>
+            <w:shd w:fill="E2F0D9" w:val="clear"/>
+            <w:vAlign w:val="center"/>
+          </w:tcPr>
+          <w:p>
+            <w:pPr>
+              <w:jc w:val="left"/>
+            </w:pPr>
+            <w:r>
+              <w:rPr>
+                <w:rFonts w:ascii="Arial" w:cs="Arial" w:eastAsia="Arial" w:hAnsi="Arial"/>
+                <w:sz w:val="18"/>
+                <w:szCs w:val="18"/>
+              </w:rPr>
+              <w:t xml:space="preserve">163 hits across G1+G2. G3 added another 67 for 230 total.</w:t>
+            </w:r>
+          </w:p>
+        </w:tc>
+        <w:tc>
+          <w:tcPr>
+            <w:tcW w:type="dxa" w:w="1500"/>
+            <w:tcBorders>
+              <w:top w:val="single" w:color="BFBFBF" w:sz="4"/>
+              <w:left w:val="single" w:color="BFBFBF" w:sz="4"/>
+              <w:bottom w:val="single" w:color="BFBFBF" w:sz="4"/>
+              <w:right w:val="single" w:color="BFBFBF" w:sz="4"/>
+            </w:tcBorders>
+            <w:shd w:fill="E2F0D9" w:val="clear"/>
+            <w:vAlign w:val="center"/>
+          </w:tcPr>
+          <w:p>
+            <w:pPr>
+              <w:jc w:val="left"/>
+            </w:pPr>
+            <w:r>
+              <w:rPr>
+                <w:rFonts w:ascii="Arial" w:cs="Arial" w:eastAsia="Arial" w:hAnsi="Arial"/>
+                <w:b/>
+                <w:bCs/>
+                <w:color w:val="2E7D32"/>
+                <w:sz w:val="18"/>
+                <w:szCs w:val="18"/>
+              </w:rPr>
+              <w:t xml:space="preserve">✓ Confirmed</w:t>
+            </w:r>
+          </w:p>
+        </w:tc>
+      </w:tr>
+      <w:tr>
+        <w:tc>
+          <w:tcPr>
+            <w:tcW w:type="dxa" w:w="2400"/>
+            <w:tcBorders>
+              <w:top w:val="single" w:color="BFBFBF" w:sz="4"/>
+              <w:left w:val="single" w:color="BFBFBF" w:sz="4"/>
+              <w:bottom w:val="single" w:color="BFBFBF" w:sz="4"/>
+              <w:right w:val="single" w:color="BFBFBF" w:sz="4"/>
+            </w:tcBorders>
+            <w:shd w:fill="E2F0D9" w:val="clear"/>
+            <w:vAlign w:val="center"/>
+          </w:tcPr>
+          <w:p>
+            <w:pPr>
+              <w:jc w:val="left"/>
+            </w:pPr>
+            <w:r>
+              <w:rPr>
+                <w:rFonts w:ascii="Arial" w:cs="Arial" w:eastAsia="Arial" w:hAnsi="Arial"/>
+                <w:sz w:val="18"/>
+                <w:szCs w:val="18"/>
+              </w:rPr>
+              <w:t xml:space="preserve">Series tight (two then three straight OT games).</w:t>
+            </w:r>
+          </w:p>
+        </w:tc>
+        <w:tc>
+          <w:tcPr>
+            <w:tcW w:type="dxa" w:w="1400"/>
+            <w:tcBorders>
+              <w:top w:val="single" w:color="BFBFBF" w:sz="4"/>
+              <w:left w:val="single" w:color="BFBFBF" w:sz="4"/>
+              <w:bottom w:val="single" w:color="BFBFBF" w:sz="4"/>
+              <w:right w:val="single" w:color="BFBFBF" w:sz="4"/>
+            </w:tcBorders>
+            <w:shd w:fill="E2F0D9" w:val="clear"/>
+            <w:vAlign w:val="center"/>
+          </w:tcPr>
+          <w:p>
+            <w:pPr>
+              <w:jc w:val="left"/>
+            </w:pPr>
+            <w:r>
+              <w:rPr>
+                <w:rFonts w:ascii="Arial" w:cs="Arial" w:eastAsia="Arial" w:hAnsi="Arial"/>
+                <w:sz w:val="18"/>
+                <w:szCs w:val="18"/>
+              </w:rPr>
+              <w:t xml:space="preserve">CityNews Montreal</w:t>
+            </w:r>
+          </w:p>
+        </w:tc>
+        <w:tc>
+          <w:tcPr>
+            <w:tcW w:type="dxa" w:w="4060"/>
+            <w:tcBorders>
+              <w:top w:val="single" w:color="BFBFBF" w:sz="4"/>
+              <w:left w:val="single" w:color="BFBFBF" w:sz="4"/>
+              <w:bottom w:val="single" w:color="BFBFBF" w:sz="4"/>
+              <w:right w:val="single" w:color="BFBFBF" w:sz="4"/>
+            </w:tcBorders>
+            <w:shd w:fill="E2F0D9" w:val="clear"/>
+            <w:vAlign w:val="center"/>
+          </w:tcPr>
+          <w:p>
+            <w:pPr>
+              <w:jc w:val="left"/>
+            </w:pPr>
+            <w:r>
+              <w:rPr>
+                <w:rFonts w:ascii="Arial" w:cs="Arial" w:eastAsia="Arial" w:hAnsi="Arial"/>
+                <w:sz w:val="18"/>
+                <w:szCs w:val="18"/>
+              </w:rPr>
+              <w:t xml:space="preserve">All three games went to OT. Underlying xG share is also tight (56-44 MTL).</w:t>
+            </w:r>
+          </w:p>
+        </w:tc>
+        <w:tc>
+          <w:tcPr>
+            <w:tcW w:type="dxa" w:w="1500"/>
+            <w:tcBorders>
+              <w:top w:val="single" w:color="BFBFBF" w:sz="4"/>
+              <w:left w:val="single" w:color="BFBFBF" w:sz="4"/>
+              <w:bottom w:val="single" w:color="BFBFBF" w:sz="4"/>
+              <w:right w:val="single" w:color="BFBFBF" w:sz="4"/>
+            </w:tcBorders>
+            <w:shd w:fill="E2F0D9" w:val="clear"/>
+            <w:vAlign w:val="center"/>
+          </w:tcPr>
+          <w:p>
+            <w:pPr>
+              <w:jc w:val="left"/>
+            </w:pPr>
+            <w:r>
+              <w:rPr>
+                <w:rFonts w:ascii="Arial" w:cs="Arial" w:eastAsia="Arial" w:hAnsi="Arial"/>
+                <w:b/>
+                <w:bCs/>
+                <w:color w:val="2E7D32"/>
+                <w:sz w:val="18"/>
+                <w:szCs w:val="18"/>
+              </w:rPr>
+              <w:t xml:space="preserve">✓ Confirmed</w:t>
             </w:r>
           </w:p>
         </w:tc>
@@ -1461,7 +3712,7 @@
           <w:sz w:val="30"/>
           <w:szCs w:val="30"/>
         </w:rPr>
-        <w:t xml:space="preserve">Slafkovský — before and after the Hagel fight</w:t>
+        <w:t xml:space="preserve">3. Series state of play (5v5, three games)</w:t>
       </w:r>
     </w:p>
     <w:p>
@@ -1474,843 +3725,7 @@
           <w:sz w:val="20"/>
           <w:szCs w:val="20"/>
         </w:rPr>
-        <w:t xml:space="preserve">The Slafkovský fight with Brandon Hagel happened at **G2 period 2, 5:14**. Splitting his on-ice events at that exact second answers the question more directly than per-game splits do. Pre-fight = G1 entire + G2 up to that moment. Post-fight = G2 from that moment + G3 entire.</w:t>
-      </w:r>
-    </w:p>
-    <w:tbl>
-      <w:tblPr>
-        <w:tblW w:type="auto" w:w="100"/>
-        <w:tblBorders>
-          <w:top w:val="single" w:color="auto" w:sz="4"/>
-          <w:left w:val="single" w:color="auto" w:sz="4"/>
-          <w:bottom w:val="single" w:color="auto" w:sz="4"/>
-          <w:right w:val="single" w:color="auto" w:sz="4"/>
-          <w:insideH w:val="single" w:color="auto" w:sz="4"/>
-          <w:insideV w:val="single" w:color="auto" w:sz="4"/>
-        </w:tblBorders>
-        <w:tblCellMar>
-          <w:top w:type="dxa" w:w="70"/>
-          <w:left w:type="dxa" w:w="120"/>
-          <w:bottom w:type="dxa" w:w="70"/>
-          <w:right w:type="dxa" w:w="120"/>
-        </w:tblCellMar>
-      </w:tblPr>
-      <w:tblGrid>
-        <w:gridCol w:w="3000"/>
-        <w:gridCol w:w="3180"/>
-        <w:gridCol w:w="3180"/>
-      </w:tblGrid>
-      <w:tr>
-        <w:trPr>
-          <w:tblHeader/>
-        </w:trPr>
-        <w:tc>
-          <w:tcPr>
-            <w:tcW w:type="dxa" w:w="3000"/>
-            <w:tcBorders>
-              <w:top w:val="single" w:color="BFBFBF" w:sz="4"/>
-              <w:left w:val="single" w:color="BFBFBF" w:sz="4"/>
-              <w:bottom w:val="single" w:color="BFBFBF" w:sz="4"/>
-              <w:right w:val="single" w:color="BFBFBF" w:sz="4"/>
-            </w:tcBorders>
-            <w:shd w:fill="1F2F4A" w:val="clear"/>
-            <w:vAlign w:val="center"/>
-          </w:tcPr>
-          <w:p>
-            <w:pPr>
-              <w:jc w:val="center"/>
-            </w:pPr>
-            <w:r>
-              <w:rPr>
-                <w:rFonts w:ascii="Arial" w:cs="Arial" w:eastAsia="Arial" w:hAnsi="Arial"/>
-                <w:b/>
-                <w:bCs/>
-                <w:color w:val="FFFFFF"/>
-                <w:sz w:val="18"/>
-                <w:szCs w:val="18"/>
-              </w:rPr>
-              <w:t xml:space="preserve">Metric</w:t>
-            </w:r>
-          </w:p>
-        </w:tc>
-        <w:tc>
-          <w:tcPr>
-            <w:tcW w:type="dxa" w:w="3180"/>
-            <w:tcBorders>
-              <w:top w:val="single" w:color="BFBFBF" w:sz="4"/>
-              <w:left w:val="single" w:color="BFBFBF" w:sz="4"/>
-              <w:bottom w:val="single" w:color="BFBFBF" w:sz="4"/>
-              <w:right w:val="single" w:color="BFBFBF" w:sz="4"/>
-            </w:tcBorders>
-            <w:shd w:fill="1F2F4A" w:val="clear"/>
-            <w:vAlign w:val="center"/>
-          </w:tcPr>
-          <w:p>
-            <w:pPr>
-              <w:jc w:val="center"/>
-            </w:pPr>
-            <w:r>
-              <w:rPr>
-                <w:rFonts w:ascii="Arial" w:cs="Arial" w:eastAsia="Arial" w:hAnsi="Arial"/>
-                <w:b/>
-                <w:bCs/>
-                <w:color w:val="FFFFFF"/>
-                <w:sz w:val="18"/>
-                <w:szCs w:val="18"/>
-              </w:rPr>
-              <w:t xml:space="preserve">Pre-fight</w:t>
-            </w:r>
-          </w:p>
-        </w:tc>
-        <w:tc>
-          <w:tcPr>
-            <w:tcW w:type="dxa" w:w="3180"/>
-            <w:tcBorders>
-              <w:top w:val="single" w:color="BFBFBF" w:sz="4"/>
-              <w:left w:val="single" w:color="BFBFBF" w:sz="4"/>
-              <w:bottom w:val="single" w:color="BFBFBF" w:sz="4"/>
-              <w:right w:val="single" w:color="BFBFBF" w:sz="4"/>
-            </w:tcBorders>
-            <w:shd w:fill="1F2F4A" w:val="clear"/>
-            <w:vAlign w:val="center"/>
-          </w:tcPr>
-          <w:p>
-            <w:pPr>
-              <w:jc w:val="center"/>
-            </w:pPr>
-            <w:r>
-              <w:rPr>
-                <w:rFonts w:ascii="Arial" w:cs="Arial" w:eastAsia="Arial" w:hAnsi="Arial"/>
-                <w:b/>
-                <w:bCs/>
-                <w:color w:val="FFFFFF"/>
-                <w:sz w:val="18"/>
-                <w:szCs w:val="18"/>
-              </w:rPr>
-              <w:t xml:space="preserve">Post-fight</w:t>
-            </w:r>
-          </w:p>
-        </w:tc>
-      </w:tr>
-      <w:tr>
-        <w:tc>
-          <w:tcPr>
-            <w:tcW w:type="dxa" w:w="3000"/>
-            <w:tcBorders>
-              <w:top w:val="single" w:color="BFBFBF" w:sz="4"/>
-              <w:left w:val="single" w:color="BFBFBF" w:sz="4"/>
-              <w:bottom w:val="single" w:color="BFBFBF" w:sz="4"/>
-              <w:right w:val="single" w:color="BFBFBF" w:sz="4"/>
-            </w:tcBorders>
-            <w:vAlign w:val="center"/>
-          </w:tcPr>
-          <w:p>
-            <w:pPr>
-              <w:jc w:val="left"/>
-            </w:pPr>
-            <w:r>
-              <w:rPr>
-                <w:rFonts w:ascii="Arial" w:cs="Arial" w:eastAsia="Arial" w:hAnsi="Arial"/>
-                <w:sz w:val="18"/>
-                <w:szCs w:val="18"/>
-              </w:rPr>
-              <w:t xml:space="preserve">Slafkovský TOI</w:t>
-            </w:r>
-          </w:p>
-        </w:tc>
-        <w:tc>
-          <w:tcPr>
-            <w:tcW w:type="dxa" w:w="3180"/>
-            <w:tcBorders>
-              <w:top w:val="single" w:color="BFBFBF" w:sz="4"/>
-              <w:left w:val="single" w:color="BFBFBF" w:sz="4"/>
-              <w:bottom w:val="single" w:color="BFBFBF" w:sz="4"/>
-              <w:right w:val="single" w:color="BFBFBF" w:sz="4"/>
-            </w:tcBorders>
-            <w:vAlign w:val="center"/>
-          </w:tcPr>
-          <w:p>
-            <w:pPr>
-              <w:jc w:val="left"/>
-            </w:pPr>
-            <w:r>
-              <w:rPr>
-                <w:rFonts w:ascii="Arial" w:cs="Arial" w:eastAsia="Arial" w:hAnsi="Arial"/>
-                <w:sz w:val="18"/>
-                <w:szCs w:val="18"/>
-              </w:rPr>
-              <w:t xml:space="preserve">+29.92 min</w:t>
-            </w:r>
-          </w:p>
-        </w:tc>
-        <w:tc>
-          <w:tcPr>
-            <w:tcW w:type="dxa" w:w="3180"/>
-            <w:tcBorders>
-              <w:top w:val="single" w:color="BFBFBF" w:sz="4"/>
-              <w:left w:val="single" w:color="BFBFBF" w:sz="4"/>
-              <w:bottom w:val="single" w:color="BFBFBF" w:sz="4"/>
-              <w:right w:val="single" w:color="BFBFBF" w:sz="4"/>
-            </w:tcBorders>
-            <w:vAlign w:val="center"/>
-          </w:tcPr>
-          <w:p>
-            <w:pPr>
-              <w:jc w:val="left"/>
-            </w:pPr>
-            <w:r>
-              <w:rPr>
-                <w:rFonts w:ascii="Arial" w:cs="Arial" w:eastAsia="Arial" w:hAnsi="Arial"/>
-                <w:sz w:val="18"/>
-                <w:szCs w:val="18"/>
-              </w:rPr>
-              <w:t xml:space="preserve">+34.95 min</w:t>
-            </w:r>
-          </w:p>
-        </w:tc>
-      </w:tr>
-      <w:tr>
-        <w:tc>
-          <w:tcPr>
-            <w:tcW w:type="dxa" w:w="3000"/>
-            <w:tcBorders>
-              <w:top w:val="single" w:color="BFBFBF" w:sz="4"/>
-              <w:left w:val="single" w:color="BFBFBF" w:sz="4"/>
-              <w:bottom w:val="single" w:color="BFBFBF" w:sz="4"/>
-              <w:right w:val="single" w:color="BFBFBF" w:sz="4"/>
-            </w:tcBorders>
-            <w:vAlign w:val="center"/>
-          </w:tcPr>
-          <w:p>
-            <w:pPr>
-              <w:jc w:val="left"/>
-            </w:pPr>
-            <w:r>
-              <w:rPr>
-                <w:rFonts w:ascii="Arial" w:cs="Arial" w:eastAsia="Arial" w:hAnsi="Arial"/>
-                <w:sz w:val="18"/>
-                <w:szCs w:val="18"/>
-              </w:rPr>
-              <w:t xml:space="preserve">Slafkovský SOG</w:t>
-            </w:r>
-          </w:p>
-        </w:tc>
-        <w:tc>
-          <w:tcPr>
-            <w:tcW w:type="dxa" w:w="3180"/>
-            <w:tcBorders>
-              <w:top w:val="single" w:color="BFBFBF" w:sz="4"/>
-              <w:left w:val="single" w:color="BFBFBF" w:sz="4"/>
-              <w:bottom w:val="single" w:color="BFBFBF" w:sz="4"/>
-              <w:right w:val="single" w:color="BFBFBF" w:sz="4"/>
-            </w:tcBorders>
-            <w:vAlign w:val="center"/>
-          </w:tcPr>
-          <w:p>
-            <w:pPr>
-              <w:jc w:val="left"/>
-            </w:pPr>
-            <w:r>
-              <w:rPr>
-                <w:rFonts w:ascii="Arial" w:cs="Arial" w:eastAsia="Arial" w:hAnsi="Arial"/>
-                <w:sz w:val="18"/>
-                <w:szCs w:val="18"/>
-              </w:rPr>
-              <w:t xml:space="preserve">8</w:t>
-            </w:r>
-          </w:p>
-        </w:tc>
-        <w:tc>
-          <w:tcPr>
-            <w:tcW w:type="dxa" w:w="3180"/>
-            <w:tcBorders>
-              <w:top w:val="single" w:color="BFBFBF" w:sz="4"/>
-              <w:left w:val="single" w:color="BFBFBF" w:sz="4"/>
-              <w:bottom w:val="single" w:color="BFBFBF" w:sz="4"/>
-              <w:right w:val="single" w:color="BFBFBF" w:sz="4"/>
-            </w:tcBorders>
-            <w:vAlign w:val="center"/>
-          </w:tcPr>
-          <w:p>
-            <w:pPr>
-              <w:jc w:val="left"/>
-            </w:pPr>
-            <w:r>
-              <w:rPr>
-                <w:rFonts w:ascii="Arial" w:cs="Arial" w:eastAsia="Arial" w:hAnsi="Arial"/>
-                <w:sz w:val="18"/>
-                <w:szCs w:val="18"/>
-              </w:rPr>
-              <w:t xml:space="preserve">2</w:t>
-            </w:r>
-          </w:p>
-        </w:tc>
-      </w:tr>
-      <w:tr>
-        <w:tc>
-          <w:tcPr>
-            <w:tcW w:type="dxa" w:w="3000"/>
-            <w:tcBorders>
-              <w:top w:val="single" w:color="BFBFBF" w:sz="4"/>
-              <w:left w:val="single" w:color="BFBFBF" w:sz="4"/>
-              <w:bottom w:val="single" w:color="BFBFBF" w:sz="4"/>
-              <w:right w:val="single" w:color="BFBFBF" w:sz="4"/>
-            </w:tcBorders>
-            <w:vAlign w:val="center"/>
-          </w:tcPr>
-          <w:p>
-            <w:pPr>
-              <w:jc w:val="left"/>
-            </w:pPr>
-            <w:r>
-              <w:rPr>
-                <w:rFonts w:ascii="Arial" w:cs="Arial" w:eastAsia="Arial" w:hAnsi="Arial"/>
-                <w:sz w:val="18"/>
-                <w:szCs w:val="18"/>
-              </w:rPr>
-              <w:t xml:space="preserve">Slafkovský goals</w:t>
-            </w:r>
-          </w:p>
-        </w:tc>
-        <w:tc>
-          <w:tcPr>
-            <w:tcW w:type="dxa" w:w="3180"/>
-            <w:tcBorders>
-              <w:top w:val="single" w:color="BFBFBF" w:sz="4"/>
-              <w:left w:val="single" w:color="BFBFBF" w:sz="4"/>
-              <w:bottom w:val="single" w:color="BFBFBF" w:sz="4"/>
-              <w:right w:val="single" w:color="BFBFBF" w:sz="4"/>
-            </w:tcBorders>
-            <w:vAlign w:val="center"/>
-          </w:tcPr>
-          <w:p>
-            <w:pPr>
-              <w:jc w:val="left"/>
-            </w:pPr>
-            <w:r>
-              <w:rPr>
-                <w:rFonts w:ascii="Arial" w:cs="Arial" w:eastAsia="Arial" w:hAnsi="Arial"/>
-                <w:sz w:val="18"/>
-                <w:szCs w:val="18"/>
-              </w:rPr>
-              <w:t xml:space="preserve">3</w:t>
-            </w:r>
-          </w:p>
-        </w:tc>
-        <w:tc>
-          <w:tcPr>
-            <w:tcW w:type="dxa" w:w="3180"/>
-            <w:tcBorders>
-              <w:top w:val="single" w:color="BFBFBF" w:sz="4"/>
-              <w:left w:val="single" w:color="BFBFBF" w:sz="4"/>
-              <w:bottom w:val="single" w:color="BFBFBF" w:sz="4"/>
-              <w:right w:val="single" w:color="BFBFBF" w:sz="4"/>
-            </w:tcBorders>
-            <w:vAlign w:val="center"/>
-          </w:tcPr>
-          <w:p>
-            <w:pPr>
-              <w:jc w:val="left"/>
-            </w:pPr>
-            <w:r>
-              <w:rPr>
-                <w:rFonts w:ascii="Arial" w:cs="Arial" w:eastAsia="Arial" w:hAnsi="Arial"/>
-                <w:sz w:val="18"/>
-                <w:szCs w:val="18"/>
-              </w:rPr>
-              <w:t xml:space="preserve">0</w:t>
-            </w:r>
-          </w:p>
-        </w:tc>
-      </w:tr>
-      <w:tr>
-        <w:tc>
-          <w:tcPr>
-            <w:tcW w:type="dxa" w:w="3000"/>
-            <w:tcBorders>
-              <w:top w:val="single" w:color="BFBFBF" w:sz="4"/>
-              <w:left w:val="single" w:color="BFBFBF" w:sz="4"/>
-              <w:bottom w:val="single" w:color="BFBFBF" w:sz="4"/>
-              <w:right w:val="single" w:color="BFBFBF" w:sz="4"/>
-            </w:tcBorders>
-            <w:vAlign w:val="center"/>
-          </w:tcPr>
-          <w:p>
-            <w:pPr>
-              <w:jc w:val="left"/>
-            </w:pPr>
-            <w:r>
-              <w:rPr>
-                <w:rFonts w:ascii="Arial" w:cs="Arial" w:eastAsia="Arial" w:hAnsi="Arial"/>
-                <w:sz w:val="18"/>
-                <w:szCs w:val="18"/>
-              </w:rPr>
-              <w:t xml:space="preserve">MTL SOG on-ice</w:t>
-            </w:r>
-          </w:p>
-        </w:tc>
-        <w:tc>
-          <w:tcPr>
-            <w:tcW w:type="dxa" w:w="3180"/>
-            <w:tcBorders>
-              <w:top w:val="single" w:color="BFBFBF" w:sz="4"/>
-              <w:left w:val="single" w:color="BFBFBF" w:sz="4"/>
-              <w:bottom w:val="single" w:color="BFBFBF" w:sz="4"/>
-              <w:right w:val="single" w:color="BFBFBF" w:sz="4"/>
-            </w:tcBorders>
-            <w:vAlign w:val="center"/>
-          </w:tcPr>
-          <w:p>
-            <w:pPr>
-              <w:jc w:val="left"/>
-            </w:pPr>
-            <w:r>
-              <w:rPr>
-                <w:rFonts w:ascii="Arial" w:cs="Arial" w:eastAsia="Arial" w:hAnsi="Arial"/>
-                <w:sz w:val="18"/>
-                <w:szCs w:val="18"/>
-              </w:rPr>
-              <w:t xml:space="preserve">16</w:t>
-            </w:r>
-          </w:p>
-        </w:tc>
-        <w:tc>
-          <w:tcPr>
-            <w:tcW w:type="dxa" w:w="3180"/>
-            <w:tcBorders>
-              <w:top w:val="single" w:color="BFBFBF" w:sz="4"/>
-              <w:left w:val="single" w:color="BFBFBF" w:sz="4"/>
-              <w:bottom w:val="single" w:color="BFBFBF" w:sz="4"/>
-              <w:right w:val="single" w:color="BFBFBF" w:sz="4"/>
-            </w:tcBorders>
-            <w:vAlign w:val="center"/>
-          </w:tcPr>
-          <w:p>
-            <w:pPr>
-              <w:jc w:val="left"/>
-            </w:pPr>
-            <w:r>
-              <w:rPr>
-                <w:rFonts w:ascii="Arial" w:cs="Arial" w:eastAsia="Arial" w:hAnsi="Arial"/>
-                <w:sz w:val="18"/>
-                <w:szCs w:val="18"/>
-              </w:rPr>
-              <w:t xml:space="preserve">20</w:t>
-            </w:r>
-          </w:p>
-        </w:tc>
-      </w:tr>
-      <w:tr>
-        <w:tc>
-          <w:tcPr>
-            <w:tcW w:type="dxa" w:w="3000"/>
-            <w:tcBorders>
-              <w:top w:val="single" w:color="BFBFBF" w:sz="4"/>
-              <w:left w:val="single" w:color="BFBFBF" w:sz="4"/>
-              <w:bottom w:val="single" w:color="BFBFBF" w:sz="4"/>
-              <w:right w:val="single" w:color="BFBFBF" w:sz="4"/>
-            </w:tcBorders>
-            <w:vAlign w:val="center"/>
-          </w:tcPr>
-          <w:p>
-            <w:pPr>
-              <w:jc w:val="left"/>
-            </w:pPr>
-            <w:r>
-              <w:rPr>
-                <w:rFonts w:ascii="Arial" w:cs="Arial" w:eastAsia="Arial" w:hAnsi="Arial"/>
-                <w:sz w:val="18"/>
-                <w:szCs w:val="18"/>
-              </w:rPr>
-              <w:t xml:space="preserve">TBL SOG on-ice</w:t>
-            </w:r>
-          </w:p>
-        </w:tc>
-        <w:tc>
-          <w:tcPr>
-            <w:tcW w:type="dxa" w:w="3180"/>
-            <w:tcBorders>
-              <w:top w:val="single" w:color="BFBFBF" w:sz="4"/>
-              <w:left w:val="single" w:color="BFBFBF" w:sz="4"/>
-              <w:bottom w:val="single" w:color="BFBFBF" w:sz="4"/>
-              <w:right w:val="single" w:color="BFBFBF" w:sz="4"/>
-            </w:tcBorders>
-            <w:vAlign w:val="center"/>
-          </w:tcPr>
-          <w:p>
-            <w:pPr>
-              <w:jc w:val="left"/>
-            </w:pPr>
-            <w:r>
-              <w:rPr>
-                <w:rFonts w:ascii="Arial" w:cs="Arial" w:eastAsia="Arial" w:hAnsi="Arial"/>
-                <w:sz w:val="18"/>
-                <w:szCs w:val="18"/>
-              </w:rPr>
-              <w:t xml:space="preserve">11</w:t>
-            </w:r>
-          </w:p>
-        </w:tc>
-        <w:tc>
-          <w:tcPr>
-            <w:tcW w:type="dxa" w:w="3180"/>
-            <w:tcBorders>
-              <w:top w:val="single" w:color="BFBFBF" w:sz="4"/>
-              <w:left w:val="single" w:color="BFBFBF" w:sz="4"/>
-              <w:bottom w:val="single" w:color="BFBFBF" w:sz="4"/>
-              <w:right w:val="single" w:color="BFBFBF" w:sz="4"/>
-            </w:tcBorders>
-            <w:vAlign w:val="center"/>
-          </w:tcPr>
-          <w:p>
-            <w:pPr>
-              <w:jc w:val="left"/>
-            </w:pPr>
-            <w:r>
-              <w:rPr>
-                <w:rFonts w:ascii="Arial" w:cs="Arial" w:eastAsia="Arial" w:hAnsi="Arial"/>
-                <w:sz w:val="18"/>
-                <w:szCs w:val="18"/>
-              </w:rPr>
-              <w:t xml:space="preserve">9</w:t>
-            </w:r>
-          </w:p>
-        </w:tc>
-      </w:tr>
-      <w:tr>
-        <w:tc>
-          <w:tcPr>
-            <w:tcW w:type="dxa" w:w="3000"/>
-            <w:tcBorders>
-              <w:top w:val="single" w:color="BFBFBF" w:sz="4"/>
-              <w:left w:val="single" w:color="BFBFBF" w:sz="4"/>
-              <w:bottom w:val="single" w:color="BFBFBF" w:sz="4"/>
-              <w:right w:val="single" w:color="BFBFBF" w:sz="4"/>
-            </w:tcBorders>
-            <w:vAlign w:val="center"/>
-          </w:tcPr>
-          <w:p>
-            <w:pPr>
-              <w:jc w:val="left"/>
-            </w:pPr>
-            <w:r>
-              <w:rPr>
-                <w:rFonts w:ascii="Arial" w:cs="Arial" w:eastAsia="Arial" w:hAnsi="Arial"/>
-                <w:sz w:val="18"/>
-                <w:szCs w:val="18"/>
-              </w:rPr>
-              <w:t xml:space="preserve">MTL goals on-ice</w:t>
-            </w:r>
-          </w:p>
-        </w:tc>
-        <w:tc>
-          <w:tcPr>
-            <w:tcW w:type="dxa" w:w="3180"/>
-            <w:tcBorders>
-              <w:top w:val="single" w:color="BFBFBF" w:sz="4"/>
-              <w:left w:val="single" w:color="BFBFBF" w:sz="4"/>
-              <w:bottom w:val="single" w:color="BFBFBF" w:sz="4"/>
-              <w:right w:val="single" w:color="BFBFBF" w:sz="4"/>
-            </w:tcBorders>
-            <w:vAlign w:val="center"/>
-          </w:tcPr>
-          <w:p>
-            <w:pPr>
-              <w:jc w:val="left"/>
-            </w:pPr>
-            <w:r>
-              <w:rPr>
-                <w:rFonts w:ascii="Arial" w:cs="Arial" w:eastAsia="Arial" w:hAnsi="Arial"/>
-                <w:sz w:val="18"/>
-                <w:szCs w:val="18"/>
-              </w:rPr>
-              <w:t xml:space="preserve">5</w:t>
-            </w:r>
-          </w:p>
-        </w:tc>
-        <w:tc>
-          <w:tcPr>
-            <w:tcW w:type="dxa" w:w="3180"/>
-            <w:tcBorders>
-              <w:top w:val="single" w:color="BFBFBF" w:sz="4"/>
-              <w:left w:val="single" w:color="BFBFBF" w:sz="4"/>
-              <w:bottom w:val="single" w:color="BFBFBF" w:sz="4"/>
-              <w:right w:val="single" w:color="BFBFBF" w:sz="4"/>
-            </w:tcBorders>
-            <w:vAlign w:val="center"/>
-          </w:tcPr>
-          <w:p>
-            <w:pPr>
-              <w:jc w:val="left"/>
-            </w:pPr>
-            <w:r>
-              <w:rPr>
-                <w:rFonts w:ascii="Arial" w:cs="Arial" w:eastAsia="Arial" w:hAnsi="Arial"/>
-                <w:sz w:val="18"/>
-                <w:szCs w:val="18"/>
-              </w:rPr>
-              <w:t xml:space="preserve">2</w:t>
-            </w:r>
-          </w:p>
-        </w:tc>
-      </w:tr>
-      <w:tr>
-        <w:tc>
-          <w:tcPr>
-            <w:tcW w:type="dxa" w:w="3000"/>
-            <w:tcBorders>
-              <w:top w:val="single" w:color="BFBFBF" w:sz="4"/>
-              <w:left w:val="single" w:color="BFBFBF" w:sz="4"/>
-              <w:bottom w:val="single" w:color="BFBFBF" w:sz="4"/>
-              <w:right w:val="single" w:color="BFBFBF" w:sz="4"/>
-            </w:tcBorders>
-            <w:vAlign w:val="center"/>
-          </w:tcPr>
-          <w:p>
-            <w:pPr>
-              <w:jc w:val="left"/>
-            </w:pPr>
-            <w:r>
-              <w:rPr>
-                <w:rFonts w:ascii="Arial" w:cs="Arial" w:eastAsia="Arial" w:hAnsi="Arial"/>
-                <w:sz w:val="18"/>
-                <w:szCs w:val="18"/>
-              </w:rPr>
-              <w:t xml:space="preserve">TBL goals on-ice</w:t>
-            </w:r>
-          </w:p>
-        </w:tc>
-        <w:tc>
-          <w:tcPr>
-            <w:tcW w:type="dxa" w:w="3180"/>
-            <w:tcBorders>
-              <w:top w:val="single" w:color="BFBFBF" w:sz="4"/>
-              <w:left w:val="single" w:color="BFBFBF" w:sz="4"/>
-              <w:bottom w:val="single" w:color="BFBFBF" w:sz="4"/>
-              <w:right w:val="single" w:color="BFBFBF" w:sz="4"/>
-            </w:tcBorders>
-            <w:vAlign w:val="center"/>
-          </w:tcPr>
-          <w:p>
-            <w:pPr>
-              <w:jc w:val="left"/>
-            </w:pPr>
-            <w:r>
-              <w:rPr>
-                <w:rFonts w:ascii="Arial" w:cs="Arial" w:eastAsia="Arial" w:hAnsi="Arial"/>
-                <w:sz w:val="18"/>
-                <w:szCs w:val="18"/>
-              </w:rPr>
-              <w:t xml:space="preserve">4</w:t>
-            </w:r>
-          </w:p>
-        </w:tc>
-        <w:tc>
-          <w:tcPr>
-            <w:tcW w:type="dxa" w:w="3180"/>
-            <w:tcBorders>
-              <w:top w:val="single" w:color="BFBFBF" w:sz="4"/>
-              <w:left w:val="single" w:color="BFBFBF" w:sz="4"/>
-              <w:bottom w:val="single" w:color="BFBFBF" w:sz="4"/>
-              <w:right w:val="single" w:color="BFBFBF" w:sz="4"/>
-            </w:tcBorders>
-            <w:vAlign w:val="center"/>
-          </w:tcPr>
-          <w:p>
-            <w:pPr>
-              <w:jc w:val="left"/>
-            </w:pPr>
-            <w:r>
-              <w:rPr>
-                <w:rFonts w:ascii="Arial" w:cs="Arial" w:eastAsia="Arial" w:hAnsi="Arial"/>
-                <w:sz w:val="18"/>
-                <w:szCs w:val="18"/>
-              </w:rPr>
-              <w:t xml:space="preserve">1</w:t>
-            </w:r>
-          </w:p>
-        </w:tc>
-      </w:tr>
-    </w:tbl>
-    <w:tbl>
-      <w:tblPr>
-        <w:tblW w:type="auto" w:w="100"/>
-        <w:tblBorders>
-          <w:top w:val="single" w:color="auto" w:sz="4"/>
-          <w:left w:val="single" w:color="auto" w:sz="4"/>
-          <w:bottom w:val="single" w:color="auto" w:sz="4"/>
-          <w:right w:val="single" w:color="auto" w:sz="4"/>
-          <w:insideH w:val="single" w:color="auto" w:sz="4"/>
-          <w:insideV w:val="single" w:color="auto" w:sz="4"/>
-        </w:tblBorders>
-        <w:tblCellMar>
-          <w:top w:type="dxa" w:w="140"/>
-          <w:left w:type="dxa" w:w="220"/>
-          <w:bottom w:type="dxa" w:w="140"/>
-          <w:right w:type="dxa" w:w="220"/>
-        </w:tblCellMar>
-      </w:tblPr>
-      <w:tblGrid>
-        <w:gridCol w:w="9360"/>
-      </w:tblGrid>
-      <w:tr>
-        <w:tc>
-          <w:tcPr>
-            <w:tcW w:type="dxa" w:w="9360"/>
-            <w:tcBorders>
-              <w:top w:val="single" w:color="BFBFBF" w:sz="4"/>
-              <w:left w:val="single" w:color="BFBFBF" w:sz="4"/>
-              <w:bottom w:val="single" w:color="BFBFBF" w:sz="4"/>
-              <w:right w:val="single" w:color="BFBFBF" w:sz="4"/>
-            </w:tcBorders>
-            <w:shd w:fill="DEEAF6" w:val="clear"/>
-          </w:tcPr>
-          <w:p>
-            <w:pPr>
-              <w:spacing w:after="60"/>
-            </w:pPr>
-            <w:r>
-              <w:rPr>
-                <w:rFonts w:ascii="Arial" w:cs="Arial" w:eastAsia="Arial" w:hAnsi="Arial"/>
-                <w:b/>
-                <w:bCs/>
-                <w:color w:val="111111"/>
-                <w:sz w:val="22"/>
-                <w:szCs w:val="22"/>
-              </w:rPr>
-              <w:t xml:space="preserve">Verdict on the "less impactful" narrative</w:t>
-            </w:r>
-          </w:p>
-          <w:p>
-            <w:pPr>
-              <w:spacing w:after="60"/>
-            </w:pPr>
-            <w:r>
-              <w:rPr>
-                <w:rFonts w:ascii="Arial" w:cs="Arial" w:eastAsia="Arial" w:hAnsi="Arial"/>
-                <w:b/>
-                <w:bCs/>
-                <w:sz w:val="20"/>
-                <w:szCs w:val="20"/>
-              </w:rPr>
-              <w:t xml:space="preserve">Individually:</w:t>
-            </w:r>
-            <w:r>
-              <w:rPr>
-                <w:rFonts w:ascii="Arial" w:cs="Arial" w:eastAsia="Arial" w:hAnsi="Arial"/>
-                <w:sz w:val="20"/>
-                <w:szCs w:val="20"/>
-              </w:rPr>
-              <w:t xml:space="preserve"> correct. His shot generation collapsed (4 SOG → 2 SOG → 1 SOG by game; pre/post split is 8 SOG vs 2 SOG). Goals went from 3 to 0.</w:t>
-            </w:r>
-          </w:p>
-          <w:p>
-            <w:pPr>
-              <w:spacing w:after="60"/>
-            </w:pPr>
-            <w:r>
-              <w:rPr>
-                <w:rFonts w:ascii="Arial" w:cs="Arial" w:eastAsia="Arial" w:hAnsi="Arial"/>
-                <w:b/>
-                <w:bCs/>
-                <w:sz w:val="20"/>
-                <w:szCs w:val="20"/>
-              </w:rPr>
-              <w:t xml:space="preserve">On-ice:</w:t>
-            </w:r>
-            <w:r>
-              <w:rPr>
-                <w:rFonts w:ascii="Arial" w:cs="Arial" w:eastAsia="Arial" w:hAnsi="Arial"/>
-                <w:sz w:val="20"/>
-                <w:szCs w:val="20"/>
-              </w:rPr>
-              <w:t xml:space="preserve"> wrong. With Slafkovský on the ice </w:t>
-            </w:r>
-            <w:r>
-              <w:rPr>
-                <w:rFonts w:ascii="Arial" w:cs="Arial" w:eastAsia="Arial" w:hAnsi="Arial"/>
-                <w:b/>
-                <w:bCs/>
-                <w:sz w:val="20"/>
-                <w:szCs w:val="20"/>
-              </w:rPr>
-              <w:t xml:space="preserve">after the fight</w:t>
-            </w:r>
-            <w:r>
-              <w:rPr>
-                <w:rFonts w:ascii="Arial" w:cs="Arial" w:eastAsia="Arial" w:hAnsi="Arial"/>
-                <w:sz w:val="20"/>
-                <w:szCs w:val="20"/>
-              </w:rPr>
-              <w:t xml:space="preserve">, MTL outshot TBL 20-9 and outscored them 2-1. He is suppressing chances against, not bleeding them.</w:t>
-            </w:r>
-          </w:p>
-          <w:p>
-            <w:pPr>
-              <w:spacing w:after="60"/>
-            </w:pPr>
-            <w:r>
-              <w:rPr>
-                <w:rFonts w:ascii="Arial" w:cs="Arial" w:eastAsia="Arial" w:hAnsi="Arial"/>
-                <w:sz w:val="20"/>
-                <w:szCs w:val="20"/>
-              </w:rPr>
-              <w:t xml:space="preserve">The honest read: </w:t>
-            </w:r>
-            <w:r>
-              <w:rPr>
-                <w:rFonts w:ascii="Arial" w:cs="Arial" w:eastAsia="Arial" w:hAnsi="Arial"/>
-                <w:b/>
-                <w:bCs/>
-                <w:sz w:val="20"/>
-                <w:szCs w:val="20"/>
-              </w:rPr>
-              <w:t xml:space="preserve">his role has shifted from primary driver to defensive anchor</w:t>
-            </w:r>
-            <w:r>
-              <w:rPr>
-                <w:rFonts w:ascii="Arial" w:cs="Arial" w:eastAsia="Arial" w:hAnsi="Arial"/>
-                <w:sz w:val="20"/>
-                <w:szCs w:val="20"/>
-              </w:rPr>
-              <w:t xml:space="preserve">. Whether that's tactical (St-Louis sheltering him) or psychological (post-fight reluctance) is a question only the coach can answer. The data only tells us he is still helping his line win at a lower personal-production cost.</w:t>
-            </w:r>
-          </w:p>
-        </w:tc>
-      </w:tr>
-    </w:tbl>
-    <w:p>
-      <w:r>
-        <w:br w:type="page"/>
-      </w:r>
-    </w:p>
-    <w:p>
-      <w:pPr>
-        <w:pStyle w:val="Heading1"/>
-      </w:pPr>
-      <w:r>
-        <w:rPr>
-          <w:rFonts w:ascii="Arial" w:cs="Arial" w:eastAsia="Arial" w:hAnsi="Arial"/>
-          <w:b/>
-          <w:bCs/>
-          <w:color w:val="1F2F4A"/>
-          <w:sz w:val="30"/>
-          <w:szCs w:val="30"/>
-        </w:rPr>
-        <w:t xml:space="preserve">Series state of play (5v5, three games)</w:t>
-      </w:r>
-    </w:p>
-    <w:p>
-      <w:pPr>
-        <w:spacing w:after="100"/>
-      </w:pPr>
-      <w:r>
-        <w:rPr>
-          <w:rFonts w:ascii="Arial" w:cs="Arial" w:eastAsia="Arial" w:hAnsi="Arial"/>
-          <w:sz w:val="20"/>
-          <w:szCs w:val="20"/>
-        </w:rPr>
-        <w:t xml:space="preserve">Here's the underlying-numbers picture across all three games. The two headline NY Post claims — TBL "tilts the ice", MTL "generates more high-danger chances" — are both true at once. Different weapons.</w:t>
+        <w:t xml:space="preserve">The underlying-numbers picture across all three games. The two headline NY Post claims — TBL "tilts the ice", MTL "generates more high-danger chances" — are simultaneously true. Different weapons.</w:t>
       </w:r>
     </w:p>
     <w:tbl>
@@ -3058,383 +4473,7 @@
           <w:sz w:val="30"/>
           <w:szCs w:val="30"/>
         </w:rPr>
-        <w:t xml:space="preserve">Lineup stability</w:t>
-      </w:r>
-    </w:p>
-    <w:p>
-      <w:pPr>
-        <w:spacing w:after="100"/>
-      </w:pPr>
-      <w:r>
-        <w:rPr>
-          <w:rFonts w:ascii="Arial" w:cs="Arial" w:eastAsia="Arial" w:hAnsi="Arial"/>
-          <w:sz w:val="20"/>
-          <w:szCs w:val="20"/>
-        </w:rPr>
-        <w:t xml:space="preserve">The user noted MTL kept the same Game 2 lineup for Game 3. Top 5-skater shift combinations confirm both teams stayed put on their primary anchor units; the differences are micro-deployment, not structural reshuffles.</w:t>
-      </w:r>
-    </w:p>
-    <w:tbl>
-      <w:tblPr>
-        <w:tblW w:type="auto" w:w="100"/>
-        <w:tblBorders>
-          <w:top w:val="single" w:color="auto" w:sz="4"/>
-          <w:left w:val="single" w:color="auto" w:sz="4"/>
-          <w:bottom w:val="single" w:color="auto" w:sz="4"/>
-          <w:right w:val="single" w:color="auto" w:sz="4"/>
-          <w:insideH w:val="single" w:color="auto" w:sz="4"/>
-          <w:insideV w:val="single" w:color="auto" w:sz="4"/>
-        </w:tblBorders>
-        <w:tblCellMar>
-          <w:top w:type="dxa" w:w="70"/>
-          <w:left w:type="dxa" w:w="120"/>
-          <w:bottom w:type="dxa" w:w="70"/>
-          <w:right w:type="dxa" w:w="120"/>
-        </w:tblCellMar>
-      </w:tblPr>
-      <w:tblGrid>
-        <w:gridCol w:w="1300"/>
-        <w:gridCol w:w="4030"/>
-        <w:gridCol w:w="4030"/>
-      </w:tblGrid>
-      <w:tr>
-        <w:trPr>
-          <w:tblHeader/>
-        </w:trPr>
-        <w:tc>
-          <w:tcPr>
-            <w:tcW w:type="dxa" w:w="1300"/>
-            <w:tcBorders>
-              <w:top w:val="single" w:color="BFBFBF" w:sz="4"/>
-              <w:left w:val="single" w:color="BFBFBF" w:sz="4"/>
-              <w:bottom w:val="single" w:color="BFBFBF" w:sz="4"/>
-              <w:right w:val="single" w:color="BFBFBF" w:sz="4"/>
-            </w:tcBorders>
-            <w:shd w:fill="1F2F4A" w:val="clear"/>
-            <w:vAlign w:val="center"/>
-          </w:tcPr>
-          <w:p>
-            <w:pPr>
-              <w:jc w:val="center"/>
-            </w:pPr>
-            <w:r>
-              <w:rPr>
-                <w:rFonts w:ascii="Arial" w:cs="Arial" w:eastAsia="Arial" w:hAnsi="Arial"/>
-                <w:b/>
-                <w:bCs/>
-                <w:color w:val="FFFFFF"/>
-                <w:sz w:val="18"/>
-                <w:szCs w:val="18"/>
-              </w:rPr>
-              <w:t xml:space="preserve">Game</w:t>
-            </w:r>
-          </w:p>
-        </w:tc>
-        <w:tc>
-          <w:tcPr>
-            <w:tcW w:type="dxa" w:w="4030"/>
-            <w:tcBorders>
-              <w:top w:val="single" w:color="BFBFBF" w:sz="4"/>
-              <w:left w:val="single" w:color="BFBFBF" w:sz="4"/>
-              <w:bottom w:val="single" w:color="BFBFBF" w:sz="4"/>
-              <w:right w:val="single" w:color="BFBFBF" w:sz="4"/>
-            </w:tcBorders>
-            <w:shd w:fill="1F2F4A" w:val="clear"/>
-            <w:vAlign w:val="center"/>
-          </w:tcPr>
-          <w:p>
-            <w:pPr>
-              <w:jc w:val="center"/>
-            </w:pPr>
-            <w:r>
-              <w:rPr>
-                <w:rFonts w:ascii="Arial" w:cs="Arial" w:eastAsia="Arial" w:hAnsi="Arial"/>
-                <w:b/>
-                <w:bCs/>
-                <w:color w:val="FFFFFF"/>
-                <w:sz w:val="18"/>
-                <w:szCs w:val="18"/>
-              </w:rPr>
-              <w:t xml:space="preserve">MTL — top played combos</w:t>
-            </w:r>
-          </w:p>
-        </w:tc>
-        <w:tc>
-          <w:tcPr>
-            <w:tcW w:type="dxa" w:w="4030"/>
-            <w:tcBorders>
-              <w:top w:val="single" w:color="BFBFBF" w:sz="4"/>
-              <w:left w:val="single" w:color="BFBFBF" w:sz="4"/>
-              <w:bottom w:val="single" w:color="BFBFBF" w:sz="4"/>
-              <w:right w:val="single" w:color="BFBFBF" w:sz="4"/>
-            </w:tcBorders>
-            <w:shd w:fill="1F2F4A" w:val="clear"/>
-            <w:vAlign w:val="center"/>
-          </w:tcPr>
-          <w:p>
-            <w:pPr>
-              <w:jc w:val="center"/>
-            </w:pPr>
-            <w:r>
-              <w:rPr>
-                <w:rFonts w:ascii="Arial" w:cs="Arial" w:eastAsia="Arial" w:hAnsi="Arial"/>
-                <w:b/>
-                <w:bCs/>
-                <w:color w:val="FFFFFF"/>
-                <w:sz w:val="18"/>
-                <w:szCs w:val="18"/>
-              </w:rPr>
-              <w:t xml:space="preserve">TBL — top played combos</w:t>
-            </w:r>
-          </w:p>
-        </w:tc>
-      </w:tr>
-      <w:tr>
-        <w:tc>
-          <w:tcPr>
-            <w:tcW w:type="dxa" w:w="1300"/>
-            <w:tcBorders>
-              <w:top w:val="single" w:color="BFBFBF" w:sz="4"/>
-              <w:left w:val="single" w:color="BFBFBF" w:sz="4"/>
-              <w:bottom w:val="single" w:color="BFBFBF" w:sz="4"/>
-              <w:right w:val="single" w:color="BFBFBF" w:sz="4"/>
-            </w:tcBorders>
-            <w:vAlign w:val="center"/>
-          </w:tcPr>
-          <w:p>
-            <w:pPr>
-              <w:jc w:val="left"/>
-            </w:pPr>
-            <w:r>
-              <w:rPr>
-                <w:rFonts w:ascii="Arial" w:cs="Arial" w:eastAsia="Arial" w:hAnsi="Arial"/>
-                <w:sz w:val="18"/>
-                <w:szCs w:val="18"/>
-              </w:rPr>
-              <w:t xml:space="preserve">Game 2</w:t>
-            </w:r>
-          </w:p>
-        </w:tc>
-        <w:tc>
-          <w:tcPr>
-            <w:tcW w:type="dxa" w:w="4030"/>
-            <w:tcBorders>
-              <w:top w:val="single" w:color="BFBFBF" w:sz="4"/>
-              <w:left w:val="single" w:color="BFBFBF" w:sz="4"/>
-              <w:bottom w:val="single" w:color="BFBFBF" w:sz="4"/>
-              <w:right w:val="single" w:color="BFBFBF" w:sz="4"/>
-            </w:tcBorders>
-            <w:vAlign w:val="center"/>
-          </w:tcPr>
-          <w:p>
-            <w:pPr>
-              <w:jc w:val="left"/>
-            </w:pPr>
-            <w:r>
-              <w:rPr>
-                <w:rFonts w:ascii="Arial" w:cs="Arial" w:eastAsia="Arial" w:hAnsi="Arial"/>
-                <w:sz w:val="16"/>
-                <w:szCs w:val="16"/>
-              </w:rPr>
-              <w:t xml:space="preserve">2.0 min — Mike Matheson, Jake Evans, Alexandre Carrier, Alex Newhook, Jakub Dobes</w:t>
-            </w:r>
-            <w:r>
-              <w:rPr>
-                <w:rFonts w:ascii="Arial" w:cs="Arial" w:eastAsia="Arial" w:hAnsi="Arial"/>
-                <w:sz w:val="16"/>
-                <w:szCs w:val="16"/>
-              </w:rPr>
-              <w:br/>
-              <w:t xml:space="preserve">1.6 min — Phillip Danault, Mike Matheson, Josh Anderson, Alexandre Carrier, Jakub Dobes</w:t>
-            </w:r>
-            <w:r>
-              <w:rPr>
-                <w:rFonts w:ascii="Arial" w:cs="Arial" w:eastAsia="Arial" w:hAnsi="Arial"/>
-                <w:sz w:val="16"/>
-                <w:szCs w:val="16"/>
-              </w:rPr>
-              <w:br/>
-              <w:t xml:space="preserve">1.6 min — Phillip Danault, Mike Matheson, Josh Anderson, Kaiden Guhle, Jakub Dobes</w:t>
-            </w:r>
-          </w:p>
-        </w:tc>
-        <w:tc>
-          <w:tcPr>
-            <w:tcW w:type="dxa" w:w="4030"/>
-            <w:tcBorders>
-              <w:top w:val="single" w:color="BFBFBF" w:sz="4"/>
-              <w:left w:val="single" w:color="BFBFBF" w:sz="4"/>
-              <w:bottom w:val="single" w:color="BFBFBF" w:sz="4"/>
-              <w:right w:val="single" w:color="BFBFBF" w:sz="4"/>
-            </w:tcBorders>
-            <w:vAlign w:val="center"/>
-          </w:tcPr>
-          <w:p>
-            <w:pPr>
-              <w:jc w:val="left"/>
-            </w:pPr>
-            <w:r>
-              <w:rPr>
-                <w:rFonts w:ascii="Arial" w:cs="Arial" w:eastAsia="Arial" w:hAnsi="Arial"/>
-                <w:sz w:val="16"/>
-                <w:szCs w:val="16"/>
-              </w:rPr>
-              <w:t xml:space="preserve">1.9 min — Ryan McDonagh, Andrei Vasilevskiy, Erik Cernak, Anthony Cirelli, Brandon Hagel</w:t>
-            </w:r>
-            <w:r>
-              <w:rPr>
-                <w:rFonts w:ascii="Arial" w:cs="Arial" w:eastAsia="Arial" w:hAnsi="Arial"/>
-                <w:sz w:val="16"/>
-                <w:szCs w:val="16"/>
-              </w:rPr>
-              <w:br/>
-              <w:t xml:space="preserve">1.4 min — Andrei Vasilevskiy, Erik Cernak, Anthony Cirelli, Brandon Hagel, J.J. Moser</w:t>
-            </w:r>
-            <w:r>
-              <w:rPr>
-                <w:rFonts w:ascii="Arial" w:cs="Arial" w:eastAsia="Arial" w:hAnsi="Arial"/>
-                <w:sz w:val="16"/>
-                <w:szCs w:val="16"/>
-              </w:rPr>
-              <w:br/>
-              <w:t xml:space="preserve">1.3 min — Ryan McDonagh, Andrei Vasilevskiy, Erik Cernak, Anthony Cirelli, Gage Goncalves</w:t>
-            </w:r>
-          </w:p>
-        </w:tc>
-      </w:tr>
-      <w:tr>
-        <w:tc>
-          <w:tcPr>
-            <w:tcW w:type="dxa" w:w="1300"/>
-            <w:tcBorders>
-              <w:top w:val="single" w:color="BFBFBF" w:sz="4"/>
-              <w:left w:val="single" w:color="BFBFBF" w:sz="4"/>
-              <w:bottom w:val="single" w:color="BFBFBF" w:sz="4"/>
-              <w:right w:val="single" w:color="BFBFBF" w:sz="4"/>
-            </w:tcBorders>
-            <w:vAlign w:val="center"/>
-          </w:tcPr>
-          <w:p>
-            <w:pPr>
-              <w:jc w:val="left"/>
-            </w:pPr>
-            <w:r>
-              <w:rPr>
-                <w:rFonts w:ascii="Arial" w:cs="Arial" w:eastAsia="Arial" w:hAnsi="Arial"/>
-                <w:sz w:val="18"/>
-                <w:szCs w:val="18"/>
-              </w:rPr>
-              <w:t xml:space="preserve">Game 3</w:t>
-            </w:r>
-          </w:p>
-        </w:tc>
-        <w:tc>
-          <w:tcPr>
-            <w:tcW w:type="dxa" w:w="4030"/>
-            <w:tcBorders>
-              <w:top w:val="single" w:color="BFBFBF" w:sz="4"/>
-              <w:left w:val="single" w:color="BFBFBF" w:sz="4"/>
-              <w:bottom w:val="single" w:color="BFBFBF" w:sz="4"/>
-              <w:right w:val="single" w:color="BFBFBF" w:sz="4"/>
-            </w:tcBorders>
-            <w:vAlign w:val="center"/>
-          </w:tcPr>
-          <w:p>
-            <w:pPr>
-              <w:jc w:val="left"/>
-            </w:pPr>
-            <w:r>
-              <w:rPr>
-                <w:rFonts w:ascii="Arial" w:cs="Arial" w:eastAsia="Arial" w:hAnsi="Arial"/>
-                <w:sz w:val="16"/>
-                <w:szCs w:val="16"/>
-              </w:rPr>
-              <w:t xml:space="preserve">3.6 min — Mike Matheson, Jake Evans, Alexandre Carrier, Alex Newhook, Jakub Dobes</w:t>
-            </w:r>
-            <w:r>
-              <w:rPr>
-                <w:rFonts w:ascii="Arial" w:cs="Arial" w:eastAsia="Arial" w:hAnsi="Arial"/>
-                <w:sz w:val="16"/>
-                <w:szCs w:val="16"/>
-              </w:rPr>
-              <w:br/>
-              <w:t xml:space="preserve">1.2 min — Phillip Danault, Josh Anderson, Kaiden Guhle, Jakub Dobes, Lane Hutson</w:t>
-            </w:r>
-            <w:r>
-              <w:rPr>
-                <w:rFonts w:ascii="Arial" w:cs="Arial" w:eastAsia="Arial" w:hAnsi="Arial"/>
-                <w:sz w:val="16"/>
-                <w:szCs w:val="16"/>
-              </w:rPr>
-              <w:br/>
-              <w:t xml:space="preserve">1.2 min — Phillip Danault, Josh Anderson, Alexandre Carrier, Kaiden Guhle, Jakub Dobes</w:t>
-            </w:r>
-          </w:p>
-        </w:tc>
-        <w:tc>
-          <w:tcPr>
-            <w:tcW w:type="dxa" w:w="4030"/>
-            <w:tcBorders>
-              <w:top w:val="single" w:color="BFBFBF" w:sz="4"/>
-              <w:left w:val="single" w:color="BFBFBF" w:sz="4"/>
-              <w:bottom w:val="single" w:color="BFBFBF" w:sz="4"/>
-              <w:right w:val="single" w:color="BFBFBF" w:sz="4"/>
-            </w:tcBorders>
-            <w:vAlign w:val="center"/>
-          </w:tcPr>
-          <w:p>
-            <w:pPr>
-              <w:jc w:val="left"/>
-            </w:pPr>
-            <w:r>
-              <w:rPr>
-                <w:rFonts w:ascii="Arial" w:cs="Arial" w:eastAsia="Arial" w:hAnsi="Arial"/>
-                <w:sz w:val="16"/>
-                <w:szCs w:val="16"/>
-              </w:rPr>
-              <w:t xml:space="preserve">1.9 min — Ryan McDonagh, Andrei Vasilevskiy, Erik Cernak, Anthony Cirelli, Brandon Hagel</w:t>
-            </w:r>
-            <w:r>
-              <w:rPr>
-                <w:rFonts w:ascii="Arial" w:cs="Arial" w:eastAsia="Arial" w:hAnsi="Arial"/>
-                <w:sz w:val="16"/>
-                <w:szCs w:val="16"/>
-              </w:rPr>
-              <w:br/>
-              <w:t xml:space="preserve">1.2 min — Yanni Gourde, Zemgus Girgensons, Andrei Vasilevskiy, J.J. Moser, Emil Lilleberg</w:t>
-            </w:r>
-            <w:r>
-              <w:rPr>
-                <w:rFonts w:ascii="Arial" w:cs="Arial" w:eastAsia="Arial" w:hAnsi="Arial"/>
-                <w:sz w:val="16"/>
-                <w:szCs w:val="16"/>
-              </w:rPr>
-              <w:br/>
-              <w:t xml:space="preserve">1.1 min — Ryan McDonagh, Andrei Vasilevskiy, Jake Guentzel, Erik Cernak, Anthony Cirelli</w:t>
-            </w:r>
-          </w:p>
-        </w:tc>
-      </w:tr>
-    </w:tbl>
-    <w:p>
-      <w:r>
-        <w:br w:type="page"/>
-      </w:r>
-    </w:p>
-    <w:p>
-      <w:pPr>
-        <w:pStyle w:val="Heading1"/>
-      </w:pPr>
-      <w:r>
-        <w:rPr>
-          <w:rFonts w:ascii="Arial" w:cs="Arial" w:eastAsia="Arial" w:hAnsi="Arial"/>
-          <w:b/>
-          <w:bCs/>
-          <w:color w:val="1F2F4A"/>
-          <w:sz w:val="30"/>
-          <w:szCs w:val="30"/>
-        </w:rPr>
-        <w:t xml:space="preserve">Player progression — regular season → 2026 playoffs</w:t>
+        <w:t xml:space="preserve">4. Player progression — regular season → 2026 playoffs</w:t>
       </w:r>
     </w:p>
     <w:p>
@@ -3581,7 +4620,7 @@
                 <w:sz w:val="18"/>
                 <w:szCs w:val="18"/>
               </w:rPr>
-              <w:t xml:space="preserve">TOI reg / playoff</w:t>
+              <w:t xml:space="preserve">TOI reg/plf</w:t>
             </w:r>
           </w:p>
         </w:tc>
@@ -5123,7 +6162,7 @@
                 <w:sz w:val="18"/>
                 <w:szCs w:val="18"/>
               </w:rPr>
-              <w:t xml:space="preserve">TOI reg / playoff</w:t>
+              <w:t xml:space="preserve">TOI reg/plf</w:t>
             </w:r>
           </w:p>
         </w:tc>
@@ -6568,32 +7607,13 @@
             <w:shd w:fill="FFF6E0" w:val="clear"/>
           </w:tcPr>
           <w:p>
-            <w:pPr>
-              <w:spacing w:after="60"/>
-            </w:pPr>
-            <w:r>
-              <w:rPr>
-                <w:rFonts w:ascii="Arial" w:cs="Arial" w:eastAsia="Arial" w:hAnsi="Arial"/>
-                <w:b/>
-                <w:bCs/>
-                <w:color w:val="111111"/>
-                <w:sz w:val="22"/>
-                <w:szCs w:val="22"/>
-              </w:rPr>
-              <w:t xml:space="preserve"/>
-            </w:r>
-          </w:p>
-          <w:p>
-            <w:pPr>
-              <w:spacing/>
-            </w:pPr>
             <w:r>
               <w:rPr>
                 <w:rFonts w:ascii="Arial" w:cs="Arial" w:eastAsia="Arial" w:hAnsi="Arial"/>
                 <w:sz w:val="20"/>
                 <w:szCs w:val="20"/>
               </w:rPr>
-              <w:t xml:space="preserve">Note on the down-movers: Hutson, Caufield, and Suzuki have all scored in the series. The iso-impact regression isn't about goals — it's about the team's underlying expected-goals share when they're on the ice. They're cashing in (good) while the underlying play is below their regular-season standard (something to watch).</w:t>
+              <w:t xml:space="preserve">On the down-movers: Hutson, Caufield, and Suzuki have all scored in the series. The iso-impact regression isn't about goals — it's about the team's underlying expected-goals share when they're on the ice. They're cashing in (good) while the underlying play is below their regular-season standard (something to watch).</w:t>
             </w:r>
           </w:p>
         </w:tc>
@@ -6617,7 +7637,7 @@
           <w:sz w:val="30"/>
           <w:szCs w:val="30"/>
         </w:rPr>
-        <w:t xml:space="preserve">Goalies</w:t>
+        <w:t xml:space="preserve">5. Goalies</w:t>
       </w:r>
     </w:p>
     <w:p>
@@ -6630,7 +7650,7 @@
           <w:sz w:val="20"/>
           <w:szCs w:val="20"/>
         </w:rPr>
-        <w:t xml:space="preserve">The NY Post called Vasilevskiy "more reliable" pre-series. Through 3 games the workload has been roughly even across the series (Game 3 was the outlier), and Dobes' implied save percentage is in fact slightly higher than Vasilevskiy's. Reputation is doing the heavy lifting in that pre-series narrative; the 3-game data does not support it.</w:t>
+        <w:t xml:space="preserve">The NY Post called Vasilevskiy "more reliable" pre-series. Through 3 games the workload has been roughly even and Dobes' implied save percentage is in fact slightly higher. Pre-series reputation is doing the heavy lifting in that narrative; the 3-game data does not support it. François Gagnon (RDS) called Dobes "à la hauteur de Vasilevskiy" in his Game 3 chronique — that read tracks.</w:t>
       </w:r>
     </w:p>
     <w:tbl>
@@ -7026,7 +8046,7 @@
                 <w:sz w:val="18"/>
                 <w:szCs w:val="18"/>
               </w:rPr>
-              <w:t xml:space="preserve">25.0 tirs/match</w:t>
+              <w:t xml:space="preserve">25.0 shots/game</w:t>
             </w:r>
           </w:p>
         </w:tc>
@@ -7070,7 +8090,691 @@
           <w:sz w:val="30"/>
           <w:szCs w:val="30"/>
         </w:rPr>
-        <w:t xml:space="preserve">What the data still can't tell us</w:t>
+        <w:t xml:space="preserve">6. Watch list — Slafkovský pre/post the Hagel fight</w:t>
+      </w:r>
+    </w:p>
+    <w:p>
+      <w:pPr>
+        <w:spacing w:after="100"/>
+      </w:pPr>
+      <w:r>
+        <w:rPr>
+          <w:rFonts w:ascii="Arial" w:cs="Arial" w:eastAsia="Arial" w:hAnsi="Arial"/>
+          <w:sz w:val="20"/>
+          <w:szCs w:val="20"/>
+        </w:rPr>
+        <w:t xml:space="preserve">A Game-2 narrative worth tracking forward, not the dominant Game-3 story. The Slafkovský-Hagel fight at G2 P2 5:14 split the series cleanly: 8 SOG and 3 goals before, 2 SOG and 0 goals since. But on the ice with him after the fight, MTL outshoots TBL 20-9 and outscores 2-1. Verdict: his individual offense fell off, his line is still winning. Worth monitoring through Game 4 to see whether the personal production returns.</w:t>
+      </w:r>
+    </w:p>
+    <w:tbl>
+      <w:tblPr>
+        <w:tblW w:type="auto" w:w="100"/>
+        <w:tblBorders>
+          <w:top w:val="single" w:color="auto" w:sz="4"/>
+          <w:left w:val="single" w:color="auto" w:sz="4"/>
+          <w:bottom w:val="single" w:color="auto" w:sz="4"/>
+          <w:right w:val="single" w:color="auto" w:sz="4"/>
+          <w:insideH w:val="single" w:color="auto" w:sz="4"/>
+          <w:insideV w:val="single" w:color="auto" w:sz="4"/>
+        </w:tblBorders>
+        <w:tblCellMar>
+          <w:top w:type="dxa" w:w="70"/>
+          <w:left w:type="dxa" w:w="120"/>
+          <w:bottom w:type="dxa" w:w="70"/>
+          <w:right w:type="dxa" w:w="120"/>
+        </w:tblCellMar>
+      </w:tblPr>
+      <w:tblGrid>
+        <w:gridCol w:w="3000"/>
+        <w:gridCol w:w="3180"/>
+        <w:gridCol w:w="3180"/>
+      </w:tblGrid>
+      <w:tr>
+        <w:trPr>
+          <w:tblHeader/>
+        </w:trPr>
+        <w:tc>
+          <w:tcPr>
+            <w:tcW w:type="dxa" w:w="3000"/>
+            <w:tcBorders>
+              <w:top w:val="single" w:color="BFBFBF" w:sz="4"/>
+              <w:left w:val="single" w:color="BFBFBF" w:sz="4"/>
+              <w:bottom w:val="single" w:color="BFBFBF" w:sz="4"/>
+              <w:right w:val="single" w:color="BFBFBF" w:sz="4"/>
+            </w:tcBorders>
+            <w:shd w:fill="1F2F4A" w:val="clear"/>
+            <w:vAlign w:val="center"/>
+          </w:tcPr>
+          <w:p>
+            <w:pPr>
+              <w:jc w:val="center"/>
+            </w:pPr>
+            <w:r>
+              <w:rPr>
+                <w:rFonts w:ascii="Arial" w:cs="Arial" w:eastAsia="Arial" w:hAnsi="Arial"/>
+                <w:b/>
+                <w:bCs/>
+                <w:color w:val="FFFFFF"/>
+                <w:sz w:val="18"/>
+                <w:szCs w:val="18"/>
+              </w:rPr>
+              <w:t xml:space="preserve">Metric</w:t>
+            </w:r>
+          </w:p>
+        </w:tc>
+        <w:tc>
+          <w:tcPr>
+            <w:tcW w:type="dxa" w:w="3180"/>
+            <w:tcBorders>
+              <w:top w:val="single" w:color="BFBFBF" w:sz="4"/>
+              <w:left w:val="single" w:color="BFBFBF" w:sz="4"/>
+              <w:bottom w:val="single" w:color="BFBFBF" w:sz="4"/>
+              <w:right w:val="single" w:color="BFBFBF" w:sz="4"/>
+            </w:tcBorders>
+            <w:shd w:fill="1F2F4A" w:val="clear"/>
+            <w:vAlign w:val="center"/>
+          </w:tcPr>
+          <w:p>
+            <w:pPr>
+              <w:jc w:val="center"/>
+            </w:pPr>
+            <w:r>
+              <w:rPr>
+                <w:rFonts w:ascii="Arial" w:cs="Arial" w:eastAsia="Arial" w:hAnsi="Arial"/>
+                <w:b/>
+                <w:bCs/>
+                <w:color w:val="FFFFFF"/>
+                <w:sz w:val="18"/>
+                <w:szCs w:val="18"/>
+              </w:rPr>
+              <w:t xml:space="preserve">Pre-fight</w:t>
+            </w:r>
+          </w:p>
+        </w:tc>
+        <w:tc>
+          <w:tcPr>
+            <w:tcW w:type="dxa" w:w="3180"/>
+            <w:tcBorders>
+              <w:top w:val="single" w:color="BFBFBF" w:sz="4"/>
+              <w:left w:val="single" w:color="BFBFBF" w:sz="4"/>
+              <w:bottom w:val="single" w:color="BFBFBF" w:sz="4"/>
+              <w:right w:val="single" w:color="BFBFBF" w:sz="4"/>
+            </w:tcBorders>
+            <w:shd w:fill="1F2F4A" w:val="clear"/>
+            <w:vAlign w:val="center"/>
+          </w:tcPr>
+          <w:p>
+            <w:pPr>
+              <w:jc w:val="center"/>
+            </w:pPr>
+            <w:r>
+              <w:rPr>
+                <w:rFonts w:ascii="Arial" w:cs="Arial" w:eastAsia="Arial" w:hAnsi="Arial"/>
+                <w:b/>
+                <w:bCs/>
+                <w:color w:val="FFFFFF"/>
+                <w:sz w:val="18"/>
+                <w:szCs w:val="18"/>
+              </w:rPr>
+              <w:t xml:space="preserve">Post-fight</w:t>
+            </w:r>
+          </w:p>
+        </w:tc>
+      </w:tr>
+      <w:tr>
+        <w:tc>
+          <w:tcPr>
+            <w:tcW w:type="dxa" w:w="3000"/>
+            <w:tcBorders>
+              <w:top w:val="single" w:color="BFBFBF" w:sz="4"/>
+              <w:left w:val="single" w:color="BFBFBF" w:sz="4"/>
+              <w:bottom w:val="single" w:color="BFBFBF" w:sz="4"/>
+              <w:right w:val="single" w:color="BFBFBF" w:sz="4"/>
+            </w:tcBorders>
+            <w:vAlign w:val="center"/>
+          </w:tcPr>
+          <w:p>
+            <w:pPr>
+              <w:jc w:val="left"/>
+            </w:pPr>
+            <w:r>
+              <w:rPr>
+                <w:rFonts w:ascii="Arial" w:cs="Arial" w:eastAsia="Arial" w:hAnsi="Arial"/>
+                <w:sz w:val="18"/>
+                <w:szCs w:val="18"/>
+              </w:rPr>
+              <w:t xml:space="preserve">Slafkovský TOI</w:t>
+            </w:r>
+          </w:p>
+        </w:tc>
+        <w:tc>
+          <w:tcPr>
+            <w:tcW w:type="dxa" w:w="3180"/>
+            <w:tcBorders>
+              <w:top w:val="single" w:color="BFBFBF" w:sz="4"/>
+              <w:left w:val="single" w:color="BFBFBF" w:sz="4"/>
+              <w:bottom w:val="single" w:color="BFBFBF" w:sz="4"/>
+              <w:right w:val="single" w:color="BFBFBF" w:sz="4"/>
+            </w:tcBorders>
+            <w:vAlign w:val="center"/>
+          </w:tcPr>
+          <w:p>
+            <w:pPr>
+              <w:jc w:val="left"/>
+            </w:pPr>
+            <w:r>
+              <w:rPr>
+                <w:rFonts w:ascii="Arial" w:cs="Arial" w:eastAsia="Arial" w:hAnsi="Arial"/>
+                <w:sz w:val="18"/>
+                <w:szCs w:val="18"/>
+              </w:rPr>
+              <w:t xml:space="preserve">29.92 min</w:t>
+            </w:r>
+          </w:p>
+        </w:tc>
+        <w:tc>
+          <w:tcPr>
+            <w:tcW w:type="dxa" w:w="3180"/>
+            <w:tcBorders>
+              <w:top w:val="single" w:color="BFBFBF" w:sz="4"/>
+              <w:left w:val="single" w:color="BFBFBF" w:sz="4"/>
+              <w:bottom w:val="single" w:color="BFBFBF" w:sz="4"/>
+              <w:right w:val="single" w:color="BFBFBF" w:sz="4"/>
+            </w:tcBorders>
+            <w:vAlign w:val="center"/>
+          </w:tcPr>
+          <w:p>
+            <w:pPr>
+              <w:jc w:val="left"/>
+            </w:pPr>
+            <w:r>
+              <w:rPr>
+                <w:rFonts w:ascii="Arial" w:cs="Arial" w:eastAsia="Arial" w:hAnsi="Arial"/>
+                <w:sz w:val="18"/>
+                <w:szCs w:val="18"/>
+              </w:rPr>
+              <w:t xml:space="preserve">34.95 min</w:t>
+            </w:r>
+          </w:p>
+        </w:tc>
+      </w:tr>
+      <w:tr>
+        <w:tc>
+          <w:tcPr>
+            <w:tcW w:type="dxa" w:w="3000"/>
+            <w:tcBorders>
+              <w:top w:val="single" w:color="BFBFBF" w:sz="4"/>
+              <w:left w:val="single" w:color="BFBFBF" w:sz="4"/>
+              <w:bottom w:val="single" w:color="BFBFBF" w:sz="4"/>
+              <w:right w:val="single" w:color="BFBFBF" w:sz="4"/>
+            </w:tcBorders>
+            <w:vAlign w:val="center"/>
+          </w:tcPr>
+          <w:p>
+            <w:pPr>
+              <w:jc w:val="left"/>
+            </w:pPr>
+            <w:r>
+              <w:rPr>
+                <w:rFonts w:ascii="Arial" w:cs="Arial" w:eastAsia="Arial" w:hAnsi="Arial"/>
+                <w:sz w:val="18"/>
+                <w:szCs w:val="18"/>
+              </w:rPr>
+              <w:t xml:space="preserve">Slafkovský SOG</w:t>
+            </w:r>
+          </w:p>
+        </w:tc>
+        <w:tc>
+          <w:tcPr>
+            <w:tcW w:type="dxa" w:w="3180"/>
+            <w:tcBorders>
+              <w:top w:val="single" w:color="BFBFBF" w:sz="4"/>
+              <w:left w:val="single" w:color="BFBFBF" w:sz="4"/>
+              <w:bottom w:val="single" w:color="BFBFBF" w:sz="4"/>
+              <w:right w:val="single" w:color="BFBFBF" w:sz="4"/>
+            </w:tcBorders>
+            <w:vAlign w:val="center"/>
+          </w:tcPr>
+          <w:p>
+            <w:pPr>
+              <w:jc w:val="left"/>
+            </w:pPr>
+            <w:r>
+              <w:rPr>
+                <w:rFonts w:ascii="Arial" w:cs="Arial" w:eastAsia="Arial" w:hAnsi="Arial"/>
+                <w:sz w:val="18"/>
+                <w:szCs w:val="18"/>
+              </w:rPr>
+              <w:t xml:space="preserve">8</w:t>
+            </w:r>
+          </w:p>
+        </w:tc>
+        <w:tc>
+          <w:tcPr>
+            <w:tcW w:type="dxa" w:w="3180"/>
+            <w:tcBorders>
+              <w:top w:val="single" w:color="BFBFBF" w:sz="4"/>
+              <w:left w:val="single" w:color="BFBFBF" w:sz="4"/>
+              <w:bottom w:val="single" w:color="BFBFBF" w:sz="4"/>
+              <w:right w:val="single" w:color="BFBFBF" w:sz="4"/>
+            </w:tcBorders>
+            <w:vAlign w:val="center"/>
+          </w:tcPr>
+          <w:p>
+            <w:pPr>
+              <w:jc w:val="left"/>
+            </w:pPr>
+            <w:r>
+              <w:rPr>
+                <w:rFonts w:ascii="Arial" w:cs="Arial" w:eastAsia="Arial" w:hAnsi="Arial"/>
+                <w:sz w:val="18"/>
+                <w:szCs w:val="18"/>
+              </w:rPr>
+              <w:t xml:space="preserve">2</w:t>
+            </w:r>
+          </w:p>
+        </w:tc>
+      </w:tr>
+      <w:tr>
+        <w:tc>
+          <w:tcPr>
+            <w:tcW w:type="dxa" w:w="3000"/>
+            <w:tcBorders>
+              <w:top w:val="single" w:color="BFBFBF" w:sz="4"/>
+              <w:left w:val="single" w:color="BFBFBF" w:sz="4"/>
+              <w:bottom w:val="single" w:color="BFBFBF" w:sz="4"/>
+              <w:right w:val="single" w:color="BFBFBF" w:sz="4"/>
+            </w:tcBorders>
+            <w:vAlign w:val="center"/>
+          </w:tcPr>
+          <w:p>
+            <w:pPr>
+              <w:jc w:val="left"/>
+            </w:pPr>
+            <w:r>
+              <w:rPr>
+                <w:rFonts w:ascii="Arial" w:cs="Arial" w:eastAsia="Arial" w:hAnsi="Arial"/>
+                <w:sz w:val="18"/>
+                <w:szCs w:val="18"/>
+              </w:rPr>
+              <w:t xml:space="preserve">Slafkovský goals</w:t>
+            </w:r>
+          </w:p>
+        </w:tc>
+        <w:tc>
+          <w:tcPr>
+            <w:tcW w:type="dxa" w:w="3180"/>
+            <w:tcBorders>
+              <w:top w:val="single" w:color="BFBFBF" w:sz="4"/>
+              <w:left w:val="single" w:color="BFBFBF" w:sz="4"/>
+              <w:bottom w:val="single" w:color="BFBFBF" w:sz="4"/>
+              <w:right w:val="single" w:color="BFBFBF" w:sz="4"/>
+            </w:tcBorders>
+            <w:vAlign w:val="center"/>
+          </w:tcPr>
+          <w:p>
+            <w:pPr>
+              <w:jc w:val="left"/>
+            </w:pPr>
+            <w:r>
+              <w:rPr>
+                <w:rFonts w:ascii="Arial" w:cs="Arial" w:eastAsia="Arial" w:hAnsi="Arial"/>
+                <w:sz w:val="18"/>
+                <w:szCs w:val="18"/>
+              </w:rPr>
+              <w:t xml:space="preserve">3</w:t>
+            </w:r>
+          </w:p>
+        </w:tc>
+        <w:tc>
+          <w:tcPr>
+            <w:tcW w:type="dxa" w:w="3180"/>
+            <w:tcBorders>
+              <w:top w:val="single" w:color="BFBFBF" w:sz="4"/>
+              <w:left w:val="single" w:color="BFBFBF" w:sz="4"/>
+              <w:bottom w:val="single" w:color="BFBFBF" w:sz="4"/>
+              <w:right w:val="single" w:color="BFBFBF" w:sz="4"/>
+            </w:tcBorders>
+            <w:vAlign w:val="center"/>
+          </w:tcPr>
+          <w:p>
+            <w:pPr>
+              <w:jc w:val="left"/>
+            </w:pPr>
+            <w:r>
+              <w:rPr>
+                <w:rFonts w:ascii="Arial" w:cs="Arial" w:eastAsia="Arial" w:hAnsi="Arial"/>
+                <w:sz w:val="18"/>
+                <w:szCs w:val="18"/>
+              </w:rPr>
+              <w:t xml:space="preserve">0</w:t>
+            </w:r>
+          </w:p>
+        </w:tc>
+      </w:tr>
+      <w:tr>
+        <w:tc>
+          <w:tcPr>
+            <w:tcW w:type="dxa" w:w="3000"/>
+            <w:tcBorders>
+              <w:top w:val="single" w:color="BFBFBF" w:sz="4"/>
+              <w:left w:val="single" w:color="BFBFBF" w:sz="4"/>
+              <w:bottom w:val="single" w:color="BFBFBF" w:sz="4"/>
+              <w:right w:val="single" w:color="BFBFBF" w:sz="4"/>
+            </w:tcBorders>
+            <w:vAlign w:val="center"/>
+          </w:tcPr>
+          <w:p>
+            <w:pPr>
+              <w:jc w:val="left"/>
+            </w:pPr>
+            <w:r>
+              <w:rPr>
+                <w:rFonts w:ascii="Arial" w:cs="Arial" w:eastAsia="Arial" w:hAnsi="Arial"/>
+                <w:sz w:val="18"/>
+                <w:szCs w:val="18"/>
+              </w:rPr>
+              <w:t xml:space="preserve">MTL SOG on-ice</w:t>
+            </w:r>
+          </w:p>
+        </w:tc>
+        <w:tc>
+          <w:tcPr>
+            <w:tcW w:type="dxa" w:w="3180"/>
+            <w:tcBorders>
+              <w:top w:val="single" w:color="BFBFBF" w:sz="4"/>
+              <w:left w:val="single" w:color="BFBFBF" w:sz="4"/>
+              <w:bottom w:val="single" w:color="BFBFBF" w:sz="4"/>
+              <w:right w:val="single" w:color="BFBFBF" w:sz="4"/>
+            </w:tcBorders>
+            <w:vAlign w:val="center"/>
+          </w:tcPr>
+          <w:p>
+            <w:pPr>
+              <w:jc w:val="left"/>
+            </w:pPr>
+            <w:r>
+              <w:rPr>
+                <w:rFonts w:ascii="Arial" w:cs="Arial" w:eastAsia="Arial" w:hAnsi="Arial"/>
+                <w:sz w:val="18"/>
+                <w:szCs w:val="18"/>
+              </w:rPr>
+              <w:t xml:space="preserve">16</w:t>
+            </w:r>
+          </w:p>
+        </w:tc>
+        <w:tc>
+          <w:tcPr>
+            <w:tcW w:type="dxa" w:w="3180"/>
+            <w:tcBorders>
+              <w:top w:val="single" w:color="BFBFBF" w:sz="4"/>
+              <w:left w:val="single" w:color="BFBFBF" w:sz="4"/>
+              <w:bottom w:val="single" w:color="BFBFBF" w:sz="4"/>
+              <w:right w:val="single" w:color="BFBFBF" w:sz="4"/>
+            </w:tcBorders>
+            <w:vAlign w:val="center"/>
+          </w:tcPr>
+          <w:p>
+            <w:pPr>
+              <w:jc w:val="left"/>
+            </w:pPr>
+            <w:r>
+              <w:rPr>
+                <w:rFonts w:ascii="Arial" w:cs="Arial" w:eastAsia="Arial" w:hAnsi="Arial"/>
+                <w:sz w:val="18"/>
+                <w:szCs w:val="18"/>
+              </w:rPr>
+              <w:t xml:space="preserve">20</w:t>
+            </w:r>
+          </w:p>
+        </w:tc>
+      </w:tr>
+      <w:tr>
+        <w:tc>
+          <w:tcPr>
+            <w:tcW w:type="dxa" w:w="3000"/>
+            <w:tcBorders>
+              <w:top w:val="single" w:color="BFBFBF" w:sz="4"/>
+              <w:left w:val="single" w:color="BFBFBF" w:sz="4"/>
+              <w:bottom w:val="single" w:color="BFBFBF" w:sz="4"/>
+              <w:right w:val="single" w:color="BFBFBF" w:sz="4"/>
+            </w:tcBorders>
+            <w:vAlign w:val="center"/>
+          </w:tcPr>
+          <w:p>
+            <w:pPr>
+              <w:jc w:val="left"/>
+            </w:pPr>
+            <w:r>
+              <w:rPr>
+                <w:rFonts w:ascii="Arial" w:cs="Arial" w:eastAsia="Arial" w:hAnsi="Arial"/>
+                <w:sz w:val="18"/>
+                <w:szCs w:val="18"/>
+              </w:rPr>
+              <w:t xml:space="preserve">TBL SOG on-ice</w:t>
+            </w:r>
+          </w:p>
+        </w:tc>
+        <w:tc>
+          <w:tcPr>
+            <w:tcW w:type="dxa" w:w="3180"/>
+            <w:tcBorders>
+              <w:top w:val="single" w:color="BFBFBF" w:sz="4"/>
+              <w:left w:val="single" w:color="BFBFBF" w:sz="4"/>
+              <w:bottom w:val="single" w:color="BFBFBF" w:sz="4"/>
+              <w:right w:val="single" w:color="BFBFBF" w:sz="4"/>
+            </w:tcBorders>
+            <w:vAlign w:val="center"/>
+          </w:tcPr>
+          <w:p>
+            <w:pPr>
+              <w:jc w:val="left"/>
+            </w:pPr>
+            <w:r>
+              <w:rPr>
+                <w:rFonts w:ascii="Arial" w:cs="Arial" w:eastAsia="Arial" w:hAnsi="Arial"/>
+                <w:sz w:val="18"/>
+                <w:szCs w:val="18"/>
+              </w:rPr>
+              <w:t xml:space="preserve">11</w:t>
+            </w:r>
+          </w:p>
+        </w:tc>
+        <w:tc>
+          <w:tcPr>
+            <w:tcW w:type="dxa" w:w="3180"/>
+            <w:tcBorders>
+              <w:top w:val="single" w:color="BFBFBF" w:sz="4"/>
+              <w:left w:val="single" w:color="BFBFBF" w:sz="4"/>
+              <w:bottom w:val="single" w:color="BFBFBF" w:sz="4"/>
+              <w:right w:val="single" w:color="BFBFBF" w:sz="4"/>
+            </w:tcBorders>
+            <w:vAlign w:val="center"/>
+          </w:tcPr>
+          <w:p>
+            <w:pPr>
+              <w:jc w:val="left"/>
+            </w:pPr>
+            <w:r>
+              <w:rPr>
+                <w:rFonts w:ascii="Arial" w:cs="Arial" w:eastAsia="Arial" w:hAnsi="Arial"/>
+                <w:sz w:val="18"/>
+                <w:szCs w:val="18"/>
+              </w:rPr>
+              <w:t xml:space="preserve">9</w:t>
+            </w:r>
+          </w:p>
+        </w:tc>
+      </w:tr>
+      <w:tr>
+        <w:tc>
+          <w:tcPr>
+            <w:tcW w:type="dxa" w:w="3000"/>
+            <w:tcBorders>
+              <w:top w:val="single" w:color="BFBFBF" w:sz="4"/>
+              <w:left w:val="single" w:color="BFBFBF" w:sz="4"/>
+              <w:bottom w:val="single" w:color="BFBFBF" w:sz="4"/>
+              <w:right w:val="single" w:color="BFBFBF" w:sz="4"/>
+            </w:tcBorders>
+            <w:vAlign w:val="center"/>
+          </w:tcPr>
+          <w:p>
+            <w:pPr>
+              <w:jc w:val="left"/>
+            </w:pPr>
+            <w:r>
+              <w:rPr>
+                <w:rFonts w:ascii="Arial" w:cs="Arial" w:eastAsia="Arial" w:hAnsi="Arial"/>
+                <w:sz w:val="18"/>
+                <w:szCs w:val="18"/>
+              </w:rPr>
+              <w:t xml:space="preserve">MTL goals on-ice</w:t>
+            </w:r>
+          </w:p>
+        </w:tc>
+        <w:tc>
+          <w:tcPr>
+            <w:tcW w:type="dxa" w:w="3180"/>
+            <w:tcBorders>
+              <w:top w:val="single" w:color="BFBFBF" w:sz="4"/>
+              <w:left w:val="single" w:color="BFBFBF" w:sz="4"/>
+              <w:bottom w:val="single" w:color="BFBFBF" w:sz="4"/>
+              <w:right w:val="single" w:color="BFBFBF" w:sz="4"/>
+            </w:tcBorders>
+            <w:vAlign w:val="center"/>
+          </w:tcPr>
+          <w:p>
+            <w:pPr>
+              <w:jc w:val="left"/>
+            </w:pPr>
+            <w:r>
+              <w:rPr>
+                <w:rFonts w:ascii="Arial" w:cs="Arial" w:eastAsia="Arial" w:hAnsi="Arial"/>
+                <w:sz w:val="18"/>
+                <w:szCs w:val="18"/>
+              </w:rPr>
+              <w:t xml:space="preserve">5</w:t>
+            </w:r>
+          </w:p>
+        </w:tc>
+        <w:tc>
+          <w:tcPr>
+            <w:tcW w:type="dxa" w:w="3180"/>
+            <w:tcBorders>
+              <w:top w:val="single" w:color="BFBFBF" w:sz="4"/>
+              <w:left w:val="single" w:color="BFBFBF" w:sz="4"/>
+              <w:bottom w:val="single" w:color="BFBFBF" w:sz="4"/>
+              <w:right w:val="single" w:color="BFBFBF" w:sz="4"/>
+            </w:tcBorders>
+            <w:vAlign w:val="center"/>
+          </w:tcPr>
+          <w:p>
+            <w:pPr>
+              <w:jc w:val="left"/>
+            </w:pPr>
+            <w:r>
+              <w:rPr>
+                <w:rFonts w:ascii="Arial" w:cs="Arial" w:eastAsia="Arial" w:hAnsi="Arial"/>
+                <w:sz w:val="18"/>
+                <w:szCs w:val="18"/>
+              </w:rPr>
+              <w:t xml:space="preserve">2</w:t>
+            </w:r>
+          </w:p>
+        </w:tc>
+      </w:tr>
+      <w:tr>
+        <w:tc>
+          <w:tcPr>
+            <w:tcW w:type="dxa" w:w="3000"/>
+            <w:tcBorders>
+              <w:top w:val="single" w:color="BFBFBF" w:sz="4"/>
+              <w:left w:val="single" w:color="BFBFBF" w:sz="4"/>
+              <w:bottom w:val="single" w:color="BFBFBF" w:sz="4"/>
+              <w:right w:val="single" w:color="BFBFBF" w:sz="4"/>
+            </w:tcBorders>
+            <w:vAlign w:val="center"/>
+          </w:tcPr>
+          <w:p>
+            <w:pPr>
+              <w:jc w:val="left"/>
+            </w:pPr>
+            <w:r>
+              <w:rPr>
+                <w:rFonts w:ascii="Arial" w:cs="Arial" w:eastAsia="Arial" w:hAnsi="Arial"/>
+                <w:sz w:val="18"/>
+                <w:szCs w:val="18"/>
+              </w:rPr>
+              <w:t xml:space="preserve">TBL goals on-ice</w:t>
+            </w:r>
+          </w:p>
+        </w:tc>
+        <w:tc>
+          <w:tcPr>
+            <w:tcW w:type="dxa" w:w="3180"/>
+            <w:tcBorders>
+              <w:top w:val="single" w:color="BFBFBF" w:sz="4"/>
+              <w:left w:val="single" w:color="BFBFBF" w:sz="4"/>
+              <w:bottom w:val="single" w:color="BFBFBF" w:sz="4"/>
+              <w:right w:val="single" w:color="BFBFBF" w:sz="4"/>
+            </w:tcBorders>
+            <w:vAlign w:val="center"/>
+          </w:tcPr>
+          <w:p>
+            <w:pPr>
+              <w:jc w:val="left"/>
+            </w:pPr>
+            <w:r>
+              <w:rPr>
+                <w:rFonts w:ascii="Arial" w:cs="Arial" w:eastAsia="Arial" w:hAnsi="Arial"/>
+                <w:sz w:val="18"/>
+                <w:szCs w:val="18"/>
+              </w:rPr>
+              <w:t xml:space="preserve">4</w:t>
+            </w:r>
+          </w:p>
+        </w:tc>
+        <w:tc>
+          <w:tcPr>
+            <w:tcW w:type="dxa" w:w="3180"/>
+            <w:tcBorders>
+              <w:top w:val="single" w:color="BFBFBF" w:sz="4"/>
+              <w:left w:val="single" w:color="BFBFBF" w:sz="4"/>
+              <w:bottom w:val="single" w:color="BFBFBF" w:sz="4"/>
+              <w:right w:val="single" w:color="BFBFBF" w:sz="4"/>
+            </w:tcBorders>
+            <w:vAlign w:val="center"/>
+          </w:tcPr>
+          <w:p>
+            <w:pPr>
+              <w:jc w:val="left"/>
+            </w:pPr>
+            <w:r>
+              <w:rPr>
+                <w:rFonts w:ascii="Arial" w:cs="Arial" w:eastAsia="Arial" w:hAnsi="Arial"/>
+                <w:sz w:val="18"/>
+                <w:szCs w:val="18"/>
+              </w:rPr>
+              <w:t xml:space="preserve">1</w:t>
+            </w:r>
+          </w:p>
+        </w:tc>
+      </w:tr>
+    </w:tbl>
+    <w:p>
+      <w:pPr>
+        <w:pStyle w:val="Heading1"/>
+      </w:pPr>
+      <w:r>
+        <w:rPr>
+          <w:rFonts w:ascii="Arial" w:cs="Arial" w:eastAsia="Arial" w:hAnsi="Arial"/>
+          <w:b/>
+          <w:bCs/>
+          <w:color w:val="1F2F4A"/>
+          <w:sz w:val="30"/>
+          <w:szCs w:val="30"/>
+        </w:rPr>
+        <w:t xml:space="preserve">7. What the data still can't tell us</w:t>
       </w:r>
     </w:p>
     <w:p>
@@ -7088,7 +8792,7 @@
           <w:sz w:val="20"/>
           <w:szCs w:val="20"/>
         </w:rPr>
-        <w:t xml:space="preserve">Whether Slafkovský's post-fight reduction in shot volume is psychological or tactical. The model only sees his ice time and what happened with him on it.</w:t>
+        <w:t xml:space="preserve">Whether the new MTL lines persist for Game 4 or were a one-game tweak. Coaches change their minds; St-Louis has not telegraphed his Game 4 intentions publicly.</w:t>
       </w:r>
     </w:p>
     <w:p>
@@ -7106,7 +8810,7 @@
           <w:sz w:val="20"/>
           <w:szCs w:val="20"/>
         </w:rPr>
-        <w:t xml:space="preserve">How much of MTL's high-danger edge is sustainable against a Vasilevskiy who has yet to play his usual ceiling. PDO regression cuts both ways.</w:t>
+        <w:t xml:space="preserve">How much of MTL's high-danger edge is sustainable against a Vasilevskiy who has yet to play his series ceiling. PDO regression cuts both ways.</w:t>
       </w:r>
     </w:p>
     <w:p>
@@ -7124,7 +8828,7 @@
           <w:sz w:val="20"/>
           <w:szCs w:val="20"/>
         </w:rPr>
-        <w:t xml:space="preserve">How TBL's lineup will adjust for Game 4 — and whether their power play (which produced their only G3 goal) gets more chances. Officiating variance is a wildcard.</w:t>
+        <w:t xml:space="preserve">Whether Slafkovský's post-fight reduction in shot volume is psychological, tactical, or sample noise. The model only sees ice time and what happened with him on it.</w:t>
       </w:r>
     </w:p>
     <w:p>
@@ -7142,7 +8846,7 @@
           <w:sz w:val="20"/>
           <w:szCs w:val="20"/>
         </w:rPr>
-        <w:t xml:space="preserve">Whether playoff fatigue has set in for any one player — small-sample TOI and shift-density data is not enough to call it.</w:t>
+        <w:t xml:space="preserve">Officiating variance — TBL's only G3 goal came on the power play, and Game 4 referee assignments matter.</w:t>
       </w:r>
     </w:p>
     <w:p>
@@ -7158,7 +8862,23 @@
           <w:sz w:val="30"/>
           <w:szCs w:val="30"/>
         </w:rPr>
-        <w:t xml:space="preserve">Sources</w:t>
+        <w:t xml:space="preserve">8. Sources</w:t>
+      </w:r>
+    </w:p>
+    <w:p>
+      <w:pPr>
+        <w:spacing w:before="120" w:after="60"/>
+      </w:pPr>
+      <w:r>
+        <w:rPr>
+          <w:rFonts w:ascii="Arial" w:cs="Arial" w:eastAsia="Arial" w:hAnsi="Arial"/>
+          <w:b/>
+          <w:bCs/>
+          <w:color w:val="2F4A70"/>
+          <w:sz w:val="22"/>
+          <w:szCs w:val="22"/>
+        </w:rPr>
+        <w:t xml:space="preserve">Data</w:t>
       </w:r>
     </w:p>
     <w:p>
@@ -7170,7 +8890,7 @@
         </w:numPr>
         <w:spacing w:after="60"/>
       </w:pPr>
-      <w:hyperlink w:history="1" r:id="rIdjvbhpgnjlum_rc27-yoey">
+      <w:hyperlink w:history="1" r:id="rIdt4oc3l1esroh_0lgwv1vk">
         <w:r>
           <w:rPr>
             <w:rStyle w:val="Hyperlink"/>
@@ -7191,7 +8911,7 @@
         </w:numPr>
         <w:spacing w:after="60"/>
       </w:pPr>
-      <w:hyperlink w:history="1" r:id="rIdyky1bb7un3gehykcqpqqj">
+      <w:hyperlink w:history="1" r:id="rIdbqvcj7x_n7hx2dxz83c-w">
         <w:r>
           <w:rPr>
             <w:rStyle w:val="Hyperlink"/>
@@ -7205,6 +8925,22 @@
     </w:p>
     <w:p>
       <w:pPr>
+        <w:spacing w:before="120" w:after="60"/>
+      </w:pPr>
+      <w:r>
+        <w:rPr>
+          <w:rFonts w:ascii="Arial" w:cs="Arial" w:eastAsia="Arial" w:hAnsi="Arial"/>
+          <w:b/>
+          <w:bCs/>
+          <w:color w:val="2F4A70"/>
+          <w:sz w:val="22"/>
+          <w:szCs w:val="22"/>
+        </w:rPr>
+        <w:t xml:space="preserve">Francophone press</w:t>
+      </w:r>
+    </w:p>
+    <w:p>
+      <w:pPr>
         <w:pStyle w:val="ListParagraph"/>
         <w:numPr>
           <w:ilvl w:val="0"/>
@@ -7212,7 +8948,149 @@
         </w:numPr>
         <w:spacing w:after="60"/>
       </w:pPr>
-      <w:hyperlink w:history="1" r:id="rIdehhivvnolq6kgzqkebgbx">
+      <w:hyperlink w:history="1" r:id="rIdtdvqd5zrwjakesnuckdvf">
+        <w:r>
+          <w:rPr>
+            <w:rStyle w:val="Hyperlink"/>
+            <w:rFonts w:ascii="Arial" w:cs="Arial" w:eastAsia="Arial" w:hAnsi="Arial"/>
+            <w:sz w:val="18"/>
+            <w:szCs w:val="18"/>
+          </w:rPr>
+          <w:t xml:space="preserve">RDS — Lane Hutson donne la victoire en prolongation aux Canadiens (Éric Leblanc)</w:t>
+        </w:r>
+      </w:hyperlink>
+    </w:p>
+    <w:p>
+      <w:pPr>
+        <w:pStyle w:val="ListParagraph"/>
+        <w:numPr>
+          <w:ilvl w:val="0"/>
+          <w:numId w:val="2"/>
+        </w:numPr>
+        <w:spacing w:after="60"/>
+      </w:pPr>
+      <w:hyperlink w:history="1" r:id="rId8ztkdpcizmsonifrwj0lg">
+        <w:r>
+          <w:rPr>
+            <w:rStyle w:val="Hyperlink"/>
+            <w:rFonts w:ascii="Arial" w:cs="Arial" w:eastAsia="Arial" w:hAnsi="Arial"/>
+            <w:sz w:val="18"/>
+            <w:szCs w:val="18"/>
+          </w:rPr>
+          <w:t xml:space="preserve">RDS — Rédemption et tir frappé (François Gagnon, chronique)</w:t>
+        </w:r>
+      </w:hyperlink>
+    </w:p>
+    <w:p>
+      <w:pPr>
+        <w:pStyle w:val="ListParagraph"/>
+        <w:numPr>
+          <w:ilvl w:val="0"/>
+          <w:numId w:val="2"/>
+        </w:numPr>
+        <w:spacing w:after="60"/>
+      </w:pPr>
+      <w:hyperlink w:history="1" r:id="rIdf2pzlw4s4kaexjl0gbdqy">
+        <w:r>
+          <w:rPr>
+            <w:rStyle w:val="Hyperlink"/>
+            <w:rFonts w:ascii="Arial" w:cs="Arial" w:eastAsia="Arial" w:hAnsi="Arial"/>
+            <w:sz w:val="18"/>
+            <w:szCs w:val="18"/>
+          </w:rPr>
+          <w:t xml:space="preserve">Radio-Canada — Lane Hutson joue les héros en prolongation</w:t>
+        </w:r>
+      </w:hyperlink>
+    </w:p>
+    <w:p>
+      <w:pPr>
+        <w:pStyle w:val="ListParagraph"/>
+        <w:numPr>
+          <w:ilvl w:val="0"/>
+          <w:numId w:val="2"/>
+        </w:numPr>
+        <w:spacing w:after="60"/>
+      </w:pPr>
+      <w:hyperlink w:history="1" r:id="rIdlixvuws6wlhitxotfd2sw">
+        <w:r>
+          <w:rPr>
+            <w:rStyle w:val="Hyperlink"/>
+            <w:rFonts w:ascii="Arial" w:cs="Arial" w:eastAsia="Arial" w:hAnsi="Arial"/>
+            <w:sz w:val="18"/>
+            <w:szCs w:val="18"/>
+          </w:rPr>
+          <w:t xml:space="preserve">Radio-Canada — Les effronteries de Jon Cooper (Martin Leclerc, chronique)</w:t>
+        </w:r>
+      </w:hyperlink>
+    </w:p>
+    <w:p>
+      <w:pPr>
+        <w:pStyle w:val="ListParagraph"/>
+        <w:numPr>
+          <w:ilvl w:val="0"/>
+          <w:numId w:val="2"/>
+        </w:numPr>
+        <w:spacing w:after="60"/>
+      </w:pPr>
+      <w:hyperlink w:history="1" r:id="rIddp4f5_lk2anjx_d8vuy4m">
+        <w:r>
+          <w:rPr>
+            <w:rStyle w:val="Hyperlink"/>
+            <w:rFonts w:ascii="Arial" w:cs="Arial" w:eastAsia="Arial" w:hAnsi="Arial"/>
+            <w:sz w:val="18"/>
+            <w:szCs w:val="18"/>
+          </w:rPr>
+          <w:t xml:space="preserve">La Presse — Une formation intacte pour accueillir une foule en délire</w:t>
+        </w:r>
+      </w:hyperlink>
+    </w:p>
+    <w:p>
+      <w:pPr>
+        <w:pStyle w:val="ListParagraph"/>
+        <w:numPr>
+          <w:ilvl w:val="0"/>
+          <w:numId w:val="2"/>
+        </w:numPr>
+        <w:spacing w:after="60"/>
+      </w:pPr>
+      <w:hyperlink w:history="1" r:id="rIdy-wcb9rbzlqgzc1heewi1">
+        <w:r>
+          <w:rPr>
+            <w:rStyle w:val="Hyperlink"/>
+            <w:rFonts w:ascii="Arial" w:cs="Arial" w:eastAsia="Arial" w:hAnsi="Arial"/>
+            <w:sz w:val="18"/>
+            <w:szCs w:val="18"/>
+          </w:rPr>
+          <w:t xml:space="preserve">La Presse — À la défense de Kirby Dach</w:t>
+        </w:r>
+      </w:hyperlink>
+    </w:p>
+    <w:p>
+      <w:pPr>
+        <w:spacing w:before="120" w:after="60"/>
+      </w:pPr>
+      <w:r>
+        <w:rPr>
+          <w:rFonts w:ascii="Arial" w:cs="Arial" w:eastAsia="Arial" w:hAnsi="Arial"/>
+          <w:b/>
+          <w:bCs/>
+          <w:color w:val="2F4A70"/>
+          <w:sz w:val="22"/>
+          <w:szCs w:val="22"/>
+        </w:rPr>
+        <w:t xml:space="preserve">Anglophone press</w:t>
+      </w:r>
+    </w:p>
+    <w:p>
+      <w:pPr>
+        <w:pStyle w:val="ListParagraph"/>
+        <w:numPr>
+          <w:ilvl w:val="0"/>
+          <w:numId w:val="2"/>
+        </w:numPr>
+        <w:spacing w:after="60"/>
+      </w:pPr>
+      <w:hyperlink w:history="1" r:id="rIdzmogpkckmy4chdarbhbqz">
         <w:r>
           <w:rPr>
             <w:rStyle w:val="Hyperlink"/>
@@ -7233,7 +9111,7 @@
         </w:numPr>
         <w:spacing w:after="60"/>
       </w:pPr>
-      <w:hyperlink w:history="1" r:id="rId5gbzq2-srlck0dl3kdeum">
+      <w:hyperlink w:history="1" r:id="rIdzqnzj6abbhh-oji3t8i8n">
         <w:r>
           <w:rPr>
             <w:rStyle w:val="Hyperlink"/>
@@ -7254,7 +9132,7 @@
         </w:numPr>
         <w:spacing w:after="60"/>
       </w:pPr>
-      <w:hyperlink w:history="1" r:id="rIdrakp6posljscs4kq97vnx">
+      <w:hyperlink w:history="1" r:id="rIddrg99lgpfkd4gqrxfaaxz">
         <w:r>
           <w:rPr>
             <w:rStyle w:val="Hyperlink"/>
@@ -7275,7 +9153,7 @@
         </w:numPr>
         <w:spacing w:after="60"/>
       </w:pPr>
-      <w:hyperlink w:history="1" r:id="rId98yylcrzbzwmsld8gnyxn">
+      <w:hyperlink w:history="1" r:id="rIdxta7wdtotcatwg_y9lvg6">
         <w:r>
           <w:rPr>
             <w:rStyle w:val="Hyperlink"/>

--- a/examples/habs_round1_2026/game3_post_2026-04-25_EN.docx
+++ b/examples/habs_round1_2026/game3_post_2026-04-25_EN.docx
@@ -96,7 +96,7 @@
           <w:sz w:val="20"/>
           <w:szCs w:val="20"/>
         </w:rPr>
-        <w:t xml:space="preserve">. MTL kept the same 18 skaters but St-Louis broke up two G2 lines: Texier (LW) moved to ride shotgun with Dach (C) and Bolduc (RW), and Kapanen slid into the center role between Newhook and Demidov (the spot Newhook held in Game 2). The new Texier-Dach-Bolduc line played 6.7 minutes together at 5v5 and produced 2 of MTL's 3 goals. Radio-Canada reported the change pre-game; the shift data confirms it.</w:t>
+        <w:t xml:space="preserve">. MTL kept the same 18 skaters but St-Louis broke up two G2 lines: Alexandre Texier (LW) moved to play with Kirby Dach (C) and Zachary Bolduc (RW), and Oliver Kapanen took the center role between Alex Newhook and Ivan Demidov (the spot Alex Newhook held in Game 2). The new Alexandre Texier-Kirby Dach-Zachary Bolduc line played 6.7 minutes together at 5v5 and produced 2 of MTL's 3 goals. Radio-Canada reported the change pre-game; the shift data confirms it.</w:t>
       </w:r>
     </w:p>
     <w:p>
@@ -359,7 +359,7 @@
           <w:sz w:val="20"/>
           <w:szCs w:val="20"/>
         </w:rPr>
-        <w:t xml:space="preserve">The instinct that "MTL kept the same lineup" was half right. The 18 skaters were unchanged, but two of MTL's four forward lines were reshuffled. Per Radio-Canada's pre-game report, St-Louis put Kapanen at center between Newhook and Demidov (replacing Newhook, who had been the line's center in Game 2 and dropped to a wing role), and shifted Texier from that line over to play with Dach and Bolduc. We cross-checked against the actual deployed lines from NHL.com's shift chart — the change matches.</w:t>
+        <w:t xml:space="preserve">The instinct that "MTL kept the same lineup" was half right. The 18 skaters were unchanged, but two of MTL's four forward lines were reshuffled. Per Radio-Canada's pre-game report, St-Louis put Oliver Kapanen at center between Alex Newhook and Ivan Demidov (replacing Alex Newhook, who had been the line's center in Game 2 and dropped to a wing role), and shifted Alexandre Texier from that line over to play with Kirby Dach. We cross-checked against the actual deployed lines from NHL.com's shift chart — the change matches.</w:t>
       </w:r>
     </w:p>
     <w:p>
@@ -8867,7 +8867,7 @@
     </w:p>
     <w:p>
       <w:pPr>
-        <w:spacing w:before="120" w:after="60"/>
+        <w:spacing w:after="60" w:before="120"/>
       </w:pPr>
       <w:r>
         <w:rPr>
@@ -8890,7 +8890,7 @@
         </w:numPr>
         <w:spacing w:after="60"/>
       </w:pPr>
-      <w:hyperlink w:history="1" r:id="rIdt4oc3l1esroh_0lgwv1vk">
+      <w:hyperlink w:history="1" r:id="rIdzszqmtg2z9dzcl5gg16b7">
         <w:r>
           <w:rPr>
             <w:rStyle w:val="Hyperlink"/>
@@ -8911,7 +8911,7 @@
         </w:numPr>
         <w:spacing w:after="60"/>
       </w:pPr>
-      <w:hyperlink w:history="1" r:id="rIdbqvcj7x_n7hx2dxz83c-w">
+      <w:hyperlink w:history="1" r:id="rIddsc2tvorcna-6rdd0ksag">
         <w:r>
           <w:rPr>
             <w:rStyle w:val="Hyperlink"/>
@@ -8925,7 +8925,7 @@
     </w:p>
     <w:p>
       <w:pPr>
-        <w:spacing w:before="120" w:after="60"/>
+        <w:spacing w:after="60" w:before="120"/>
       </w:pPr>
       <w:r>
         <w:rPr>
@@ -8948,7 +8948,7 @@
         </w:numPr>
         <w:spacing w:after="60"/>
       </w:pPr>
-      <w:hyperlink w:history="1" r:id="rIdtdvqd5zrwjakesnuckdvf">
+      <w:hyperlink w:history="1" r:id="rIdndagdx9cvm2uesirdwn-h">
         <w:r>
           <w:rPr>
             <w:rStyle w:val="Hyperlink"/>
@@ -8969,7 +8969,7 @@
         </w:numPr>
         <w:spacing w:after="60"/>
       </w:pPr>
-      <w:hyperlink w:history="1" r:id="rId8ztkdpcizmsonifrwj0lg">
+      <w:hyperlink w:history="1" r:id="rIdaqin-zr8hz5xd_yxxdyg8">
         <w:r>
           <w:rPr>
             <w:rStyle w:val="Hyperlink"/>
@@ -8990,7 +8990,7 @@
         </w:numPr>
         <w:spacing w:after="60"/>
       </w:pPr>
-      <w:hyperlink w:history="1" r:id="rIdf2pzlw4s4kaexjl0gbdqy">
+      <w:hyperlink w:history="1" r:id="rIdx03bpjholrrqqxpmvty2h">
         <w:r>
           <w:rPr>
             <w:rStyle w:val="Hyperlink"/>
@@ -9011,7 +9011,7 @@
         </w:numPr>
         <w:spacing w:after="60"/>
       </w:pPr>
-      <w:hyperlink w:history="1" r:id="rIdlixvuws6wlhitxotfd2sw">
+      <w:hyperlink w:history="1" r:id="rId41nkteeuqm4pdmvsq9ghs">
         <w:r>
           <w:rPr>
             <w:rStyle w:val="Hyperlink"/>
@@ -9032,7 +9032,7 @@
         </w:numPr>
         <w:spacing w:after="60"/>
       </w:pPr>
-      <w:hyperlink w:history="1" r:id="rIddp4f5_lk2anjx_d8vuy4m">
+      <w:hyperlink w:history="1" r:id="rIdzwy-vgx0konmocz8b3ihc">
         <w:r>
           <w:rPr>
             <w:rStyle w:val="Hyperlink"/>
@@ -9053,7 +9053,7 @@
         </w:numPr>
         <w:spacing w:after="60"/>
       </w:pPr>
-      <w:hyperlink w:history="1" r:id="rIdy-wcb9rbzlqgzc1heewi1">
+      <w:hyperlink w:history="1" r:id="rIdokvaitrwovgo7tbzgv0t8">
         <w:r>
           <w:rPr>
             <w:rStyle w:val="Hyperlink"/>
@@ -9067,7 +9067,7 @@
     </w:p>
     <w:p>
       <w:pPr>
-        <w:spacing w:before="120" w:after="60"/>
+        <w:spacing w:after="60" w:before="120"/>
       </w:pPr>
       <w:r>
         <w:rPr>
@@ -9090,7 +9090,7 @@
         </w:numPr>
         <w:spacing w:after="60"/>
       </w:pPr>
-      <w:hyperlink w:history="1" r:id="rIdzmogpkckmy4chdarbhbqz">
+      <w:hyperlink w:history="1" r:id="rIdzc6jk9u5e7zs_oko1pao1">
         <w:r>
           <w:rPr>
             <w:rStyle w:val="Hyperlink"/>
@@ -9111,7 +9111,7 @@
         </w:numPr>
         <w:spacing w:after="60"/>
       </w:pPr>
-      <w:hyperlink w:history="1" r:id="rIdzqnzj6abbhh-oji3t8i8n">
+      <w:hyperlink w:history="1" r:id="rIdg9ga2xdtuxxf3erxxxxml">
         <w:r>
           <w:rPr>
             <w:rStyle w:val="Hyperlink"/>
@@ -9132,7 +9132,7 @@
         </w:numPr>
         <w:spacing w:after="60"/>
       </w:pPr>
-      <w:hyperlink w:history="1" r:id="rIddrg99lgpfkd4gqrxfaaxz">
+      <w:hyperlink w:history="1" r:id="rIdqvheo7yyzj04jqkzdbrhz">
         <w:r>
           <w:rPr>
             <w:rStyle w:val="Hyperlink"/>
@@ -9153,7 +9153,7 @@
         </w:numPr>
         <w:spacing w:after="60"/>
       </w:pPr>
-      <w:hyperlink w:history="1" r:id="rIdxta7wdtotcatwg_y9lvg6">
+      <w:hyperlink w:history="1" r:id="rIdeycvd3xw3btq2vjan_h-z">
         <w:r>
           <w:rPr>
             <w:rStyle w:val="Hyperlink"/>
@@ -9166,8 +9166,8 @@
       </w:hyperlink>
     </w:p>
     <w:sectPr>
-      <w:headerReference w:type="default" r:id="rId6"/>
-      <w:footerReference w:type="default" r:id="rId7"/>
+      <w:headerReference w:type="default" r:id="rId7"/>
+      <w:footerReference w:type="default" r:id="rId8"/>
       <w:pgSz w:w="11906" w:h="16838" w:orient="portrait"/>
       <w:pgMar w:top="1080" w:right="1080" w:bottom="1080" w:left="1080" w:header="708" w:footer="708" w:gutter="0"/>
       <w:pgNumType/>
@@ -9179,6 +9179,43 @@
 
 <file path=word/comments.xml><?xml version="1.0" encoding="utf-8"?>
 <w:comments xmlns:cx="http://schemas.microsoft.com/office/drawing/2014/chartex" xmlns:cx1="http://schemas.microsoft.com/office/drawing/2015/9/8/chartex" xmlns:cx2="http://schemas.microsoft.com/office/drawing/2015/10/21/chartex" xmlns:cx3="http://schemas.microsoft.com/office/drawing/2016/5/9/chartex" xmlns:cx4="http://schemas.microsoft.com/office/drawing/2016/5/10/chartex" xmlns:cx5="http://schemas.microsoft.com/office/drawing/2016/5/11/chartex" xmlns:cx6="http://schemas.microsoft.com/office/drawing/2016/5/12/chartex" xmlns:cx7="http://schemas.microsoft.com/office/drawing/2016/5/13/chartex" xmlns:cx8="http://schemas.microsoft.com/office/drawing/2016/5/14/chartex" xmlns:mc="http://schemas.openxmlformats.org/markup-compatibility/2006" xmlns:aink="http://schemas.microsoft.com/office/drawing/2016/ink" xmlns:am3d="http://schemas.microsoft.com/office/drawing/2017/model3d" xmlns:o="urn:schemas-microsoft-com:office:office" xmlns:r="http://schemas.openxmlformats.org/officeDocument/2006/relationships" xmlns:m="http://schemas.openxmlformats.org/officeDocument/2006/math" xmlns:v="urn:schemas-microsoft-com:vml" xmlns:wp14="http://schemas.microsoft.com/office/word/2010/wordprocessingDrawing" xmlns:wp="http://schemas.openxmlformats.org/drawingml/2006/wordprocessingDrawing" xmlns:w10="urn:schemas-microsoft-com:office:word" xmlns:w="http://schemas.openxmlformats.org/wordprocessingml/2006/main" xmlns:w14="http://schemas.microsoft.com/office/word/2010/wordml" xmlns:w15="http://schemas.microsoft.com/office/word/2012/wordml" xmlns:w16cex="http://schemas.microsoft.com/office/word/2018/wordml/cex" xmlns:w16cid="http://schemas.microsoft.com/office/word/2016/wordml/cid" xmlns:w16="http://schemas.microsoft.com/office/word/2018/wordml" xmlns:w16sdtdh="http://schemas.microsoft.com/office/word/2020/wordml/sdtdatahash" xmlns:w16se="http://schemas.microsoft.com/office/word/2015/wordml/symex" xmlns:wpg="http://schemas.microsoft.com/office/word/2010/wordprocessingGroup" xmlns:wpi="http://schemas.microsoft.com/office/word/2010/wordprocessingInk" xmlns:wne="http://schemas.microsoft.com/office/word/2006/wordml" xmlns:wps="http://schemas.microsoft.com/office/word/2010/wordprocessingShape"/>
+</file>
+
+<file path=word/endnotes.xml><?xml version="1.0" encoding="utf-8"?>
+<w:endnotes xmlns:wpc="http://schemas.microsoft.com/office/word/2010/wordprocessingCanvas" xmlns:mc="http://schemas.openxmlformats.org/markup-compatibility/2006" xmlns:o="urn:schemas-microsoft-com:office:office" xmlns:r="http://schemas.openxmlformats.org/officeDocument/2006/relationships" xmlns:m="http://schemas.openxmlformats.org/officeDocument/2006/math" xmlns:v="urn:schemas-microsoft-com:vml" xmlns:wp14="http://schemas.microsoft.com/office/word/2010/wordprocessingDrawing" xmlns:wp="http://schemas.openxmlformats.org/drawingml/2006/wordprocessingDrawing" xmlns:w10="urn:schemas-microsoft-com:office:word" xmlns:w="http://schemas.openxmlformats.org/wordprocessingml/2006/main" xmlns:w14="http://schemas.microsoft.com/office/word/2010/wordml" xmlns:w15="http://schemas.microsoft.com/office/word/2012/wordml" xmlns:wpg="http://schemas.microsoft.com/office/word/2010/wordprocessingGroup" xmlns:wpi="http://schemas.microsoft.com/office/word/2010/wordprocessingInk" xmlns:wne="http://schemas.microsoft.com/office/word/2006/wordml" xmlns:wps="http://schemas.microsoft.com/office/word/2010/wordprocessingShape" mc:Ignorable="w14 w15 wp14">
+  <w:endnote w:type="separator" w:id="-1">
+    <w:p>
+      <w:pPr>
+        <w:spacing w:after="0" w:line="240" w:lineRule="auto"/>
+      </w:pPr>
+      <w:r>
+        <w:rPr>
+          <w:rStyle w:val="EndnoteReference"/>
+        </w:rPr>
+        <w:endnoteRef/>
+      </w:r>
+      <w:r>
+        <w:separator/>
+      </w:r>
+    </w:p>
+  </w:endnote>
+  <w:endnote w:type="continuationSeparator" w:id="0">
+    <w:p>
+      <w:pPr>
+        <w:spacing w:after="0" w:line="240" w:lineRule="auto"/>
+      </w:pPr>
+      <w:r>
+        <w:rPr>
+          <w:rStyle w:val="EndnoteReference"/>
+        </w:rPr>
+        <w:endnoteRef/>
+      </w:r>
+      <w:r>
+        <w:continuationSeparator/>
+      </w:r>
+    </w:p>
+  </w:endnote>
+</w:endnotes>
 </file>
 
 <file path=word/footer1.xml><?xml version="1.0" encoding="utf-8"?>
@@ -9553,13 +9590,50 @@
       <w:szCs w:val="20"/>
     </w:rPr>
   </w:style>
+  <w:style w:type="character" w:styleId="EndnoteReference">
+    <w:name w:val="endnote reference"/>
+    <w:basedOn w:val="DefaultParagraphFont"/>
+    <w:uiPriority w:val="99"/>
+    <w:semiHidden/>
+    <w:unhideWhenUsed/>
+    <w:rPr>
+      <w:vertAlign w:val="superscript"/>
+    </w:rPr>
+  </w:style>
+  <w:style w:type="paragraph" w:styleId="EndnoteText">
+    <w:name w:val="endnote text"/>
+    <w:basedOn w:val="Normal"/>
+    <w:link w:val="EndnoteTextChar"/>
+    <w:uiPriority w:val="99"/>
+    <w:semiHidden/>
+    <w:unhideWhenUsed/>
+    <w:pPr>
+      <w:spacing w:after="0" w:line="240" w:lineRule="auto"/>
+    </w:pPr>
+    <w:rPr>
+      <w:sz w:val="20"/>
+      <w:szCs w:val="20"/>
+    </w:rPr>
+  </w:style>
+  <w:style w:type="character" w:styleId="EndnoteTextChar">
+    <w:name w:val="Endnote Text Char"/>
+    <w:basedOn w:val="DefaultParagraphFont"/>
+    <w:link w:val="EndnoteText"/>
+    <w:uiPriority w:val="99"/>
+    <w:semiHidden/>
+    <w:unhideWhenUsed/>
+    <w:rPr>
+      <w:sz w:val="20"/>
+      <w:szCs w:val="20"/>
+    </w:rPr>
+  </w:style>
   <w:style w:type="paragraph" w:styleId="Heading1">
     <w:name w:val="Heading 1"/>
     <w:basedOn w:val="Normal"/>
     <w:next w:val="Normal"/>
     <w:qFormat/>
     <w:pPr>
-      <w:spacing w:before="280" w:after="140"/>
+      <w:spacing w:after="140" w:before="280"/>
       <w:outlineLvl w:val="0"/>
     </w:pPr>
     <w:rPr>
@@ -9577,7 +9651,7 @@
     <w:next w:val="Normal"/>
     <w:qFormat/>
     <w:pPr>
-      <w:spacing w:before="200" w:after="100"/>
+      <w:spacing w:after="100" w:before="200"/>
       <w:outlineLvl w:val="1"/>
     </w:pPr>
     <w:rPr>

--- a/examples/habs_round1_2026/game3_post_2026-04-25_EN.docx
+++ b/examples/habs_round1_2026/game3_post_2026-04-25_EN.docx
@@ -88,7 +88,7 @@
           <w:sz w:val="20"/>
           <w:szCs w:val="20"/>
         </w:rPr>
-        <w:t xml:space="preserve">The Game 3 win came from a line reshuffle, not the same lineup</w:t>
+        <w:t xml:space="preserve">Same 18 skaters in Game 3, but two reshuffled forward lines.</w:t>
       </w:r>
       <w:r>
         <w:rPr>
@@ -96,7 +96,7 @@
           <w:sz w:val="20"/>
           <w:szCs w:val="20"/>
         </w:rPr>
-        <w:t xml:space="preserve">. MTL kept the same 18 skaters but St-Louis broke up two G2 lines: Alexandre Texier (LW) moved to play with Kirby Dach (C) and Zachary Bolduc (RW), and Oliver Kapanen took the center role between Alex Newhook and Ivan Demidov (the spot Alex Newhook held in Game 2). The new Alexandre Texier-Kirby Dach-Zachary Bolduc line played 6.7 minutes together at 5v5 and produced 2 of MTL's 3 goals. Radio-Canada reported the change pre-game; the shift data confirms it.</w:t>
+        <w:t xml:space="preserve"> Alexandre Texier (LW) moved over to play with Kirby Dach (C) and Bolduc (RW), and Oliver Kapanen took the center role between Newhook and Demidov — the spot Alex Newhook held in Game 2. The new Texier-Dach-Bolduc trio played 6.7 minutes together at 5v5 and scored 2 of MTL's 3 goals. Radio-Canada reported the reshuffle pre-game; the shift data confirms it.</w:t>
       </w:r>
     </w:p>
     <w:p>
@@ -8890,7 +8890,7 @@
         </w:numPr>
         <w:spacing w:after="60"/>
       </w:pPr>
-      <w:hyperlink w:history="1" r:id="rIdzszqmtg2z9dzcl5gg16b7">
+      <w:hyperlink w:history="1" r:id="rIdidi3cr0kukuxkt-tq_zmh">
         <w:r>
           <w:rPr>
             <w:rStyle w:val="Hyperlink"/>
@@ -8911,7 +8911,7 @@
         </w:numPr>
         <w:spacing w:after="60"/>
       </w:pPr>
-      <w:hyperlink w:history="1" r:id="rIddsc2tvorcna-6rdd0ksag">
+      <w:hyperlink w:history="1" r:id="rId3gb4akxmxvp2zcnauy6n0">
         <w:r>
           <w:rPr>
             <w:rStyle w:val="Hyperlink"/>
@@ -8948,7 +8948,7 @@
         </w:numPr>
         <w:spacing w:after="60"/>
       </w:pPr>
-      <w:hyperlink w:history="1" r:id="rIdndagdx9cvm2uesirdwn-h">
+      <w:hyperlink w:history="1" r:id="rIdzf26cg_p0friylycfwwkf">
         <w:r>
           <w:rPr>
             <w:rStyle w:val="Hyperlink"/>
@@ -8969,7 +8969,7 @@
         </w:numPr>
         <w:spacing w:after="60"/>
       </w:pPr>
-      <w:hyperlink w:history="1" r:id="rIdaqin-zr8hz5xd_yxxdyg8">
+      <w:hyperlink w:history="1" r:id="rIdgudme8tyqtghvaxxyvyca">
         <w:r>
           <w:rPr>
             <w:rStyle w:val="Hyperlink"/>
@@ -8990,7 +8990,7 @@
         </w:numPr>
         <w:spacing w:after="60"/>
       </w:pPr>
-      <w:hyperlink w:history="1" r:id="rIdx03bpjholrrqqxpmvty2h">
+      <w:hyperlink w:history="1" r:id="rIdzlkfrwfcsqcolgy0wbv-v">
         <w:r>
           <w:rPr>
             <w:rStyle w:val="Hyperlink"/>
@@ -9011,7 +9011,7 @@
         </w:numPr>
         <w:spacing w:after="60"/>
       </w:pPr>
-      <w:hyperlink w:history="1" r:id="rId41nkteeuqm4pdmvsq9ghs">
+      <w:hyperlink w:history="1" r:id="rId7kjtbswoc480p0tfaufmg">
         <w:r>
           <w:rPr>
             <w:rStyle w:val="Hyperlink"/>
@@ -9032,7 +9032,7 @@
         </w:numPr>
         <w:spacing w:after="60"/>
       </w:pPr>
-      <w:hyperlink w:history="1" r:id="rIdzwy-vgx0konmocz8b3ihc">
+      <w:hyperlink w:history="1" r:id="rIdo5aprjhcsgvvxosjav5m2">
         <w:r>
           <w:rPr>
             <w:rStyle w:val="Hyperlink"/>
@@ -9053,7 +9053,7 @@
         </w:numPr>
         <w:spacing w:after="60"/>
       </w:pPr>
-      <w:hyperlink w:history="1" r:id="rIdokvaitrwovgo7tbzgv0t8">
+      <w:hyperlink w:history="1" r:id="rIdn-_dchvy768cof4vrhpyw">
         <w:r>
           <w:rPr>
             <w:rStyle w:val="Hyperlink"/>
@@ -9090,7 +9090,7 @@
         </w:numPr>
         <w:spacing w:after="60"/>
       </w:pPr>
-      <w:hyperlink w:history="1" r:id="rIdzc6jk9u5e7zs_oko1pao1">
+      <w:hyperlink w:history="1" r:id="rId2m2wozqwidg84o_lpsxj5">
         <w:r>
           <w:rPr>
             <w:rStyle w:val="Hyperlink"/>
@@ -9111,7 +9111,7 @@
         </w:numPr>
         <w:spacing w:after="60"/>
       </w:pPr>
-      <w:hyperlink w:history="1" r:id="rIdg9ga2xdtuxxf3erxxxxml">
+      <w:hyperlink w:history="1" r:id="rId7zrm2hop4mcpqhl_lgki4">
         <w:r>
           <w:rPr>
             <w:rStyle w:val="Hyperlink"/>
@@ -9132,7 +9132,7 @@
         </w:numPr>
         <w:spacing w:after="60"/>
       </w:pPr>
-      <w:hyperlink w:history="1" r:id="rIdqvheo7yyzj04jqkzdbrhz">
+      <w:hyperlink w:history="1" r:id="rIdpl9hyiiowh28tdxoteemi">
         <w:r>
           <w:rPr>
             <w:rStyle w:val="Hyperlink"/>
@@ -9153,7 +9153,7 @@
         </w:numPr>
         <w:spacing w:after="60"/>
       </w:pPr>
-      <w:hyperlink w:history="1" r:id="rIdeycvd3xw3btq2vjan_h-z">
+      <w:hyperlink w:history="1" r:id="rIddh-0poddqtg4lyg81r3y5">
         <w:r>
           <w:rPr>
             <w:rStyle w:val="Hyperlink"/>

--- a/examples/habs_round1_2026/game3_post_2026-04-25_EN.docx
+++ b/examples/habs_round1_2026/game3_post_2026-04-25_EN.docx
@@ -88,7 +88,7 @@
           <w:sz w:val="20"/>
           <w:szCs w:val="20"/>
         </w:rPr>
-        <w:t xml:space="preserve">Same 18 skaters in Game 3, but two reshuffled forward lines.</w:t>
+        <w:t xml:space="preserve">MTL's two even-strength goals came from a line that didn't exist before tonight.</w:t>
       </w:r>
       <w:r>
         <w:rPr>
@@ -96,7 +96,7 @@
           <w:sz w:val="20"/>
           <w:szCs w:val="20"/>
         </w:rPr>
-        <w:t xml:space="preserve"> Alexandre Texier (LW) moved over to play with Kirby Dach (C) and Bolduc (RW), and Oliver Kapanen took the center role between Newhook and Demidov — the spot Alex Newhook held in Game 2. The new Texier-Dach-Bolduc trio played 6.7 minutes together at 5v5 and scored 2 of MTL's 3 goals. Radio-Canada reported the reshuffle pre-game; the shift data confirms it.</w:t>
+        <w:t xml:space="preserve"> Texier-Dach-Bolduc played 6.7 minutes together at 5v5 — Texier opened the scoring, Dach tied it in the second. The trio is a St-Louis Game-3 creation: he pulled Texier (LW) off Alex Newhook's wing and put him with Dach (C) and Bolduc (RW), and slid Kapanen to center between Newhook and Demidov. Same 18 skaters as Game 2, but a scoring profile no prior trio matched.</w:t>
       </w:r>
     </w:p>
     <w:p>
@@ -346,7 +346,7 @@
           <w:sz w:val="30"/>
           <w:szCs w:val="30"/>
         </w:rPr>
-        <w:t xml:space="preserve">1. The Game 3 line reshuffle — and what it produced</w:t>
+        <w:t xml:space="preserve">1. The brand-new line that scored both 5v5 MTL goals</w:t>
       </w:r>
     </w:p>
     <w:p>
@@ -359,7 +359,7 @@
           <w:sz w:val="20"/>
           <w:szCs w:val="20"/>
         </w:rPr>
-        <w:t xml:space="preserve">The instinct that "MTL kept the same lineup" was half right. The 18 skaters were unchanged, but two of MTL's four forward lines were reshuffled. Per Radio-Canada's pre-game report, St-Louis put Oliver Kapanen at center between Alex Newhook and Ivan Demidov (replacing Alex Newhook, who had been the line's center in Game 2 and dropped to a wing role), and shifted Alexandre Texier from that line over to play with Kirby Dach. We cross-checked against the actual deployed lines from NHL.com's shift chart — the change matches.</w:t>
+        <w:t xml:space="preserve">The Texier-Dach-Bolduc trio scored both of MTL's 5v5 goals in Game 3 (6.7 minutes together, the 4th-most-deployed MTL forward combo of the night). That production didn't show up in Games 1-2 because this trio didn't exist in Games 1-2. The rest of this section is about where the line came from and what the numbers say about its performance — the composition table (before / after) is below as context, not as the lead.</w:t>
       </w:r>
     </w:p>
     <w:p>
@@ -375,7 +375,7 @@
           <w:sz w:val="24"/>
           <w:szCs w:val="24"/>
         </w:rPr>
-        <w:t xml:space="preserve">MTL lines, Game 2 → Game 3</w:t>
+        <w:t xml:space="preserve">For context — MTL lines, Game 2 → Game 3</w:t>
       </w:r>
     </w:p>
     <w:p>
@@ -391,7 +391,7 @@
           <w:sz w:val="20"/>
           <w:szCs w:val="20"/>
         </w:rPr>
-        <w:t xml:space="preserve">Top forward combinations by total seconds together at any strength state, from the actual shift data (not pre-game listings).</w:t>
+        <w:t xml:space="preserve">Top forward combinations by total seconds together at any strength state, from the actual shift data (not pre-game listings). Reading order: outcome first (above), composition table here as the explanatory context.</w:t>
       </w:r>
     </w:p>
     <w:tbl>
@@ -977,7 +977,7 @@
           <w:sz w:val="24"/>
           <w:szCs w:val="24"/>
         </w:rPr>
-        <w:t xml:space="preserve">Did the new lines pay off?</w:t>
+        <w:t xml:space="preserve">How the new lines performed</w:t>
       </w:r>
     </w:p>
     <w:p>
@@ -8890,7 +8890,7 @@
         </w:numPr>
         <w:spacing w:after="60"/>
       </w:pPr>
-      <w:hyperlink w:history="1" r:id="rIdidi3cr0kukuxkt-tq_zmh">
+      <w:hyperlink w:history="1" r:id="rIdc3n9wgxomhzvpjovn4uxq">
         <w:r>
           <w:rPr>
             <w:rStyle w:val="Hyperlink"/>
@@ -8911,7 +8911,7 @@
         </w:numPr>
         <w:spacing w:after="60"/>
       </w:pPr>
-      <w:hyperlink w:history="1" r:id="rId3gb4akxmxvp2zcnauy6n0">
+      <w:hyperlink w:history="1" r:id="rIdilzqs2ucei4lg7p7tfunb">
         <w:r>
           <w:rPr>
             <w:rStyle w:val="Hyperlink"/>
@@ -8948,7 +8948,7 @@
         </w:numPr>
         <w:spacing w:after="60"/>
       </w:pPr>
-      <w:hyperlink w:history="1" r:id="rIdzf26cg_p0friylycfwwkf">
+      <w:hyperlink w:history="1" r:id="rIdy7j2q_s3pd2o_ac4zwrme">
         <w:r>
           <w:rPr>
             <w:rStyle w:val="Hyperlink"/>
@@ -8969,7 +8969,7 @@
         </w:numPr>
         <w:spacing w:after="60"/>
       </w:pPr>
-      <w:hyperlink w:history="1" r:id="rIdgudme8tyqtghvaxxyvyca">
+      <w:hyperlink w:history="1" r:id="rId3mgmocgt3hzaxvlveem03">
         <w:r>
           <w:rPr>
             <w:rStyle w:val="Hyperlink"/>
@@ -8990,7 +8990,7 @@
         </w:numPr>
         <w:spacing w:after="60"/>
       </w:pPr>
-      <w:hyperlink w:history="1" r:id="rIdzlkfrwfcsqcolgy0wbv-v">
+      <w:hyperlink w:history="1" r:id="rIde87kxzea71bwjr44k12y-">
         <w:r>
           <w:rPr>
             <w:rStyle w:val="Hyperlink"/>
@@ -9011,7 +9011,7 @@
         </w:numPr>
         <w:spacing w:after="60"/>
       </w:pPr>
-      <w:hyperlink w:history="1" r:id="rId7kjtbswoc480p0tfaufmg">
+      <w:hyperlink w:history="1" r:id="rId8pnqf4uejk0gir91hzkt0">
         <w:r>
           <w:rPr>
             <w:rStyle w:val="Hyperlink"/>
@@ -9032,7 +9032,7 @@
         </w:numPr>
         <w:spacing w:after="60"/>
       </w:pPr>
-      <w:hyperlink w:history="1" r:id="rIdo5aprjhcsgvvxosjav5m2">
+      <w:hyperlink w:history="1" r:id="rIdvxcguialp55aqsmmqyfwi">
         <w:r>
           <w:rPr>
             <w:rStyle w:val="Hyperlink"/>
@@ -9053,7 +9053,7 @@
         </w:numPr>
         <w:spacing w:after="60"/>
       </w:pPr>
-      <w:hyperlink w:history="1" r:id="rIdn-_dchvy768cof4vrhpyw">
+      <w:hyperlink w:history="1" r:id="rIdo2mrrq1txvdiifafhxzh0">
         <w:r>
           <w:rPr>
             <w:rStyle w:val="Hyperlink"/>
@@ -9090,7 +9090,7 @@
         </w:numPr>
         <w:spacing w:after="60"/>
       </w:pPr>
-      <w:hyperlink w:history="1" r:id="rId2m2wozqwidg84o_lpsxj5">
+      <w:hyperlink w:history="1" r:id="rIdyodjilnrn07yr_pbc9zjj">
         <w:r>
           <w:rPr>
             <w:rStyle w:val="Hyperlink"/>
@@ -9111,7 +9111,7 @@
         </w:numPr>
         <w:spacing w:after="60"/>
       </w:pPr>
-      <w:hyperlink w:history="1" r:id="rId7zrm2hop4mcpqhl_lgki4">
+      <w:hyperlink w:history="1" r:id="rIdzgphmtdkcktw9dgntyco0">
         <w:r>
           <w:rPr>
             <w:rStyle w:val="Hyperlink"/>
@@ -9132,7 +9132,7 @@
         </w:numPr>
         <w:spacing w:after="60"/>
       </w:pPr>
-      <w:hyperlink w:history="1" r:id="rIdpl9hyiiowh28tdxoteemi">
+      <w:hyperlink w:history="1" r:id="rIdypbel2q3an5mip3l3wez7">
         <w:r>
           <w:rPr>
             <w:rStyle w:val="Hyperlink"/>
@@ -9153,7 +9153,7 @@
         </w:numPr>
         <w:spacing w:after="60"/>
       </w:pPr>
-      <w:hyperlink w:history="1" r:id="rIddh-0poddqtg4lyg81r3y5">
+      <w:hyperlink w:history="1" r:id="rIdwba3rhjvyenwe7ssj19ba">
         <w:r>
           <w:rPr>
             <w:rStyle w:val="Hyperlink"/>

--- a/examples/habs_round1_2026/game3_post_2026-04-25_EN.docx
+++ b/examples/habs_round1_2026/game3_post_2026-04-25_EN.docx
@@ -359,7 +359,7 @@
           <w:sz w:val="20"/>
           <w:szCs w:val="20"/>
         </w:rPr>
-        <w:t xml:space="preserve">The Texier-Dach-Bolduc trio scored both of MTL's 5v5 goals in Game 3 (6.7 minutes together, the 4th-most-deployed MTL forward combo of the night). That production didn't show up in Games 1-2 because this trio didn't exist in Games 1-2. The rest of this section is about where the line came from and what the numbers say about its performance — the composition table (before / after) is below as context, not as the lead.</w:t>
+        <w:t xml:space="preserve">The Texier-Dach-Bolduc trio scored both of MTL's 5v5 goals in Game 3 (6.7 minutes together, the 4th-most-deployed MTL forward combo of the night). Production the first two games never saw — because the line itself didn't exist before tonight.</w:t>
       </w:r>
     </w:p>
     <w:p>
@@ -375,7 +375,7 @@
           <w:sz w:val="24"/>
           <w:szCs w:val="24"/>
         </w:rPr>
-        <w:t xml:space="preserve">For context — MTL lines, Game 2 → Game 3</w:t>
+        <w:t xml:space="preserve">MTL forward lines, Game 2 → Game 3</w:t>
       </w:r>
     </w:p>
     <w:p>
@@ -391,7 +391,7 @@
           <w:sz w:val="20"/>
           <w:szCs w:val="20"/>
         </w:rPr>
-        <w:t xml:space="preserve">Top forward combinations by total seconds together at any strength state, from the actual shift data (not pre-game listings). Reading order: outcome first (above), composition table here as the explanatory context.</w:t>
+        <w:t xml:space="preserve">Top forward combinations by total seconds together at any strength state, from the actual shift data (not pre-game listings).</w:t>
       </w:r>
     </w:p>
     <w:tbl>
@@ -8890,7 +8890,7 @@
         </w:numPr>
         <w:spacing w:after="60"/>
       </w:pPr>
-      <w:hyperlink w:history="1" r:id="rIdc3n9wgxomhzvpjovn4uxq">
+      <w:hyperlink w:history="1" r:id="rIda3wjgdkatlpk_lkq19dft">
         <w:r>
           <w:rPr>
             <w:rStyle w:val="Hyperlink"/>
@@ -8911,7 +8911,7 @@
         </w:numPr>
         <w:spacing w:after="60"/>
       </w:pPr>
-      <w:hyperlink w:history="1" r:id="rIdilzqs2ucei4lg7p7tfunb">
+      <w:hyperlink w:history="1" r:id="rIdiaxdldjkjo2h5ki4xojvq">
         <w:r>
           <w:rPr>
             <w:rStyle w:val="Hyperlink"/>
@@ -8948,7 +8948,7 @@
         </w:numPr>
         <w:spacing w:after="60"/>
       </w:pPr>
-      <w:hyperlink w:history="1" r:id="rIdy7j2q_s3pd2o_ac4zwrme">
+      <w:hyperlink w:history="1" r:id="rIdusugtx9ulcr9qkian2j_j">
         <w:r>
           <w:rPr>
             <w:rStyle w:val="Hyperlink"/>
@@ -8969,7 +8969,7 @@
         </w:numPr>
         <w:spacing w:after="60"/>
       </w:pPr>
-      <w:hyperlink w:history="1" r:id="rId3mgmocgt3hzaxvlveem03">
+      <w:hyperlink w:history="1" r:id="rIdvwcgl44wm_uwanwxsry2r">
         <w:r>
           <w:rPr>
             <w:rStyle w:val="Hyperlink"/>
@@ -8990,7 +8990,7 @@
         </w:numPr>
         <w:spacing w:after="60"/>
       </w:pPr>
-      <w:hyperlink w:history="1" r:id="rIde87kxzea71bwjr44k12y-">
+      <w:hyperlink w:history="1" r:id="rIds-0ljuth6miiurnj4rg0e">
         <w:r>
           <w:rPr>
             <w:rStyle w:val="Hyperlink"/>
@@ -9011,7 +9011,7 @@
         </w:numPr>
         <w:spacing w:after="60"/>
       </w:pPr>
-      <w:hyperlink w:history="1" r:id="rId8pnqf4uejk0gir91hzkt0">
+      <w:hyperlink w:history="1" r:id="rIdufagkbcf6-gftxtpcwx4m">
         <w:r>
           <w:rPr>
             <w:rStyle w:val="Hyperlink"/>
@@ -9032,7 +9032,7 @@
         </w:numPr>
         <w:spacing w:after="60"/>
       </w:pPr>
-      <w:hyperlink w:history="1" r:id="rIdvxcguialp55aqsmmqyfwi">
+      <w:hyperlink w:history="1" r:id="rIdowgarklzyzcznedx_5mcv">
         <w:r>
           <w:rPr>
             <w:rStyle w:val="Hyperlink"/>
@@ -9053,7 +9053,7 @@
         </w:numPr>
         <w:spacing w:after="60"/>
       </w:pPr>
-      <w:hyperlink w:history="1" r:id="rIdo2mrrq1txvdiifafhxzh0">
+      <w:hyperlink w:history="1" r:id="rIdywmw8so8o-nyu7qpazlbs">
         <w:r>
           <w:rPr>
             <w:rStyle w:val="Hyperlink"/>
@@ -9090,7 +9090,7 @@
         </w:numPr>
         <w:spacing w:after="60"/>
       </w:pPr>
-      <w:hyperlink w:history="1" r:id="rIdyodjilnrn07yr_pbc9zjj">
+      <w:hyperlink w:history="1" r:id="rId5fwobkfcr8wfqieqg8hrg">
         <w:r>
           <w:rPr>
             <w:rStyle w:val="Hyperlink"/>
@@ -9111,7 +9111,7 @@
         </w:numPr>
         <w:spacing w:after="60"/>
       </w:pPr>
-      <w:hyperlink w:history="1" r:id="rIdzgphmtdkcktw9dgntyco0">
+      <w:hyperlink w:history="1" r:id="rIdhskpi-gdaxcjx3ekunzgy">
         <w:r>
           <w:rPr>
             <w:rStyle w:val="Hyperlink"/>
@@ -9132,7 +9132,7 @@
         </w:numPr>
         <w:spacing w:after="60"/>
       </w:pPr>
-      <w:hyperlink w:history="1" r:id="rIdypbel2q3an5mip3l3wez7">
+      <w:hyperlink w:history="1" r:id="rIddd2vw669tywhjsa8kl8uo">
         <w:r>
           <w:rPr>
             <w:rStyle w:val="Hyperlink"/>
@@ -9153,7 +9153,7 @@
         </w:numPr>
         <w:spacing w:after="60"/>
       </w:pPr>
-      <w:hyperlink w:history="1" r:id="rIdwba3rhjvyenwe7ssj19ba">
+      <w:hyperlink w:history="1" r:id="rId-dddr4hawkeikefgrme4a">
         <w:r>
           <w:rPr>
             <w:rStyle w:val="Hyperlink"/>

--- a/examples/habs_round1_2026/game3_post_2026-04-25_EN.docx
+++ b/examples/habs_round1_2026/game3_post_2026-04-25_EN.docx
@@ -88,7 +88,7 @@
           <w:sz w:val="20"/>
           <w:szCs w:val="20"/>
         </w:rPr>
-        <w:t xml:space="preserve">MTL's two even-strength goals came from a line that didn't exist before tonight.</w:t>
+        <w:t xml:space="preserve">Texier-Dach-Bolduc, a trio St-Louis assembled for Game 3, scored both of MTL's 5v5 goals in 6.7 minutes of shared ice.</w:t>
       </w:r>
       <w:r>
         <w:rPr>
@@ -96,7 +96,7 @@
           <w:sz w:val="20"/>
           <w:szCs w:val="20"/>
         </w:rPr>
-        <w:t xml:space="preserve"> Texier-Dach-Bolduc played 6.7 minutes together at 5v5 — Texier opened the scoring, Dach tied it in the second. The trio is a St-Louis Game-3 creation: he pulled Texier (LW) off Alex Newhook's wing and put him with Dach (C) and Bolduc (RW), and slid Kapanen to center between Newhook and Demidov. Same 18 skaters as Game 2, but a scoring profile no prior trio matched.</w:t>
+        <w:t xml:space="preserve"> Texier opened the scoring in the first, Dach tied it 2-2 in the second on a tip off Ryan McDonagh's leg.</w:t>
       </w:r>
     </w:p>
     <w:p>
@@ -114,7 +114,7 @@
           <w:sz w:val="20"/>
           <w:szCs w:val="20"/>
         </w:rPr>
-        <w:t xml:space="preserve">TBL </w:t>
+        <w:t xml:space="preserve">At 5v5 across three games, Tampa has 55.4 % of shot attempts; Montreal has 56.1 % of expected goals and </w:t>
       </w:r>
       <w:r>
         <w:rPr>
@@ -124,7 +124,7 @@
           <w:sz w:val="20"/>
           <w:szCs w:val="20"/>
         </w:rPr>
-        <w:t xml:space="preserve">also reshuffled</w:t>
+        <w:t xml:space="preserve">75 %</w:t>
       </w:r>
       <w:r>
         <w:rPr>
@@ -132,7 +132,7 @@
           <w:sz w:val="20"/>
           <w:szCs w:val="20"/>
         </w:rPr>
-        <w:t xml:space="preserve"> — five of their six top G2 forward combinations didn't come back in G3. Both coaches blinked.</w:t>
+        <w:t xml:space="preserve"> of high-danger chances. Tampa shoots; Montreal scores.</w:t>
       </w:r>
     </w:p>
     <w:p>
@@ -150,43 +150,7 @@
           <w:sz w:val="20"/>
           <w:szCs w:val="20"/>
         </w:rPr>
-        <w:t xml:space="preserve">The series remains a </w:t>
-      </w:r>
-      <w:r>
-        <w:rPr>
-          <w:rFonts w:ascii="Arial" w:cs="Arial" w:eastAsia="Arial" w:hAnsi="Arial"/>
-          <w:b/>
-          <w:bCs/>
-          <w:sz w:val="20"/>
-          <w:szCs w:val="20"/>
-        </w:rPr>
-        <w:t xml:space="preserve">Tampa-volume vs. Montreal-quality</w:t>
-      </w:r>
-      <w:r>
-        <w:rPr>
-          <w:rFonts w:ascii="Arial" w:cs="Arial" w:eastAsia="Arial" w:hAnsi="Arial"/>
-          <w:sz w:val="20"/>
-          <w:szCs w:val="20"/>
-        </w:rPr>
-        <w:t xml:space="preserve"> tactical pattern. At 5v5 across 3 games TBL has 55.4 % of shot attempts but MTL has </w:t>
-      </w:r>
-      <w:r>
-        <w:rPr>
-          <w:rFonts w:ascii="Arial" w:cs="Arial" w:eastAsia="Arial" w:hAnsi="Arial"/>
-          <w:b/>
-          <w:bCs/>
-          <w:sz w:val="20"/>
-          <w:szCs w:val="20"/>
-        </w:rPr>
-        <w:t xml:space="preserve">75 %</w:t>
-      </w:r>
-      <w:r>
-        <w:rPr>
-          <w:rFonts w:ascii="Arial" w:cs="Arial" w:eastAsia="Arial" w:hAnsi="Arial"/>
-          <w:sz w:val="20"/>
-          <w:szCs w:val="20"/>
-        </w:rPr>
-        <w:t xml:space="preserve"> of high-danger chances and 56.1 % of expected goals.</w:t>
+        <w:t xml:space="preserve">Hutson, Caufield and Suzuki have all scored — and all sit below their regular-season isolated impact at 5v5 across the series. The underlying play is being carried by depth (Bolduc, Dach, Texier, Struble, Xhekaj). Goals are coming through the stars; the pre-goal possession isn't.</w:t>
       </w:r>
     </w:p>
     <w:p>
@@ -204,7 +168,7 @@
           <w:sz w:val="20"/>
           <w:szCs w:val="20"/>
         </w:rPr>
-        <w:t xml:space="preserve">Vasilevskiy "more reliable than Dobes" was a pre-series narrative that the data has refuted — through 3 games Dobes' implied save percentage (.905) is actually a tick higher than Vasilevskiy's (.893), with near-identical workloads (74 vs 75 shots faced).</w:t>
+        <w:t xml:space="preserve">Vasilevskiy: 75 shots faced, 8 goals against, .893 implied SV%. Dobes: 74, 7, .905. Near-identical workloads, narrow gap, Dobes a tick higher. The pre-series claim that Vasilevskiy was the more reliable goaltender doesn't hold across three games.</w:t>
       </w:r>
     </w:p>
     <w:p>
@@ -359,7 +323,7 @@
           <w:sz w:val="20"/>
           <w:szCs w:val="20"/>
         </w:rPr>
-        <w:t xml:space="preserve">The Texier-Dach-Bolduc trio scored both of MTL's 5v5 goals in Game 3 (6.7 minutes together, the 4th-most-deployed MTL forward combo of the night). Production the first two games never saw — because the line itself didn't exist before tonight.</w:t>
+        <w:t xml:space="preserve">Texier-Dach-Bolduc shared 6.7 minutes of 5v5 ice — the 4th-most-deployed MTL forward combo of the night and produced both even-strength goals. Texier scored at 4:53 of the first; Dach tied it 2-2 at 12:43 of the second on a tip off Ryan McDonagh's leg. The line is a Game-3 build by St-Louis: Texier moved from Newhook's wing to Dach's, Kapanen took the center role between Newhook (now on the wing) and Demidov.</w:t>
       </w:r>
     </w:p>
     <w:p>
@@ -977,7 +941,53 @@
           <w:sz w:val="24"/>
           <w:szCs w:val="24"/>
         </w:rPr>
-        <w:t xml:space="preserve">How the new lines performed</w:t>
+        <w:t xml:space="preserve">The two new lines</w:t>
+      </w:r>
+    </w:p>
+    <w:p>
+      <w:pPr>
+        <w:spacing w:after="100"/>
+      </w:pPr>
+      <w:r>
+        <w:rPr>
+          <w:rFonts w:ascii="Arial" w:cs="Arial" w:eastAsia="Arial" w:hAnsi="Arial"/>
+          <w:b/>
+          <w:bCs/>
+          <w:sz w:val="20"/>
+          <w:szCs w:val="20"/>
+        </w:rPr>
+        <w:t xml:space="preserve">Texier-Dach-Bolduc:</w:t>
+      </w:r>
+      <w:r>
+        <w:rPr>
+          <w:rFonts w:ascii="Arial" w:cs="Arial" w:eastAsia="Arial" w:hAnsi="Arial"/>
+          <w:sz w:val="20"/>
+          <w:szCs w:val="20"/>
+        </w:rPr>
+        <w:t xml:space="preserve"> 6.7 minutes at 5v5, two goals, six combined points (Texier scored, Dach scored, Bolduc primary on both).</w:t>
+      </w:r>
+    </w:p>
+    <w:p>
+      <w:pPr>
+        <w:spacing w:after="100"/>
+      </w:pPr>
+      <w:r>
+        <w:rPr>
+          <w:rFonts w:ascii="Arial" w:cs="Arial" w:eastAsia="Arial" w:hAnsi="Arial"/>
+          <w:b/>
+          <w:bCs/>
+          <w:sz w:val="20"/>
+          <w:szCs w:val="20"/>
+        </w:rPr>
+        <w:t xml:space="preserve">Kapanen-Newhook-Demidov:</w:t>
+      </w:r>
+      <w:r>
+        <w:rPr>
+          <w:rFonts w:ascii="Arial" w:cs="Arial" w:eastAsia="Arial" w:hAnsi="Arial"/>
+          <w:sz w:val="20"/>
+          <w:szCs w:val="20"/>
+        </w:rPr>
+        <w:t xml:space="preserve"> 7.9 minutes at 5v5, zero goals for or against. Quiet, defensively responsible debut as a unit.</w:t>
       </w:r>
     </w:p>
     <w:p>
@@ -990,69 +1000,7 @@
           <w:sz w:val="20"/>
           <w:szCs w:val="20"/>
         </w:rPr>
-        <w:t xml:space="preserve">The new </w:t>
-      </w:r>
-      <w:r>
-        <w:rPr>
-          <w:rFonts w:ascii="Arial" w:cs="Arial" w:eastAsia="Arial" w:hAnsi="Arial"/>
-          <w:b/>
-          <w:bCs/>
-          <w:sz w:val="20"/>
-          <w:szCs w:val="20"/>
-        </w:rPr>
-        <w:t xml:space="preserve">Texier-Dach-Bolduc</w:t>
-      </w:r>
-      <w:r>
-        <w:rPr>
-          <w:rFonts w:ascii="Arial" w:cs="Arial" w:eastAsia="Arial" w:hAnsi="Arial"/>
-          <w:sz w:val="20"/>
-          <w:szCs w:val="20"/>
-        </w:rPr>
-        <w:t xml:space="preserve"> trio scored both 5v5 MTL goals (Texier opened, Dach tied) and combined for 6 points. Per Martin Leclerc's Radio-Canada chronique, this line drove the win.</w:t>
-      </w:r>
-    </w:p>
-    <w:p>
-      <w:pPr>
-        <w:spacing w:after="100"/>
-      </w:pPr>
-      <w:r>
-        <w:rPr>
-          <w:rFonts w:ascii="Arial" w:cs="Arial" w:eastAsia="Arial" w:hAnsi="Arial"/>
-          <w:sz w:val="20"/>
-          <w:szCs w:val="20"/>
-        </w:rPr>
-        <w:t xml:space="preserve">The new </w:t>
-      </w:r>
-      <w:r>
-        <w:rPr>
-          <w:rFonts w:ascii="Arial" w:cs="Arial" w:eastAsia="Arial" w:hAnsi="Arial"/>
-          <w:b/>
-          <w:bCs/>
-          <w:sz w:val="20"/>
-          <w:szCs w:val="20"/>
-        </w:rPr>
-        <w:t xml:space="preserve">Kapanen-Newhook-Demidov</w:t>
-      </w:r>
-      <w:r>
-        <w:rPr>
-          <w:rFonts w:ascii="Arial" w:cs="Arial" w:eastAsia="Arial" w:hAnsi="Arial"/>
-          <w:sz w:val="20"/>
-          <w:szCs w:val="20"/>
-        </w:rPr>
-        <w:t xml:space="preserve"> trio played 7.9 minutes together and was on the ice for zero goals against — quiet but defensively responsible in their first game together.</w:t>
-      </w:r>
-    </w:p>
-    <w:p>
-      <w:pPr>
-        <w:spacing w:after="100"/>
-      </w:pPr>
-      <w:r>
-        <w:rPr>
-          <w:rFonts w:ascii="Arial" w:cs="Arial" w:eastAsia="Arial" w:hAnsi="Arial"/>
-          <w:sz w:val="20"/>
-          <w:szCs w:val="20"/>
-        </w:rPr>
-        <w:t xml:space="preserve">François Gagnon (RDS) framed it as a redemption arc for Dach after social-media harassment over his Game 2 mistakes. St-Louis' answer: *« Je n'abandonnerai jamais un joueur à moins qu'il n'abandonne sur lui-même. »* The data backs the read — Dach's line drove territorial play.</w:t>
+        <w:t xml:space="preserve">François Gagnon (RDS) on the Dach call: St-Louis declined to bench him after Game 2 and gave him an expanded role instead. Quote: *« Je n'abandonnerai jamais un joueur à moins qu'il n'abandonne sur lui-même. »*</w:t>
       </w:r>
     </w:p>
     <w:p>
@@ -1068,7 +1016,7 @@
           <w:sz w:val="24"/>
           <w:szCs w:val="24"/>
         </w:rPr>
-        <w:t xml:space="preserve">TBL also blinked</w:t>
+        <w:t xml:space="preserve">Tampa's lineup also churned</w:t>
       </w:r>
     </w:p>
     <w:p>
@@ -1081,7 +1029,7 @@
           <w:sz w:val="20"/>
           <w:szCs w:val="20"/>
         </w:rPr>
-        <w:t xml:space="preserve">Tampa's lineup churned even more aggressively — only 1 of their 6 most-deployed G2 forward combinations carried into G3, vs. 5 new combinations. Coach Jon Cooper's decisions are themselves a story; Martin Leclerc went after one in particular — Scott Sabourin getting 45 seconds of overtime ice time despite playing only 3 minutes in regulation. Quote: *« Si Martin St-Louis avait pris de telles décisions dans des matchs de cette importance, il serait probablement en disgrâce à jamais auprès des partisans du Canadien. »*</w:t>
+        <w:t xml:space="preserve">Only one of Tampa's six most-deployed Game-2 forward combinations carried into Game 3. The Cooper move that drew the sharpest criticism (Martin Leclerc, Radio-Canada): Sabourin getting 45 seconds of overtime after 3 minutes in regulation. Quote: *« Si Martin St-Louis avait pris de telles décisions dans des matchs de cette importance, il serait probablement en disgrâce à jamais auprès des partisans du Canadien. »*</w:t>
       </w:r>
     </w:p>
     <w:p>
@@ -1102,7 +1050,7 @@
           <w:sz w:val="30"/>
           <w:szCs w:val="30"/>
         </w:rPr>
-        <w:t xml:space="preserve">Usage observations — what the box score can't tell you</w:t>
+        <w:t xml:space="preserve">Usage notes from press coverage</w:t>
       </w:r>
     </w:p>
     <w:p>
@@ -1118,7 +1066,7 @@
           <w:sz w:val="20"/>
           <w:szCs w:val="20"/>
         </w:rPr>
-        <w:t xml:space="preserve">Deployment decisions captured from the press (and corroborated by shift data where possible). These are the qualitative inputs that make the quantitative data interpretable — a coach's intent never shows up in a Corsi number. Logged in `game3_usage_observations.yaml` for downstream reuse.</w:t>
+        <w:t xml:space="preserve">Deployment decisions captured from RDS, Radio-Canada and La Presse, paired with shift-data corroboration where available.</w:t>
       </w:r>
     </w:p>
     <w:tbl>
@@ -2237,7 +2185,7 @@
           <w:sz w:val="20"/>
           <w:szCs w:val="20"/>
         </w:rPr>
-        <w:t xml:space="preserve">Each row pairs a quote from public reporting with what our data actually shows. Verdict colors: green = confirmed, amber = mixed, red = refuted.</w:t>
+        <w:t xml:space="preserve">Each row pairs a quote from public reporting with what the data shows. Verdict colors: green confirmed, amber mixed, red refuted.</w:t>
       </w:r>
     </w:p>
     <w:tbl>
@@ -3725,7 +3673,7 @@
           <w:sz w:val="20"/>
           <w:szCs w:val="20"/>
         </w:rPr>
-        <w:t xml:space="preserve">The underlying-numbers picture across all three games. The two headline NY Post claims — TBL "tilts the ice", MTL "generates more high-danger chances" — are simultaneously true. Different weapons.</w:t>
+        <w:t xml:space="preserve">Tampa drives shot volume; Montreal converts on chance quality. Both NY Post pre-series claims are simultaneously true. Different weapons.</w:t>
       </w:r>
     </w:p>
     <w:tbl>
@@ -4473,7 +4421,7 @@
           <w:sz w:val="30"/>
           <w:szCs w:val="30"/>
         </w:rPr>
-        <w:t xml:space="preserve">4. Player progression — regular season → 2026 playoffs</w:t>
+        <w:t xml:space="preserve">4. MTL skater progression — regular season vs. 2026 playoffs</w:t>
       </w:r>
     </w:p>
     <w:p>
@@ -4486,7 +4434,7 @@
           <w:sz w:val="20"/>
           <w:szCs w:val="20"/>
         </w:rPr>
-        <w:t xml:space="preserve">For each MTL skater with ≥ 200 regular-season 5v5 minutes and ≥ 15 minutes in the playoffs, we compare 5v5 isolated net impact (iso xGF/60 − iso xGA/60). Up-movers are doing more in playoffs than the regular season suggested; down-movers are doing less.</w:t>
+        <w:t xml:space="preserve">Isolated net impact at 5v5 (iso xGF/60 − iso xGA/60) in the regular season vs. the three playoff games. Up-movers are exceeding their regular-season impact; down-movers are below it. Minimum 200 regular-season minutes and 15 playoff minutes.</w:t>
       </w:r>
     </w:p>
     <w:p>
@@ -7613,7 +7561,7 @@
                 <w:sz w:val="20"/>
                 <w:szCs w:val="20"/>
               </w:rPr>
-              <w:t xml:space="preserve">On the down-movers: Hutson, Caufield, and Suzuki have all scored in the series. The iso-impact regression isn't about goals — it's about the team's underlying expected-goals share when they're on the ice. They're cashing in (good) while the underlying play is below their regular-season standard (something to watch).</w:t>
+              <w:t xml:space="preserve">Hutson, Caufield and Suzuki have all scored in the series. Isolated impact measures the team's underlying expected-goals share when they're on the ice, not their goal-scoring. Goals are landing; the pre-goal play sits below their regular-season standard. The two facts coexist.</w:t>
             </w:r>
           </w:p>
         </w:tc>
@@ -7650,7 +7598,7 @@
           <w:sz w:val="20"/>
           <w:szCs w:val="20"/>
         </w:rPr>
-        <w:t xml:space="preserve">The NY Post called Vasilevskiy "more reliable" pre-series. Through 3 games the workload has been roughly even and Dobes' implied save percentage is in fact slightly higher. Pre-series reputation is doing the heavy lifting in that narrative; the 3-game data does not support it. François Gagnon (RDS) called Dobes "à la hauteur de Vasilevskiy" in his Game 3 chronique — that read tracks.</w:t>
+        <w:t xml:space="preserve">Vasilevskiy: 75 shots faced, 8 goals against, .893 implied SV%. Dobes: 74, 7, .905. Near-identical workloads across the series, with Dobes a tick ahead on save rate. Game 3 alone was lopsided (29 vs. 17 shots faced); the three-game total isn't. François Gagnon (RDS) wrote Dobes had "matched Vasilevskiy" after Game 3 — that tracks.</w:t>
       </w:r>
     </w:p>
     <w:tbl>
@@ -8103,7 +8051,7 @@
           <w:sz w:val="20"/>
           <w:szCs w:val="20"/>
         </w:rPr>
-        <w:t xml:space="preserve">A Game-2 narrative worth tracking forward, not the dominant Game-3 story. The Slafkovský-Hagel fight at G2 P2 5:14 split the series cleanly: 8 SOG and 3 goals before, 2 SOG and 0 goals since. But on the ice with him after the fight, MTL outshoots TBL 20-9 and outscores 2-1. Verdict: his individual offense fell off, his line is still winning. Worth monitoring through Game 4 to see whether the personal production returns.</w:t>
+        <w:t xml:space="preserve">Splitting Slafkovský's on-ice events at the moment of the Game-2 fight (G2, period 2, 5:14): pre-fight 8 SOG and 3 goals; post-fight (rest of G2 plus all of G3) 2 SOG and 0 goals. With him on the ice after the fight, MTL outshoots Tampa 20-9 and outscores 2-1. Personal production fell off; line-level outcomes did not. Worth tracking through Game 4.</w:t>
       </w:r>
     </w:p>
     <w:tbl>
@@ -8792,7 +8740,7 @@
           <w:sz w:val="20"/>
           <w:szCs w:val="20"/>
         </w:rPr>
-        <w:t xml:space="preserve">Whether the new MTL lines persist for Game 4 or were a one-game tweak. Coaches change their minds; St-Louis has not telegraphed his Game 4 intentions publicly.</w:t>
+        <w:t xml:space="preserve">Whether the new MTL lines persist for Game 4 or were a one-game tweak.</w:t>
       </w:r>
     </w:p>
     <w:p>
@@ -8810,7 +8758,7 @@
           <w:sz w:val="20"/>
           <w:szCs w:val="20"/>
         </w:rPr>
-        <w:t xml:space="preserve">How much of MTL's high-danger edge is sustainable against a Vasilevskiy who has yet to play his series ceiling. PDO regression cuts both ways.</w:t>
+        <w:t xml:space="preserve">How much of MTL's high-danger edge holds against a Vasilevskiy who has yet to play his series ceiling. PDO regression cuts both ways.</w:t>
       </w:r>
     </w:p>
     <w:p>
@@ -8828,7 +8776,7 @@
           <w:sz w:val="20"/>
           <w:szCs w:val="20"/>
         </w:rPr>
-        <w:t xml:space="preserve">Whether Slafkovský's post-fight reduction in shot volume is psychological, tactical, or sample noise. The model only sees ice time and what happened with him on it.</w:t>
+        <w:t xml:space="preserve">Whether Slafkovský's post-fight reduction in shot generation is psychological, tactical, or sample noise.</w:t>
       </w:r>
     </w:p>
     <w:p>
@@ -8846,7 +8794,7 @@
           <w:sz w:val="20"/>
           <w:szCs w:val="20"/>
         </w:rPr>
-        <w:t xml:space="preserve">Officiating variance — TBL's only G3 goal came on the power play, and Game 4 referee assignments matter.</w:t>
+        <w:t xml:space="preserve">Officiating variance. Tampa's only Game-3 goal came on the power play.</w:t>
       </w:r>
     </w:p>
     <w:p>
@@ -8890,7 +8838,7 @@
         </w:numPr>
         <w:spacing w:after="60"/>
       </w:pPr>
-      <w:hyperlink w:history="1" r:id="rIda3wjgdkatlpk_lkq19dft">
+      <w:hyperlink w:history="1" r:id="rIdgckqfomaf7qdug96ywkkw">
         <w:r>
           <w:rPr>
             <w:rStyle w:val="Hyperlink"/>
@@ -8911,7 +8859,7 @@
         </w:numPr>
         <w:spacing w:after="60"/>
       </w:pPr>
-      <w:hyperlink w:history="1" r:id="rIdiaxdldjkjo2h5ki4xojvq">
+      <w:hyperlink w:history="1" r:id="rId1ljqaqqz907ddpnaiqouc">
         <w:r>
           <w:rPr>
             <w:rStyle w:val="Hyperlink"/>
@@ -8948,7 +8896,7 @@
         </w:numPr>
         <w:spacing w:after="60"/>
       </w:pPr>
-      <w:hyperlink w:history="1" r:id="rIdusugtx9ulcr9qkian2j_j">
+      <w:hyperlink w:history="1" r:id="rIdlnixghzoyys6_nl6nhls9">
         <w:r>
           <w:rPr>
             <w:rStyle w:val="Hyperlink"/>
@@ -8969,7 +8917,7 @@
         </w:numPr>
         <w:spacing w:after="60"/>
       </w:pPr>
-      <w:hyperlink w:history="1" r:id="rIdvwcgl44wm_uwanwxsry2r">
+      <w:hyperlink w:history="1" r:id="rIdhcdpaywemrgu-wsvj0e1g">
         <w:r>
           <w:rPr>
             <w:rStyle w:val="Hyperlink"/>
@@ -8990,7 +8938,7 @@
         </w:numPr>
         <w:spacing w:after="60"/>
       </w:pPr>
-      <w:hyperlink w:history="1" r:id="rIds-0ljuth6miiurnj4rg0e">
+      <w:hyperlink w:history="1" r:id="rIdvjl8omzgfgzh0pz-7qeze">
         <w:r>
           <w:rPr>
             <w:rStyle w:val="Hyperlink"/>
@@ -9011,7 +8959,7 @@
         </w:numPr>
         <w:spacing w:after="60"/>
       </w:pPr>
-      <w:hyperlink w:history="1" r:id="rIdufagkbcf6-gftxtpcwx4m">
+      <w:hyperlink w:history="1" r:id="rIdu-xeyxcpvksshciehbzkg">
         <w:r>
           <w:rPr>
             <w:rStyle w:val="Hyperlink"/>
@@ -9032,7 +8980,7 @@
         </w:numPr>
         <w:spacing w:after="60"/>
       </w:pPr>
-      <w:hyperlink w:history="1" r:id="rIdowgarklzyzcznedx_5mcv">
+      <w:hyperlink w:history="1" r:id="rIday8vxq0rboewmfpjmcqie">
         <w:r>
           <w:rPr>
             <w:rStyle w:val="Hyperlink"/>
@@ -9053,7 +9001,7 @@
         </w:numPr>
         <w:spacing w:after="60"/>
       </w:pPr>
-      <w:hyperlink w:history="1" r:id="rIdywmw8so8o-nyu7qpazlbs">
+      <w:hyperlink w:history="1" r:id="rId9l3glk4iz-bfg31pj-yna">
         <w:r>
           <w:rPr>
             <w:rStyle w:val="Hyperlink"/>
@@ -9090,7 +9038,7 @@
         </w:numPr>
         <w:spacing w:after="60"/>
       </w:pPr>
-      <w:hyperlink w:history="1" r:id="rId5fwobkfcr8wfqieqg8hrg">
+      <w:hyperlink w:history="1" r:id="rIdqc8d0ypirf9hm2iexrooo">
         <w:r>
           <w:rPr>
             <w:rStyle w:val="Hyperlink"/>
@@ -9111,7 +9059,7 @@
         </w:numPr>
         <w:spacing w:after="60"/>
       </w:pPr>
-      <w:hyperlink w:history="1" r:id="rIdhskpi-gdaxcjx3ekunzgy">
+      <w:hyperlink w:history="1" r:id="rIdcphmmp5z0mwj_sijszpej">
         <w:r>
           <w:rPr>
             <w:rStyle w:val="Hyperlink"/>
@@ -9132,7 +9080,7 @@
         </w:numPr>
         <w:spacing w:after="60"/>
       </w:pPr>
-      <w:hyperlink w:history="1" r:id="rIddd2vw669tywhjsa8kl8uo">
+      <w:hyperlink w:history="1" r:id="rIdijli0ajzelprr3wexisys">
         <w:r>
           <w:rPr>
             <w:rStyle w:val="Hyperlink"/>
@@ -9153,7 +9101,7 @@
         </w:numPr>
         <w:spacing w:after="60"/>
       </w:pPr>
-      <w:hyperlink w:history="1" r:id="rId-dddr4hawkeikefgrme4a">
+      <w:hyperlink w:history="1" r:id="rIduh9pexzsts9ud2bhf_lxs">
         <w:r>
           <w:rPr>
             <w:rStyle w:val="Hyperlink"/>

--- a/examples/habs_round1_2026/game3_post_2026-04-25_EN.docx
+++ b/examples/habs_round1_2026/game3_post_2026-04-25_EN.docx
@@ -88,7 +88,7 @@
           <w:sz w:val="20"/>
           <w:szCs w:val="20"/>
         </w:rPr>
-        <w:t xml:space="preserve">Texier-Dach-Bolduc, a trio St-Louis assembled for Game 3, scored both of MTL's 5v5 goals in 6.7 minutes of shared ice.</w:t>
+        <w:t xml:space="preserve">Texier-Dach-Bolduc scored both of MTL's 5v5 goals in just 6.7 minutes together — the 4th-most-deployed MTL forward combo of the night, but the most productive one.</w:t>
       </w:r>
       <w:r>
         <w:rPr>
@@ -96,7 +96,7 @@
           <w:sz w:val="20"/>
           <w:szCs w:val="20"/>
         </w:rPr>
-        <w:t xml:space="preserve"> Texier opened the scoring in the first, Dach tied it 2-2 in the second on a tip off Ryan McDonagh's leg.</w:t>
+        <w:t xml:space="preserve"> A bottom-of-the-rotation trio carried the even-strength offense while the Suzuki-Caufield-Slafkovský line had 9.6 minutes and didn't find the net at 5v5.</w:t>
       </w:r>
     </w:p>
     <w:p>
@@ -114,25 +114,7 @@
           <w:sz w:val="20"/>
           <w:szCs w:val="20"/>
         </w:rPr>
-        <w:t xml:space="preserve">At 5v5 across three games, Tampa has 55.4 % of shot attempts; Montreal has 56.1 % of expected goals and </w:t>
-      </w:r>
-      <w:r>
-        <w:rPr>
-          <w:rFonts w:ascii="Arial" w:cs="Arial" w:eastAsia="Arial" w:hAnsi="Arial"/>
-          <w:b/>
-          <w:bCs/>
-          <w:sz w:val="20"/>
-          <w:szCs w:val="20"/>
-        </w:rPr>
-        <w:t xml:space="preserve">75 %</w:t>
-      </w:r>
-      <w:r>
-        <w:rPr>
-          <w:rFonts w:ascii="Arial" w:cs="Arial" w:eastAsia="Arial" w:hAnsi="Arial"/>
-          <w:sz w:val="20"/>
-          <w:szCs w:val="20"/>
-        </w:rPr>
-        <w:t xml:space="preserve"> of high-danger chances. Tampa shoots; Montreal scores.</w:t>
+        <w:t xml:space="preserve">Hutson, Caufield and Suzuki have all scored — and all sit below their regular-season isolated impact at 5v5 across the series. Goals are coming through the stars; the pre-goal possession is being driven by depth (Bolduc, Dach, Texier, Struble, Xhekaj). The eye test sees stars finishing; the data sees stars riding their line.</w:t>
       </w:r>
     </w:p>
     <w:p>
@@ -150,7 +132,7 @@
           <w:sz w:val="20"/>
           <w:szCs w:val="20"/>
         </w:rPr>
-        <w:t xml:space="preserve">Hutson, Caufield and Suzuki have all scored — and all sit below their regular-season isolated impact at 5v5 across the series. The underlying play is being carried by depth (Bolduc, Dach, Texier, Struble, Xhekaj). Goals are coming through the stars; the pre-goal possession isn't.</w:t>
+        <w:t xml:space="preserve">Through three games Dobes has a higher implied save percentage than Vasilevskiy (.905 vs. .893) on near-identical workloads (74 vs. 75 shots faced). Game 3's 29-vs-17 was the outlier; the cumulative read flips the pre-series chatter that Vasilevskiy was the more reliable option.</w:t>
       </w:r>
     </w:p>
     <w:p>
@@ -168,7 +150,25 @@
           <w:sz w:val="20"/>
           <w:szCs w:val="20"/>
         </w:rPr>
-        <w:t xml:space="preserve">Vasilevskiy: 75 shots faced, 8 goals against, .893 implied SV%. Dobes: 74, 7, .905. Near-identical workloads, narrow gap, Dobes a tick higher. The pre-series claim that Vasilevskiy was the more reliable goaltender doesn't hold across three games.</w:t>
+        <w:t xml:space="preserve">MTL holds </w:t>
+      </w:r>
+      <w:r>
+        <w:rPr>
+          <w:rFonts w:ascii="Arial" w:cs="Arial" w:eastAsia="Arial" w:hAnsi="Arial"/>
+          <w:b/>
+          <w:bCs/>
+          <w:sz w:val="20"/>
+          <w:szCs w:val="20"/>
+        </w:rPr>
+        <w:t xml:space="preserve">75 % of 5v5 high-danger chances</w:t>
+      </w:r>
+      <w:r>
+        <w:rPr>
+          <w:rFonts w:ascii="Arial" w:cs="Arial" w:eastAsia="Arial" w:hAnsi="Arial"/>
+          <w:sz w:val="20"/>
+          <w:szCs w:val="20"/>
+        </w:rPr>
+        <w:t xml:space="preserve"> through three games. That is unusually one-sided for any team in any series — the kind of number that almost always regresses, but that has held all three games. Worth watching for the inflection point, not yet for the predictable narrative reversal.</w:t>
       </w:r>
     </w:p>
     <w:p>
@@ -323,7 +323,7 @@
           <w:sz w:val="20"/>
           <w:szCs w:val="20"/>
         </w:rPr>
-        <w:t xml:space="preserve">Texier-Dach-Bolduc shared 6.7 minutes of 5v5 ice — the 4th-most-deployed MTL forward combo of the night and produced both even-strength goals. Texier scored at 4:53 of the first; Dach tied it 2-2 at 12:43 of the second on a tip off Ryan McDonagh's leg. The line is a Game-3 build by St-Louis: Texier moved from Newhook's wing to Dach's, Kapanen took the center role between Newhook (now on the wing) and Demidov.</w:t>
+        <w:t xml:space="preserve">Texier-Dach-Bolduc produced both of MTL's 5v5 goals (Texier at 4:53 of the first, Dach at 12:43 of the second on a tip off McDonagh's leg) in 6.7 minutes of shared ice. The unusual reading: it's the 4th-most-deployed MTL forward combo of the night, yet it's the line that unlocked even-strength scoring — not the Suzuki-Caufield-Slafkovský trio (9.6 min, 0 5v5 goals) or the Newhook-Kapanen-Demidov unit (7.9 min, 0 goals).</w:t>
       </w:r>
     </w:p>
     <w:p>
@@ -8838,7 +8838,7 @@
         </w:numPr>
         <w:spacing w:after="60"/>
       </w:pPr>
-      <w:hyperlink w:history="1" r:id="rIdgckqfomaf7qdug96ywkkw">
+      <w:hyperlink w:history="1" r:id="rIdwjrvaed4oqxuwhkagq3my">
         <w:r>
           <w:rPr>
             <w:rStyle w:val="Hyperlink"/>
@@ -8859,7 +8859,7 @@
         </w:numPr>
         <w:spacing w:after="60"/>
       </w:pPr>
-      <w:hyperlink w:history="1" r:id="rId1ljqaqqz907ddpnaiqouc">
+      <w:hyperlink w:history="1" r:id="rIdggme6je06exm0otjpjmpl">
         <w:r>
           <w:rPr>
             <w:rStyle w:val="Hyperlink"/>
@@ -8896,7 +8896,7 @@
         </w:numPr>
         <w:spacing w:after="60"/>
       </w:pPr>
-      <w:hyperlink w:history="1" r:id="rIdlnixghzoyys6_nl6nhls9">
+      <w:hyperlink w:history="1" r:id="rIdqc-srut_q9aelpuzqqvs7">
         <w:r>
           <w:rPr>
             <w:rStyle w:val="Hyperlink"/>
@@ -8917,7 +8917,7 @@
         </w:numPr>
         <w:spacing w:after="60"/>
       </w:pPr>
-      <w:hyperlink w:history="1" r:id="rIdhcdpaywemrgu-wsvj0e1g">
+      <w:hyperlink w:history="1" r:id="rId1jyhyeg8dp-ynzny5ngsp">
         <w:r>
           <w:rPr>
             <w:rStyle w:val="Hyperlink"/>
@@ -8938,7 +8938,7 @@
         </w:numPr>
         <w:spacing w:after="60"/>
       </w:pPr>
-      <w:hyperlink w:history="1" r:id="rIdvjl8omzgfgzh0pz-7qeze">
+      <w:hyperlink w:history="1" r:id="rId6lj5wn6otyhumxuvusvsu">
         <w:r>
           <w:rPr>
             <w:rStyle w:val="Hyperlink"/>
@@ -8959,7 +8959,7 @@
         </w:numPr>
         <w:spacing w:after="60"/>
       </w:pPr>
-      <w:hyperlink w:history="1" r:id="rIdu-xeyxcpvksshciehbzkg">
+      <w:hyperlink w:history="1" r:id="rIdmllywumfyytgouglgpodn">
         <w:r>
           <w:rPr>
             <w:rStyle w:val="Hyperlink"/>
@@ -8980,7 +8980,7 @@
         </w:numPr>
         <w:spacing w:after="60"/>
       </w:pPr>
-      <w:hyperlink w:history="1" r:id="rIday8vxq0rboewmfpjmcqie">
+      <w:hyperlink w:history="1" r:id="rIdxeabj9b0ex-zc-v4hjfia">
         <w:r>
           <w:rPr>
             <w:rStyle w:val="Hyperlink"/>
@@ -9001,7 +9001,7 @@
         </w:numPr>
         <w:spacing w:after="60"/>
       </w:pPr>
-      <w:hyperlink w:history="1" r:id="rId9l3glk4iz-bfg31pj-yna">
+      <w:hyperlink w:history="1" r:id="rIdgn23omf3muofjpq68_j33">
         <w:r>
           <w:rPr>
             <w:rStyle w:val="Hyperlink"/>
@@ -9038,7 +9038,7 @@
         </w:numPr>
         <w:spacing w:after="60"/>
       </w:pPr>
-      <w:hyperlink w:history="1" r:id="rIdqc8d0ypirf9hm2iexrooo">
+      <w:hyperlink w:history="1" r:id="rIdxbem-vhioggd6twmhosfn">
         <w:r>
           <w:rPr>
             <w:rStyle w:val="Hyperlink"/>
@@ -9059,7 +9059,7 @@
         </w:numPr>
         <w:spacing w:after="60"/>
       </w:pPr>
-      <w:hyperlink w:history="1" r:id="rIdcphmmp5z0mwj_sijszpej">
+      <w:hyperlink w:history="1" r:id="rIdfx4i6cahq8cnlqxu22ghw">
         <w:r>
           <w:rPr>
             <w:rStyle w:val="Hyperlink"/>
@@ -9080,7 +9080,7 @@
         </w:numPr>
         <w:spacing w:after="60"/>
       </w:pPr>
-      <w:hyperlink w:history="1" r:id="rIdijli0ajzelprr3wexisys">
+      <w:hyperlink w:history="1" r:id="rIdcu5uhr-31utjmlqrcnfka">
         <w:r>
           <w:rPr>
             <w:rStyle w:val="Hyperlink"/>
@@ -9101,7 +9101,7 @@
         </w:numPr>
         <w:spacing w:after="60"/>
       </w:pPr>
-      <w:hyperlink w:history="1" r:id="rIduh9pexzsts9ud2bhf_lxs">
+      <w:hyperlink w:history="1" r:id="rIdteqayv6wtkdoq_qtond8k">
         <w:r>
           <w:rPr>
             <w:rStyle w:val="Hyperlink"/>

--- a/examples/habs_round1_2026/game3_post_2026-04-25_EN.docx
+++ b/examples/habs_round1_2026/game3_post_2026-04-25_EN.docx
@@ -114,7 +114,7 @@
           <w:sz w:val="20"/>
           <w:szCs w:val="20"/>
         </w:rPr>
-        <w:t xml:space="preserve">Hutson, Caufield and Suzuki have all scored — and all sit below their regular-season isolated impact at 5v5 across the series. Goals are coming through the stars; the pre-goal possession is being driven by depth (Bolduc, Dach, Texier, Struble, Xhekaj). The eye test sees stars finishing; the data sees stars riding their line.</w:t>
+        <w:t xml:space="preserve">The three biggest iso-impact movers DOWN from regular season to these playoffs at 5v5 are Hutson, Caufield and Suzuki — and only one of them has produced. Hutson is on the scoresheet (G2 + the OT winner in G3); Caufield and Suzuki are scoreless. The depth tier (Bolduc, Dach, Texier, Struble, Xhekaj) is driving both the underlying play and the bottom-line goals — Dach and Texier scored at 5v5 in G3, Bolduc had a primary assist on each.</w:t>
       </w:r>
     </w:p>
     <w:p>
@@ -8838,7 +8838,7 @@
         </w:numPr>
         <w:spacing w:after="60"/>
       </w:pPr>
-      <w:hyperlink w:history="1" r:id="rIdwjrvaed4oqxuwhkagq3my">
+      <w:hyperlink w:history="1" r:id="rIdx2e10vhkr5hdd_8k5mndl">
         <w:r>
           <w:rPr>
             <w:rStyle w:val="Hyperlink"/>
@@ -8859,7 +8859,7 @@
         </w:numPr>
         <w:spacing w:after="60"/>
       </w:pPr>
-      <w:hyperlink w:history="1" r:id="rIdggme6je06exm0otjpjmpl">
+      <w:hyperlink w:history="1" r:id="rIdm0ummdawlq4t-cjy1k6zi">
         <w:r>
           <w:rPr>
             <w:rStyle w:val="Hyperlink"/>
@@ -8896,7 +8896,7 @@
         </w:numPr>
         <w:spacing w:after="60"/>
       </w:pPr>
-      <w:hyperlink w:history="1" r:id="rIdqc-srut_q9aelpuzqqvs7">
+      <w:hyperlink w:history="1" r:id="rIdlhhkxrevzxy7wbabx4vqy">
         <w:r>
           <w:rPr>
             <w:rStyle w:val="Hyperlink"/>
@@ -8917,7 +8917,7 @@
         </w:numPr>
         <w:spacing w:after="60"/>
       </w:pPr>
-      <w:hyperlink w:history="1" r:id="rId1jyhyeg8dp-ynzny5ngsp">
+      <w:hyperlink w:history="1" r:id="rIdi2o4xtbgfmj6vzfd8mida">
         <w:r>
           <w:rPr>
             <w:rStyle w:val="Hyperlink"/>
@@ -8938,7 +8938,7 @@
         </w:numPr>
         <w:spacing w:after="60"/>
       </w:pPr>
-      <w:hyperlink w:history="1" r:id="rId6lj5wn6otyhumxuvusvsu">
+      <w:hyperlink w:history="1" r:id="rIdgsnhhi9nd4u0vn7yau9vt">
         <w:r>
           <w:rPr>
             <w:rStyle w:val="Hyperlink"/>
@@ -8959,7 +8959,7 @@
         </w:numPr>
         <w:spacing w:after="60"/>
       </w:pPr>
-      <w:hyperlink w:history="1" r:id="rIdmllywumfyytgouglgpodn">
+      <w:hyperlink w:history="1" r:id="rIdnddan6oyhwwxlkr57z8ld">
         <w:r>
           <w:rPr>
             <w:rStyle w:val="Hyperlink"/>
@@ -8980,7 +8980,7 @@
         </w:numPr>
         <w:spacing w:after="60"/>
       </w:pPr>
-      <w:hyperlink w:history="1" r:id="rIdxeabj9b0ex-zc-v4hjfia">
+      <w:hyperlink w:history="1" r:id="rIdzc_zqfwlrtywyvmymqyl_">
         <w:r>
           <w:rPr>
             <w:rStyle w:val="Hyperlink"/>
@@ -9001,7 +9001,7 @@
         </w:numPr>
         <w:spacing w:after="60"/>
       </w:pPr>
-      <w:hyperlink w:history="1" r:id="rIdgn23omf3muofjpq68_j33">
+      <w:hyperlink w:history="1" r:id="rIdbuccniphgviiyevlz8fei">
         <w:r>
           <w:rPr>
             <w:rStyle w:val="Hyperlink"/>
@@ -9038,7 +9038,7 @@
         </w:numPr>
         <w:spacing w:after="60"/>
       </w:pPr>
-      <w:hyperlink w:history="1" r:id="rIdxbem-vhioggd6twmhosfn">
+      <w:hyperlink w:history="1" r:id="rId8renocd5byzrfs9si4akk">
         <w:r>
           <w:rPr>
             <w:rStyle w:val="Hyperlink"/>
@@ -9059,7 +9059,7 @@
         </w:numPr>
         <w:spacing w:after="60"/>
       </w:pPr>
-      <w:hyperlink w:history="1" r:id="rIdfx4i6cahq8cnlqxu22ghw">
+      <w:hyperlink w:history="1" r:id="rIdoxnvfzhc2f4qybz6e5gl9">
         <w:r>
           <w:rPr>
             <w:rStyle w:val="Hyperlink"/>
@@ -9080,7 +9080,7 @@
         </w:numPr>
         <w:spacing w:after="60"/>
       </w:pPr>
-      <w:hyperlink w:history="1" r:id="rIdcu5uhr-31utjmlqrcnfka">
+      <w:hyperlink w:history="1" r:id="rId7uj0a-evvikgsqesmuisu">
         <w:r>
           <w:rPr>
             <w:rStyle w:val="Hyperlink"/>
@@ -9101,7 +9101,7 @@
         </w:numPr>
         <w:spacing w:after="60"/>
       </w:pPr>
-      <w:hyperlink w:history="1" r:id="rIdteqayv6wtkdoq_qtond8k">
+      <w:hyperlink w:history="1" r:id="rIdzq86wve2kka7gnqfjwkuu">
         <w:r>
           <w:rPr>
             <w:rStyle w:val="Hyperlink"/>

--- a/examples/habs_round1_2026/game3_post_2026-04-25_EN.docx
+++ b/examples/habs_round1_2026/game3_post_2026-04-25_EN.docx
@@ -7561,7 +7561,7 @@
                 <w:sz w:val="20"/>
                 <w:szCs w:val="20"/>
               </w:rPr>
-              <w:t xml:space="preserve">Hutson, Caufield and Suzuki have all scored in the series. Isolated impact measures the team's underlying expected-goals share when they're on the ice, not their goal-scoring. Goals are landing; the pre-goal play sits below their regular-season standard. The two facts coexist.</w:t>
+              <w:t xml:space="preserve">Hutson is the only one of the three down-movers on the scoresheet (G2 plus the G3 OT winner). Caufield and Suzuki are scoreless. The iso-impact regression measures the team's underlying expected-goals share when each player is on the ice, not their goal totals — even Hutson's goals are landing on iso play below his regular-season standard. The two facts coexist.</w:t>
             </w:r>
           </w:p>
         </w:tc>
@@ -8838,7 +8838,7 @@
         </w:numPr>
         <w:spacing w:after="60"/>
       </w:pPr>
-      <w:hyperlink w:history="1" r:id="rIdx2e10vhkr5hdd_8k5mndl">
+      <w:hyperlink w:history="1" r:id="rIdmwxmyvkjypx-ogm9u86op">
         <w:r>
           <w:rPr>
             <w:rStyle w:val="Hyperlink"/>
@@ -8859,7 +8859,7 @@
         </w:numPr>
         <w:spacing w:after="60"/>
       </w:pPr>
-      <w:hyperlink w:history="1" r:id="rIdm0ummdawlq4t-cjy1k6zi">
+      <w:hyperlink w:history="1" r:id="rIdju81k200sn5m1ez6mpul_">
         <w:r>
           <w:rPr>
             <w:rStyle w:val="Hyperlink"/>
@@ -8896,7 +8896,7 @@
         </w:numPr>
         <w:spacing w:after="60"/>
       </w:pPr>
-      <w:hyperlink w:history="1" r:id="rIdlhhkxrevzxy7wbabx4vqy">
+      <w:hyperlink w:history="1" r:id="rIduwj5dpys0z-l1ea7jr2o9">
         <w:r>
           <w:rPr>
             <w:rStyle w:val="Hyperlink"/>
@@ -8917,7 +8917,7 @@
         </w:numPr>
         <w:spacing w:after="60"/>
       </w:pPr>
-      <w:hyperlink w:history="1" r:id="rIdi2o4xtbgfmj6vzfd8mida">
+      <w:hyperlink w:history="1" r:id="rIdopm66k7hp7as1dgbcizug">
         <w:r>
           <w:rPr>
             <w:rStyle w:val="Hyperlink"/>
@@ -8938,7 +8938,7 @@
         </w:numPr>
         <w:spacing w:after="60"/>
       </w:pPr>
-      <w:hyperlink w:history="1" r:id="rIdgsnhhi9nd4u0vn7yau9vt">
+      <w:hyperlink w:history="1" r:id="rId0thkasatgzspvfyvaml5g">
         <w:r>
           <w:rPr>
             <w:rStyle w:val="Hyperlink"/>
@@ -8959,7 +8959,7 @@
         </w:numPr>
         <w:spacing w:after="60"/>
       </w:pPr>
-      <w:hyperlink w:history="1" r:id="rIdnddan6oyhwwxlkr57z8ld">
+      <w:hyperlink w:history="1" r:id="rId2h11n1x4mm2hlaf-nntr5">
         <w:r>
           <w:rPr>
             <w:rStyle w:val="Hyperlink"/>
@@ -8980,7 +8980,7 @@
         </w:numPr>
         <w:spacing w:after="60"/>
       </w:pPr>
-      <w:hyperlink w:history="1" r:id="rIdzc_zqfwlrtywyvmymqyl_">
+      <w:hyperlink w:history="1" r:id="rIdkwfrsaodzrxkbo57gvbe5">
         <w:r>
           <w:rPr>
             <w:rStyle w:val="Hyperlink"/>
@@ -9001,7 +9001,7 @@
         </w:numPr>
         <w:spacing w:after="60"/>
       </w:pPr>
-      <w:hyperlink w:history="1" r:id="rIdbuccniphgviiyevlz8fei">
+      <w:hyperlink w:history="1" r:id="rIdewdoxw_gbsppntugo75sz">
         <w:r>
           <w:rPr>
             <w:rStyle w:val="Hyperlink"/>
@@ -9038,7 +9038,7 @@
         </w:numPr>
         <w:spacing w:after="60"/>
       </w:pPr>
-      <w:hyperlink w:history="1" r:id="rId8renocd5byzrfs9si4akk">
+      <w:hyperlink w:history="1" r:id="rIdelvwhvjngekxxjrqlt8-t">
         <w:r>
           <w:rPr>
             <w:rStyle w:val="Hyperlink"/>
@@ -9059,7 +9059,7 @@
         </w:numPr>
         <w:spacing w:after="60"/>
       </w:pPr>
-      <w:hyperlink w:history="1" r:id="rIdoxnvfzhc2f4qybz6e5gl9">
+      <w:hyperlink w:history="1" r:id="rIduk3rw7qvvoxnjjitmdtex">
         <w:r>
           <w:rPr>
             <w:rStyle w:val="Hyperlink"/>
@@ -9080,7 +9080,7 @@
         </w:numPr>
         <w:spacing w:after="60"/>
       </w:pPr>
-      <w:hyperlink w:history="1" r:id="rId7uj0a-evvikgsqesmuisu">
+      <w:hyperlink w:history="1" r:id="rIdran5qdznwqgf_ryt_bodu">
         <w:r>
           <w:rPr>
             <w:rStyle w:val="Hyperlink"/>
@@ -9101,7 +9101,7 @@
         </w:numPr>
         <w:spacing w:after="60"/>
       </w:pPr>
-      <w:hyperlink w:history="1" r:id="rIdzq86wve2kka7gnqfjwkuu">
+      <w:hyperlink w:history="1" r:id="rIdh9zktia4fqodkjcvnmujv">
         <w:r>
           <w:rPr>
             <w:rStyle w:val="Hyperlink"/>

--- a/examples/habs_round1_2026/game3_post_2026-04-25_EN.docx
+++ b/examples/habs_round1_2026/game3_post_2026-04-25_EN.docx
@@ -132,7 +132,7 @@
           <w:sz w:val="20"/>
           <w:szCs w:val="20"/>
         </w:rPr>
-        <w:t xml:space="preserve">Through three games Dobes has a higher implied save percentage than Vasilevskiy (.905 vs. .893) on near-identical workloads (74 vs. 75 shots faced). Game 3's 29-vs-17 was the outlier; the cumulative read flips the pre-series chatter that Vasilevskiy was the more reliable option.</w:t>
+        <w:t xml:space="preserve">Through three games Dobes has a higher implied save percentage than Vasilevskiy (.892 vs. .880) on near-identical workloads (74 vs. 75 shots faced). Game 3's 29-vs-17 was the outlier; the cumulative read flips the pre-series chatter that Vasilevskiy was the more reliable option.</w:t>
       </w:r>
     </w:p>
     <w:p>
@@ -3062,7 +3062,7 @@
                 <w:sz w:val="18"/>
                 <w:szCs w:val="18"/>
               </w:rPr>
-              <w:t xml:space="preserve">Through 3 games Dobes' implied SV% is .905 vs Vasilevskiy's .893. The chronique tracks the data.</w:t>
+              <w:t xml:space="preserve">Through 3 games Dobes' implied SV% is .892 vs Vasilevskiy's .880. The chronique tracks the data.</w:t>
             </w:r>
           </w:p>
         </w:tc>
@@ -7598,7 +7598,7 @@
           <w:sz w:val="20"/>
           <w:szCs w:val="20"/>
         </w:rPr>
-        <w:t xml:space="preserve">Vasilevskiy: 75 shots faced, 8 goals against, .893 implied SV%. Dobes: 74, 7, .905. Near-identical workloads across the series, with Dobes a tick ahead on save rate. Game 3 alone was lopsided (29 vs. 17 shots faced); the three-game total isn't. François Gagnon (RDS) wrote Dobes had "matched Vasilevskiy" after Game 3 — that tracks.</w:t>
+        <w:t xml:space="preserve">Vasilevskiy: 75 shots faced, 9 goals against, .880 implied SV%. Dobes: 74, 7, .892. Near-identical workloads across the series, with Dobes a tick ahead on save rate. Game 3 alone was lopsided (29 vs. 17 shots faced); the three-game total isn't. François Gagnon (RDS) wrote Dobes had "matched Vasilevskiy" after Game 3 — that tracks.</w:t>
       </w:r>
     </w:p>
     <w:tbl>
@@ -8838,7 +8838,7 @@
         </w:numPr>
         <w:spacing w:after="60"/>
       </w:pPr>
-      <w:hyperlink w:history="1" r:id="rIdmwxmyvkjypx-ogm9u86op">
+      <w:hyperlink w:history="1" r:id="rIdczqhf3eogdodnkcljhrfs">
         <w:r>
           <w:rPr>
             <w:rStyle w:val="Hyperlink"/>
@@ -8859,7 +8859,7 @@
         </w:numPr>
         <w:spacing w:after="60"/>
       </w:pPr>
-      <w:hyperlink w:history="1" r:id="rIdju81k200sn5m1ez6mpul_">
+      <w:hyperlink w:history="1" r:id="rIdufbrzwyr6mo9pq-2qi650">
         <w:r>
           <w:rPr>
             <w:rStyle w:val="Hyperlink"/>
@@ -8896,7 +8896,7 @@
         </w:numPr>
         <w:spacing w:after="60"/>
       </w:pPr>
-      <w:hyperlink w:history="1" r:id="rIduwj5dpys0z-l1ea7jr2o9">
+      <w:hyperlink w:history="1" r:id="rIdhqw-csu_2y4qh3vwrmb8a">
         <w:r>
           <w:rPr>
             <w:rStyle w:val="Hyperlink"/>
@@ -8917,7 +8917,7 @@
         </w:numPr>
         <w:spacing w:after="60"/>
       </w:pPr>
-      <w:hyperlink w:history="1" r:id="rIdopm66k7hp7as1dgbcizug">
+      <w:hyperlink w:history="1" r:id="rIdjruso3tqe2byyedix2vgd">
         <w:r>
           <w:rPr>
             <w:rStyle w:val="Hyperlink"/>
@@ -8938,7 +8938,7 @@
         </w:numPr>
         <w:spacing w:after="60"/>
       </w:pPr>
-      <w:hyperlink w:history="1" r:id="rId0thkasatgzspvfyvaml5g">
+      <w:hyperlink w:history="1" r:id="rIdf66l1vsfpttwkyno2t4-5">
         <w:r>
           <w:rPr>
             <w:rStyle w:val="Hyperlink"/>
@@ -8959,7 +8959,7 @@
         </w:numPr>
         <w:spacing w:after="60"/>
       </w:pPr>
-      <w:hyperlink w:history="1" r:id="rId2h11n1x4mm2hlaf-nntr5">
+      <w:hyperlink w:history="1" r:id="rIdp1hxhcpxkbwzwffme_mb1">
         <w:r>
           <w:rPr>
             <w:rStyle w:val="Hyperlink"/>
@@ -8980,7 +8980,7 @@
         </w:numPr>
         <w:spacing w:after="60"/>
       </w:pPr>
-      <w:hyperlink w:history="1" r:id="rIdkwfrsaodzrxkbo57gvbe5">
+      <w:hyperlink w:history="1" r:id="rId5byj-xprtytwidhehdxwa">
         <w:r>
           <w:rPr>
             <w:rStyle w:val="Hyperlink"/>
@@ -9001,7 +9001,7 @@
         </w:numPr>
         <w:spacing w:after="60"/>
       </w:pPr>
-      <w:hyperlink w:history="1" r:id="rIdewdoxw_gbsppntugo75sz">
+      <w:hyperlink w:history="1" r:id="rIdqamrlpkjsii5etsyp2fvb">
         <w:r>
           <w:rPr>
             <w:rStyle w:val="Hyperlink"/>
@@ -9038,7 +9038,7 @@
         </w:numPr>
         <w:spacing w:after="60"/>
       </w:pPr>
-      <w:hyperlink w:history="1" r:id="rIdelvwhvjngekxxjrqlt8-t">
+      <w:hyperlink w:history="1" r:id="rIdtrxatmmx4zgo9tavjaihw">
         <w:r>
           <w:rPr>
             <w:rStyle w:val="Hyperlink"/>
@@ -9059,7 +9059,7 @@
         </w:numPr>
         <w:spacing w:after="60"/>
       </w:pPr>
-      <w:hyperlink w:history="1" r:id="rIduk3rw7qvvoxnjjitmdtex">
+      <w:hyperlink w:history="1" r:id="rIddysjqstcc66q_yyluw1lr">
         <w:r>
           <w:rPr>
             <w:rStyle w:val="Hyperlink"/>
@@ -9080,7 +9080,7 @@
         </w:numPr>
         <w:spacing w:after="60"/>
       </w:pPr>
-      <w:hyperlink w:history="1" r:id="rIdran5qdznwqgf_ryt_bodu">
+      <w:hyperlink w:history="1" r:id="rIdqpischkgm01cijw-fag-f">
         <w:r>
           <w:rPr>
             <w:rStyle w:val="Hyperlink"/>
@@ -9101,7 +9101,7 @@
         </w:numPr>
         <w:spacing w:after="60"/>
       </w:pPr>
-      <w:hyperlink w:history="1" r:id="rIdh9zktia4fqodkjcvnmujv">
+      <w:hyperlink w:history="1" r:id="rId73gqaqex6zemutscinzol">
         <w:r>
           <w:rPr>
             <w:rStyle w:val="Hyperlink"/>

--- a/examples/habs_round1_2026/game3_post_2026-04-25_EN.docx
+++ b/examples/habs_round1_2026/game3_post_2026-04-25_EN.docx
@@ -7598,7 +7598,7 @@
           <w:sz w:val="20"/>
           <w:szCs w:val="20"/>
         </w:rPr>
-        <w:t xml:space="preserve">Vasilevskiy: 75 shots faced, 9 goals against, .880 implied SV%. Dobes: 74, 7, .892. Near-identical workloads across the series, with Dobes a tick ahead on save rate. Game 3 alone was lopsided (29 vs. 17 shots faced); the three-game total isn't. François Gagnon (RDS) wrote Dobes had "matched Vasilevskiy" after Game 3 — that tracks.</w:t>
+        <w:t xml:space="preserve">Vasilevskiy: 75 shots faced, 9 goals against, .880 implied SV%. Dobes: 74, 8, .892. Near-identical workloads across the series, with Dobes a tick ahead on save rate. Game 3 alone was lopsided (29 vs. 17 shots faced); the three-game total isn't. François Gagnon (RDS) wrote Dobes had "matched Vasilevskiy" after Game 3 — that tracks.</w:t>
       </w:r>
     </w:p>
     <w:tbl>
@@ -8838,7 +8838,7 @@
         </w:numPr>
         <w:spacing w:after="60"/>
       </w:pPr>
-      <w:hyperlink w:history="1" r:id="rIdczqhf3eogdodnkcljhrfs">
+      <w:hyperlink w:history="1" r:id="rIdlmow_bhpykdolhmxdddeo">
         <w:r>
           <w:rPr>
             <w:rStyle w:val="Hyperlink"/>
@@ -8859,7 +8859,7 @@
         </w:numPr>
         <w:spacing w:after="60"/>
       </w:pPr>
-      <w:hyperlink w:history="1" r:id="rIdufbrzwyr6mo9pq-2qi650">
+      <w:hyperlink w:history="1" r:id="rId9_m7mgk0luiwqj4qe_clq">
         <w:r>
           <w:rPr>
             <w:rStyle w:val="Hyperlink"/>
@@ -8896,7 +8896,7 @@
         </w:numPr>
         <w:spacing w:after="60"/>
       </w:pPr>
-      <w:hyperlink w:history="1" r:id="rIdhqw-csu_2y4qh3vwrmb8a">
+      <w:hyperlink w:history="1" r:id="rIdnpi1jqmcnb1lf3piw8xd0">
         <w:r>
           <w:rPr>
             <w:rStyle w:val="Hyperlink"/>
@@ -8917,7 +8917,7 @@
         </w:numPr>
         <w:spacing w:after="60"/>
       </w:pPr>
-      <w:hyperlink w:history="1" r:id="rIdjruso3tqe2byyedix2vgd">
+      <w:hyperlink w:history="1" r:id="rId16au2bh9qwhkczhbzrzvr">
         <w:r>
           <w:rPr>
             <w:rStyle w:val="Hyperlink"/>
@@ -8938,7 +8938,7 @@
         </w:numPr>
         <w:spacing w:after="60"/>
       </w:pPr>
-      <w:hyperlink w:history="1" r:id="rIdf66l1vsfpttwkyno2t4-5">
+      <w:hyperlink w:history="1" r:id="rIdq50f2jdgbn6snyttdunkt">
         <w:r>
           <w:rPr>
             <w:rStyle w:val="Hyperlink"/>
@@ -8959,7 +8959,7 @@
         </w:numPr>
         <w:spacing w:after="60"/>
       </w:pPr>
-      <w:hyperlink w:history="1" r:id="rIdp1hxhcpxkbwzwffme_mb1">
+      <w:hyperlink w:history="1" r:id="rIdb3_tfrcjqinbfgvdjnwdc">
         <w:r>
           <w:rPr>
             <w:rStyle w:val="Hyperlink"/>
@@ -8980,7 +8980,7 @@
         </w:numPr>
         <w:spacing w:after="60"/>
       </w:pPr>
-      <w:hyperlink w:history="1" r:id="rId5byj-xprtytwidhehdxwa">
+      <w:hyperlink w:history="1" r:id="rIdlxirwojw89omaqhrpcxdu">
         <w:r>
           <w:rPr>
             <w:rStyle w:val="Hyperlink"/>
@@ -9001,7 +9001,7 @@
         </w:numPr>
         <w:spacing w:after="60"/>
       </w:pPr>
-      <w:hyperlink w:history="1" r:id="rIdqamrlpkjsii5etsyp2fvb">
+      <w:hyperlink w:history="1" r:id="rIdqlg64it4g7swe-ahmlnh_">
         <w:r>
           <w:rPr>
             <w:rStyle w:val="Hyperlink"/>
@@ -9038,7 +9038,7 @@
         </w:numPr>
         <w:spacing w:after="60"/>
       </w:pPr>
-      <w:hyperlink w:history="1" r:id="rIdtrxatmmx4zgo9tavjaihw">
+      <w:hyperlink w:history="1" r:id="rIdk-iye5zug-0ulz74dza7a">
         <w:r>
           <w:rPr>
             <w:rStyle w:val="Hyperlink"/>
@@ -9059,7 +9059,7 @@
         </w:numPr>
         <w:spacing w:after="60"/>
       </w:pPr>
-      <w:hyperlink w:history="1" r:id="rIddysjqstcc66q_yyluw1lr">
+      <w:hyperlink w:history="1" r:id="rIdr2t3lrubptrc0nasfn8kk">
         <w:r>
           <w:rPr>
             <w:rStyle w:val="Hyperlink"/>
@@ -9080,7 +9080,7 @@
         </w:numPr>
         <w:spacing w:after="60"/>
       </w:pPr>
-      <w:hyperlink w:history="1" r:id="rIdqpischkgm01cijw-fag-f">
+      <w:hyperlink w:history="1" r:id="rIdqqjvtufpx_drwiephhrqx">
         <w:r>
           <w:rPr>
             <w:rStyle w:val="Hyperlink"/>
@@ -9101,7 +9101,7 @@
         </w:numPr>
         <w:spacing w:after="60"/>
       </w:pPr>
-      <w:hyperlink w:history="1" r:id="rId73gqaqex6zemutscinzol">
+      <w:hyperlink w:history="1" r:id="rIduz2acu_s_opu6eb1efs57">
         <w:r>
           <w:rPr>
             <w:rStyle w:val="Hyperlink"/>
